--- a/Received/Nursery/Nursery, all.docx
+++ b/Received/Nursery/Nursery, all.docx
@@ -11,7 +11,6 @@
           <w:szCs w:val="40"/>
         </w:rPr>
       </w:pPr>
-      <w:proofErr w:type="spellStart"/>
       <w:r>
         <w:rPr>
           <w:rFonts w:ascii="Preeti" w:hAnsi="Preeti"/>
@@ -27,16 +26,7 @@
           <w:sz w:val="40"/>
           <w:szCs w:val="40"/>
         </w:rPr>
-        <w:t>g</w:t>
-      </w:r>
-      <w:proofErr w:type="spellEnd"/>
-      <w:r>
-        <w:rPr>
-          <w:rFonts w:ascii="Preeti" w:hAnsi="Preeti"/>
-          <w:sz w:val="40"/>
-          <w:szCs w:val="40"/>
-        </w:rPr>
-        <w:t xml:space="preserve"> ;f];fOl</w:t>
+        <w:t>g ;f];fOl</w:t>
       </w:r>
       <w:proofErr w:type="gramEnd"/>
       <w:r>
@@ -47,7 +37,6 @@
         </w:rPr>
         <w:t xml:space="preserve">6 </w:t>
       </w:r>
-      <w:proofErr w:type="spellStart"/>
       <w:proofErr w:type="gramStart"/>
       <w:r>
         <w:rPr>
@@ -55,25 +44,7 @@
           <w:sz w:val="40"/>
           <w:szCs w:val="40"/>
         </w:rPr>
-        <w:t>klAns</w:t>
-      </w:r>
-      <w:proofErr w:type="spellEnd"/>
-      <w:r>
-        <w:rPr>
-          <w:rFonts w:ascii="Preeti" w:hAnsi="Preeti"/>
-          <w:sz w:val="40"/>
-          <w:szCs w:val="40"/>
-        </w:rPr>
-        <w:t xml:space="preserve"> :</w:t>
-      </w:r>
-      <w:proofErr w:type="spellStart"/>
-      <w:r>
-        <w:rPr>
-          <w:rFonts w:ascii="Preeti" w:hAnsi="Preeti"/>
-          <w:sz w:val="40"/>
-          <w:szCs w:val="40"/>
-        </w:rPr>
-        <w:t>s</w:t>
+        <w:t>klAns :s</w:t>
       </w:r>
       <w:proofErr w:type="gramEnd"/>
       <w:r>
@@ -84,7 +55,6 @@
         </w:rPr>
         <w:t>"n</w:t>
       </w:r>
-      <w:proofErr w:type="spellEnd"/>
     </w:p>
     <w:p>
       <w:pPr>
@@ -96,7 +66,6 @@
           <w:szCs w:val="40"/>
         </w:rPr>
       </w:pPr>
-      <w:proofErr w:type="spellStart"/>
       <w:proofErr w:type="gramStart"/>
       <w:r>
         <w:rPr>
@@ -104,16 +73,7 @@
           <w:sz w:val="40"/>
           <w:szCs w:val="40"/>
         </w:rPr>
-        <w:t>jflif</w:t>
-      </w:r>
-      <w:proofErr w:type="spellEnd"/>
-      <w:r>
-        <w:rPr>
-          <w:rFonts w:ascii="Preeti" w:hAnsi="Preeti"/>
-          <w:sz w:val="40"/>
-          <w:szCs w:val="40"/>
-        </w:rPr>
-        <w:t>{</w:t>
+        <w:t>jflif{</w:t>
       </w:r>
       <w:proofErr w:type="gramEnd"/>
       <w:r>
@@ -122,25 +82,7 @@
           <w:sz w:val="40"/>
           <w:szCs w:val="40"/>
         </w:rPr>
-        <w:t>s k/</w:t>
-      </w:r>
-      <w:proofErr w:type="spellStart"/>
-      <w:r>
-        <w:rPr>
-          <w:rFonts w:ascii="Preeti" w:hAnsi="Preeti"/>
-          <w:sz w:val="40"/>
-          <w:szCs w:val="40"/>
-        </w:rPr>
-        <w:t>LIff</w:t>
-      </w:r>
-      <w:proofErr w:type="spellEnd"/>
-      <w:r>
-        <w:rPr>
-          <w:rFonts w:ascii="Preeti" w:hAnsi="Preeti"/>
-          <w:sz w:val="40"/>
-          <w:szCs w:val="40"/>
-        </w:rPr>
-        <w:t xml:space="preserve">– </w:t>
+        <w:t xml:space="preserve">s k/LIff– </w:t>
       </w:r>
       <w:proofErr w:type="gramStart"/>
       <w:r>
@@ -171,23 +113,13 @@
           <w:szCs w:val="40"/>
         </w:rPr>
       </w:pPr>
-      <w:proofErr w:type="spellStart"/>
-      <w:r>
-        <w:rPr>
-          <w:rFonts w:ascii="Preeti" w:hAnsi="Preeti"/>
-          <w:sz w:val="40"/>
-          <w:szCs w:val="40"/>
-        </w:rPr>
-        <w:t>sIff</w:t>
-      </w:r>
-      <w:proofErr w:type="spellEnd"/>
-      <w:r>
-        <w:rPr>
-          <w:rFonts w:ascii="Preeti" w:hAnsi="Preeti"/>
-          <w:sz w:val="40"/>
-          <w:szCs w:val="40"/>
-        </w:rPr>
-        <w:t xml:space="preserve">– </w:t>
+      <w:r>
+        <w:rPr>
+          <w:rFonts w:ascii="Preeti" w:hAnsi="Preeti"/>
+          <w:sz w:val="40"/>
+          <w:szCs w:val="40"/>
+        </w:rPr>
+        <w:t xml:space="preserve">sIff– </w:t>
       </w:r>
       <w:proofErr w:type="gramStart"/>
       <w:r>
@@ -312,18 +244,8 @@
           <w:sz w:val="40"/>
           <w:szCs w:val="40"/>
         </w:rPr>
-        <w:t>fª\</w:t>
-      </w:r>
-      <w:proofErr w:type="spellStart"/>
-      <w:r>
-        <w:rPr>
-          <w:rFonts w:ascii="Preeti" w:hAnsi="Preeti"/>
-          <w:sz w:val="40"/>
-          <w:szCs w:val="40"/>
-        </w:rPr>
-        <w:t>sM</w:t>
-      </w:r>
-      <w:proofErr w:type="spellEnd"/>
+        <w:t>fª\sM</w:t>
+      </w:r>
       <w:r>
         <w:rPr>
           <w:rFonts w:ascii="Preeti" w:hAnsi="Preeti"/>
@@ -343,23 +265,13 @@
           <w:szCs w:val="40"/>
         </w:rPr>
       </w:pPr>
-      <w:proofErr w:type="spellStart"/>
-      <w:r>
-        <w:rPr>
-          <w:rFonts w:ascii="Preeti" w:hAnsi="Preeti"/>
-          <w:sz w:val="40"/>
-          <w:szCs w:val="40"/>
-        </w:rPr>
-        <w:t>ljifoM</w:t>
-      </w:r>
-      <w:proofErr w:type="spellEnd"/>
-      <w:r>
-        <w:rPr>
-          <w:rFonts w:ascii="Preeti" w:hAnsi="Preeti"/>
-          <w:sz w:val="40"/>
-          <w:szCs w:val="40"/>
-        </w:rPr>
-        <w:t xml:space="preserve"> </w:t>
+      <w:r>
+        <w:rPr>
+          <w:rFonts w:ascii="Preeti" w:hAnsi="Preeti"/>
+          <w:sz w:val="40"/>
+          <w:szCs w:val="40"/>
+        </w:rPr>
+        <w:t xml:space="preserve">ljifoM </w:t>
       </w:r>
       <w:proofErr w:type="gramStart"/>
       <w:r>
@@ -368,18 +280,8 @@
           <w:sz w:val="40"/>
           <w:szCs w:val="40"/>
         </w:rPr>
-        <w:t>g]</w:t>
-      </w:r>
-      <w:proofErr w:type="spellStart"/>
-      <w:r>
-        <w:rPr>
-          <w:rFonts w:ascii="Preeti" w:hAnsi="Preeti"/>
-          <w:sz w:val="40"/>
-          <w:szCs w:val="40"/>
-        </w:rPr>
-        <w:t>kfnL</w:t>
-      </w:r>
-      <w:proofErr w:type="spellEnd"/>
+        <w:t>g]kfnL</w:t>
+      </w:r>
       <w:proofErr w:type="gramEnd"/>
       <w:r>
         <w:rPr>
@@ -389,7 +291,6 @@
         </w:rPr>
         <w:t xml:space="preserve"> -</w:t>
       </w:r>
-      <w:proofErr w:type="spellStart"/>
       <w:proofErr w:type="gramStart"/>
       <w:r>
         <w:rPr>
@@ -397,16 +298,7 @@
           <w:sz w:val="40"/>
           <w:szCs w:val="40"/>
         </w:rPr>
-        <w:t>df</w:t>
-      </w:r>
-      <w:proofErr w:type="spellEnd"/>
-      <w:r>
-        <w:rPr>
-          <w:rFonts w:ascii="Preeti" w:hAnsi="Preeti"/>
-          <w:sz w:val="40"/>
-          <w:szCs w:val="40"/>
-        </w:rPr>
-        <w:t>}_</w:t>
+        <w:t>df}_</w:t>
       </w:r>
       <w:proofErr w:type="gramEnd"/>
       <w:r>
@@ -489,7 +381,6 @@
         </w:rPr>
         <w:tab/>
       </w:r>
-      <w:proofErr w:type="spellStart"/>
       <w:proofErr w:type="gramStart"/>
       <w:r>
         <w:rPr>
@@ -497,16 +388,7 @@
           <w:sz w:val="40"/>
           <w:szCs w:val="40"/>
         </w:rPr>
-        <w:t>pQL</w:t>
-      </w:r>
-      <w:proofErr w:type="spellEnd"/>
-      <w:r>
-        <w:rPr>
-          <w:rFonts w:ascii="Preeti" w:hAnsi="Preeti"/>
-          <w:sz w:val="40"/>
-          <w:szCs w:val="40"/>
-        </w:rPr>
-        <w:t>{</w:t>
+        <w:t>pQL{</w:t>
       </w:r>
       <w:proofErr w:type="gramEnd"/>
       <w:r>
@@ -517,7 +399,6 @@
         </w:rPr>
         <w:t>0ffª\</w:t>
       </w:r>
-      <w:proofErr w:type="spellStart"/>
       <w:proofErr w:type="gramStart"/>
       <w:r>
         <w:rPr>
@@ -527,7 +408,6 @@
         </w:rPr>
         <w:t>sM</w:t>
       </w:r>
-      <w:proofErr w:type="spellEnd"/>
       <w:r>
         <w:rPr>
           <w:rFonts w:ascii="Preeti" w:hAnsi="Preeti"/>
@@ -556,23 +436,13 @@
           <w:szCs w:val="40"/>
         </w:rPr>
       </w:pPr>
-      <w:proofErr w:type="spellStart"/>
-      <w:r>
-        <w:rPr>
-          <w:rFonts w:ascii="Preeti" w:hAnsi="Preeti"/>
-          <w:sz w:val="40"/>
-          <w:szCs w:val="40"/>
-        </w:rPr>
-        <w:t>gd:t</w:t>
-      </w:r>
-      <w:proofErr w:type="spellEnd"/>
-      <w:r>
-        <w:rPr>
-          <w:rFonts w:ascii="Preeti" w:hAnsi="Preeti"/>
-          <w:sz w:val="40"/>
-          <w:szCs w:val="40"/>
-        </w:rPr>
-        <w:t>]</w:t>
+      <w:r>
+        <w:rPr>
+          <w:rFonts w:ascii="Preeti" w:hAnsi="Preeti"/>
+          <w:sz w:val="40"/>
+          <w:szCs w:val="40"/>
+        </w:rPr>
+        <w:t>gd:t]</w:t>
       </w:r>
       <w:r>
         <w:rPr>
@@ -637,67 +507,21 @@
         </w:rPr>
         <w:t xml:space="preserve"> </w:t>
       </w:r>
-      <w:proofErr w:type="spellStart"/>
-      <w:r>
-        <w:rPr>
-          <w:rFonts w:ascii="Preeti" w:hAnsi="Preeti"/>
-          <w:sz w:val="40"/>
-          <w:szCs w:val="40"/>
-        </w:rPr>
-        <w:t>tkfO</w:t>
-      </w:r>
-      <w:proofErr w:type="spellEnd"/>
-      <w:r>
-        <w:rPr>
-          <w:rFonts w:ascii="Preeti" w:hAnsi="Preeti"/>
-          <w:sz w:val="40"/>
-          <w:szCs w:val="40"/>
-        </w:rPr>
-        <w:t xml:space="preserve">{+sf] </w:t>
-      </w:r>
-      <w:proofErr w:type="spellStart"/>
-      <w:r>
-        <w:rPr>
-          <w:rFonts w:ascii="Preeti" w:hAnsi="Preeti"/>
-          <w:sz w:val="40"/>
-          <w:szCs w:val="40"/>
-        </w:rPr>
-        <w:t>gfd</w:t>
-      </w:r>
-      <w:proofErr w:type="spellEnd"/>
-      <w:r>
-        <w:rPr>
-          <w:rFonts w:ascii="Preeti" w:hAnsi="Preeti"/>
-          <w:sz w:val="40"/>
-          <w:szCs w:val="40"/>
-        </w:rPr>
-        <w:t xml:space="preserve"> s] </w:t>
-      </w:r>
-      <w:proofErr w:type="spellStart"/>
-      <w:r>
-        <w:rPr>
-          <w:rFonts w:ascii="Preeti" w:hAnsi="Preeti"/>
-          <w:sz w:val="40"/>
-          <w:szCs w:val="40"/>
-        </w:rPr>
-        <w:t>xf</w:t>
-      </w:r>
-      <w:proofErr w:type="spellEnd"/>
-      <w:r>
-        <w:rPr>
-          <w:rFonts w:ascii="Preeti" w:hAnsi="Preeti"/>
-          <w:sz w:val="40"/>
-          <w:szCs w:val="40"/>
-        </w:rPr>
-        <w:t>] &lt;</w:t>
-      </w:r>
-      <w:r>
-        <w:rPr>
-          <w:rFonts w:ascii="Preeti" w:hAnsi="Preeti"/>
-          <w:sz w:val="40"/>
-          <w:szCs w:val="40"/>
-        </w:rPr>
-        <w:tab/>
+      <w:r>
+        <w:rPr>
+          <w:rFonts w:ascii="Preeti" w:hAnsi="Preeti"/>
+          <w:sz w:val="40"/>
+          <w:szCs w:val="40"/>
+        </w:rPr>
+        <w:t xml:space="preserve">tkfO{+sf] gfd s] </w:t>
+      </w:r>
+      <w:r>
+        <w:rPr>
+          <w:rFonts w:ascii="Preeti" w:hAnsi="Preeti"/>
+          <w:sz w:val="40"/>
+          <w:szCs w:val="40"/>
+        </w:rPr>
+        <w:t>xf] &lt;</w:t>
       </w:r>
       <w:r>
         <w:rPr>
@@ -952,7 +776,6 @@
         </w:rPr>
         <w:t xml:space="preserve"> </w:t>
       </w:r>
-      <w:proofErr w:type="spellStart"/>
       <w:proofErr w:type="gramStart"/>
       <w:r>
         <w:rPr>
@@ -960,16 +783,7 @@
           <w:sz w:val="40"/>
           <w:szCs w:val="40"/>
         </w:rPr>
-        <w:t>tkfO</w:t>
-      </w:r>
-      <w:proofErr w:type="spellEnd"/>
-      <w:r>
-        <w:rPr>
-          <w:rFonts w:ascii="Preeti" w:hAnsi="Preeti"/>
-          <w:sz w:val="40"/>
-          <w:szCs w:val="40"/>
-        </w:rPr>
-        <w:t>{</w:t>
+        <w:t>tkfO{</w:t>
       </w:r>
       <w:proofErr w:type="gramEnd"/>
       <w:r>
@@ -978,87 +792,15 @@
           <w:sz w:val="40"/>
           <w:szCs w:val="40"/>
         </w:rPr>
-        <w:t xml:space="preserve">+ </w:t>
-      </w:r>
-      <w:proofErr w:type="spellStart"/>
-      <w:r>
-        <w:rPr>
-          <w:rFonts w:ascii="Preeti" w:hAnsi="Preeti"/>
-          <w:sz w:val="40"/>
-          <w:szCs w:val="40"/>
-        </w:rPr>
-        <w:t>slt</w:t>
-      </w:r>
-      <w:proofErr w:type="spellEnd"/>
-      <w:r>
-        <w:rPr>
-          <w:rFonts w:ascii="Preeti" w:hAnsi="Preeti"/>
-          <w:sz w:val="40"/>
-          <w:szCs w:val="40"/>
-        </w:rPr>
-        <w:t xml:space="preserve"> </w:t>
-      </w:r>
-      <w:proofErr w:type="spellStart"/>
-      <w:r>
-        <w:rPr>
-          <w:rFonts w:ascii="Preeti" w:hAnsi="Preeti"/>
-          <w:sz w:val="40"/>
-          <w:szCs w:val="40"/>
-        </w:rPr>
-        <w:t>jif</w:t>
-      </w:r>
-      <w:proofErr w:type="spellEnd"/>
-      <w:r>
-        <w:rPr>
-          <w:rFonts w:ascii="Preeti" w:hAnsi="Preeti"/>
-          <w:sz w:val="40"/>
-          <w:szCs w:val="40"/>
-        </w:rPr>
-        <w:t xml:space="preserve">{sf] </w:t>
-      </w:r>
-      <w:proofErr w:type="spellStart"/>
-      <w:r>
-        <w:rPr>
-          <w:rFonts w:ascii="Preeti" w:hAnsi="Preeti"/>
-          <w:sz w:val="40"/>
-          <w:szCs w:val="40"/>
-        </w:rPr>
-        <w:t>x'</w:t>
-      </w:r>
-      <w:r>
-        <w:rPr>
-          <w:rFonts w:ascii="Preeti" w:hAnsi="Preeti"/>
-          <w:sz w:val="40"/>
-          <w:szCs w:val="40"/>
-        </w:rPr>
-        <w:t>g</w:t>
-      </w:r>
-      <w:proofErr w:type="spellEnd"/>
-      <w:r>
-        <w:rPr>
-          <w:rFonts w:ascii="Preeti" w:hAnsi="Preeti"/>
-          <w:sz w:val="40"/>
-          <w:szCs w:val="40"/>
-        </w:rPr>
-        <w:t xml:space="preserve">' </w:t>
-      </w:r>
-      <w:proofErr w:type="spellStart"/>
-      <w:r>
-        <w:rPr>
-          <w:rFonts w:ascii="Preeti" w:hAnsi="Preeti"/>
-          <w:sz w:val="40"/>
-          <w:szCs w:val="40"/>
-        </w:rPr>
-        <w:t>eof</w:t>
-      </w:r>
-      <w:proofErr w:type="spellEnd"/>
-      <w:r>
-        <w:rPr>
-          <w:rFonts w:ascii="Preeti" w:hAnsi="Preeti"/>
-          <w:sz w:val="40"/>
-          <w:szCs w:val="40"/>
-        </w:rPr>
-        <w:t xml:space="preserve">] </w:t>
+        <w:t>+ slt jif{sf] x'</w:t>
+      </w:r>
+      <w:r>
+        <w:rPr>
+          <w:rFonts w:ascii="Preeti" w:hAnsi="Preeti"/>
+          <w:sz w:val="40"/>
+          <w:szCs w:val="40"/>
+        </w:rPr>
+        <w:t xml:space="preserve">g' eof] </w:t>
       </w:r>
       <w:r>
         <w:rPr>
@@ -1301,105 +1043,14 @@
         </w:rPr>
         <w:t xml:space="preserve">#= </w:t>
       </w:r>
-      <w:proofErr w:type="spellStart"/>
-      <w:r>
-        <w:rPr>
-          <w:rFonts w:ascii="Preeti" w:hAnsi="Preeti"/>
-          <w:sz w:val="40"/>
-          <w:szCs w:val="40"/>
-          <w:lang w:bidi="ne-NP"/>
-        </w:rPr>
-        <w:t>tkfO</w:t>
-      </w:r>
-      <w:proofErr w:type="spellEnd"/>
-      <w:r>
-        <w:rPr>
-          <w:rFonts w:ascii="Preeti" w:hAnsi="Preeti"/>
-          <w:sz w:val="40"/>
-          <w:szCs w:val="40"/>
-          <w:lang w:bidi="ne-NP"/>
-        </w:rPr>
-        <w:t xml:space="preserve">{+sf] </w:t>
-      </w:r>
-      <w:proofErr w:type="spellStart"/>
-      <w:r>
-        <w:rPr>
-          <w:rFonts w:ascii="Preeti" w:hAnsi="Preeti"/>
-          <w:sz w:val="40"/>
-          <w:szCs w:val="40"/>
-          <w:lang w:bidi="ne-NP"/>
-        </w:rPr>
-        <w:t>sIff</w:t>
-      </w:r>
-      <w:proofErr w:type="spellEnd"/>
-      <w:r>
-        <w:rPr>
-          <w:rFonts w:ascii="Preeti" w:hAnsi="Preeti"/>
-          <w:sz w:val="40"/>
-          <w:szCs w:val="40"/>
-          <w:lang w:bidi="ne-NP"/>
-        </w:rPr>
-        <w:t xml:space="preserve"> </w:t>
-      </w:r>
-      <w:proofErr w:type="spellStart"/>
-      <w:r>
-        <w:rPr>
-          <w:rFonts w:ascii="Preeti" w:hAnsi="Preeti"/>
-          <w:sz w:val="40"/>
-          <w:szCs w:val="40"/>
-          <w:lang w:bidi="ne-NP"/>
-        </w:rPr>
-        <w:t>lzIfssf</w:t>
-      </w:r>
-      <w:proofErr w:type="spellEnd"/>
-      <w:r>
-        <w:rPr>
-          <w:rFonts w:ascii="Preeti" w:hAnsi="Preeti"/>
-          <w:sz w:val="40"/>
-          <w:szCs w:val="40"/>
-          <w:lang w:bidi="ne-NP"/>
-        </w:rPr>
-        <w:t xml:space="preserve">] </w:t>
-      </w:r>
-      <w:proofErr w:type="spellStart"/>
-      <w:r>
-        <w:rPr>
-          <w:rFonts w:ascii="Preeti" w:hAnsi="Preeti"/>
-          <w:sz w:val="40"/>
-          <w:szCs w:val="40"/>
-          <w:lang w:bidi="ne-NP"/>
-        </w:rPr>
-        <w:t>gfd</w:t>
-      </w:r>
-      <w:proofErr w:type="spellEnd"/>
-      <w:r>
-        <w:rPr>
-          <w:rFonts w:ascii="Preeti" w:hAnsi="Preeti"/>
-          <w:sz w:val="40"/>
-          <w:szCs w:val="40"/>
-          <w:lang w:bidi="ne-NP"/>
-        </w:rPr>
-        <w:t xml:space="preserve"> s] </w:t>
-      </w:r>
-      <w:proofErr w:type="spellStart"/>
-      <w:r>
-        <w:rPr>
-          <w:rFonts w:ascii="Preeti" w:hAnsi="Preeti"/>
-          <w:sz w:val="40"/>
-          <w:szCs w:val="40"/>
-          <w:lang w:bidi="ne-NP"/>
-        </w:rPr>
-        <w:t>xf</w:t>
-      </w:r>
-      <w:proofErr w:type="spellEnd"/>
-      <w:r>
-        <w:rPr>
-          <w:rFonts w:ascii="Preeti" w:hAnsi="Preeti"/>
-          <w:sz w:val="40"/>
-          <w:szCs w:val="40"/>
-          <w:lang w:bidi="ne-NP"/>
-        </w:rPr>
-        <w:t>] &lt;</w:t>
+      <w:r>
+        <w:rPr>
+          <w:rFonts w:ascii="Preeti" w:hAnsi="Preeti"/>
+          <w:sz w:val="40"/>
+          <w:szCs w:val="40"/>
+          <w:lang w:bidi="ne-NP"/>
+        </w:rPr>
+        <w:t>tkfO{+sf] sIff lzIfssf] gfd s] xf] &lt;</w:t>
       </w:r>
       <w:r>
         <w:rPr>
@@ -1654,96 +1305,16 @@
           <w:szCs w:val="40"/>
           <w:lang w:bidi="ne-NP"/>
         </w:rPr>
-        <w:t xml:space="preserve"> </w:t>
-      </w:r>
-      <w:proofErr w:type="spellStart"/>
-      <w:r>
-        <w:rPr>
-          <w:rFonts w:ascii="Preeti" w:hAnsi="Preeti"/>
-          <w:sz w:val="40"/>
-          <w:szCs w:val="40"/>
-          <w:lang w:bidi="ne-NP"/>
-        </w:rPr>
-        <w:t>tkfO</w:t>
-      </w:r>
-      <w:proofErr w:type="spellEnd"/>
-      <w:r>
-        <w:rPr>
-          <w:rFonts w:ascii="Preeti" w:hAnsi="Preeti"/>
-          <w:sz w:val="40"/>
-          <w:szCs w:val="40"/>
-          <w:lang w:bidi="ne-NP"/>
-        </w:rPr>
-        <w:t>{+sf]</w:t>
-      </w:r>
-      <w:r>
-        <w:rPr>
-          <w:rFonts w:ascii="Preeti" w:hAnsi="Preeti"/>
-          <w:sz w:val="40"/>
-          <w:szCs w:val="40"/>
-          <w:lang w:bidi="ne-NP"/>
-        </w:rPr>
-        <w:t xml:space="preserve"> </w:t>
-      </w:r>
-      <w:proofErr w:type="spellStart"/>
-      <w:r>
-        <w:rPr>
-          <w:rFonts w:ascii="Preeti" w:hAnsi="Preeti"/>
-          <w:sz w:val="40"/>
-          <w:szCs w:val="40"/>
-          <w:lang w:bidi="ne-NP"/>
-        </w:rPr>
-        <w:t>k|wfgfWofkssf</w:t>
-      </w:r>
-      <w:proofErr w:type="spellEnd"/>
-      <w:r>
-        <w:rPr>
-          <w:rFonts w:ascii="Preeti" w:hAnsi="Preeti"/>
-          <w:sz w:val="40"/>
-          <w:szCs w:val="40"/>
-          <w:lang w:bidi="ne-NP"/>
-        </w:rPr>
-        <w:t xml:space="preserve">] </w:t>
-      </w:r>
-      <w:proofErr w:type="spellStart"/>
-      <w:r>
-        <w:rPr>
-          <w:rFonts w:ascii="Preeti" w:hAnsi="Preeti"/>
-          <w:sz w:val="40"/>
-          <w:szCs w:val="40"/>
-          <w:lang w:bidi="ne-NP"/>
-        </w:rPr>
-        <w:t>gfd</w:t>
-      </w:r>
-      <w:proofErr w:type="spellEnd"/>
-      <w:r>
-        <w:rPr>
-          <w:rFonts w:ascii="Preeti" w:hAnsi="Preeti"/>
-          <w:sz w:val="40"/>
-          <w:szCs w:val="40"/>
-          <w:lang w:bidi="ne-NP"/>
-        </w:rPr>
-        <w:t xml:space="preserve"> s] </w:t>
-      </w:r>
-      <w:proofErr w:type="spellStart"/>
-      <w:r>
-        <w:rPr>
-          <w:rFonts w:ascii="Preeti" w:hAnsi="Preeti"/>
-          <w:sz w:val="40"/>
-          <w:szCs w:val="40"/>
-          <w:lang w:bidi="ne-NP"/>
-        </w:rPr>
-        <w:t>xf</w:t>
-      </w:r>
-      <w:proofErr w:type="spellEnd"/>
-      <w:r>
-        <w:rPr>
-          <w:rFonts w:ascii="Preeti" w:hAnsi="Preeti"/>
-          <w:sz w:val="40"/>
-          <w:szCs w:val="40"/>
-          <w:lang w:bidi="ne-NP"/>
-        </w:rPr>
-        <w:t>] &lt;</w:t>
+        <w:t xml:space="preserve"> tkfO{+sf]</w:t>
+      </w:r>
+      <w:r>
+        <w:rPr>
+          <w:rFonts w:ascii="Preeti" w:hAnsi="Preeti"/>
+          <w:sz w:val="40"/>
+          <w:szCs w:val="40"/>
+          <w:lang w:bidi="ne-NP"/>
+        </w:rPr>
+        <w:t xml:space="preserve"> k|wfgfWofkssf] gfd s] xf] &lt;</w:t>
       </w:r>
       <w:r>
         <w:rPr>
@@ -1989,27 +1560,7 @@
           <w:szCs w:val="40"/>
           <w:lang w:bidi="ne-NP"/>
         </w:rPr>
-        <w:t xml:space="preserve">%= </w:t>
-      </w:r>
-      <w:proofErr w:type="spellStart"/>
-      <w:r>
-        <w:rPr>
-          <w:rFonts w:ascii="Preeti" w:hAnsi="Preeti"/>
-          <w:sz w:val="40"/>
-          <w:szCs w:val="40"/>
-          <w:lang w:bidi="ne-NP"/>
-        </w:rPr>
-        <w:t>xfd|f</w:t>
-      </w:r>
-      <w:proofErr w:type="spellEnd"/>
-      <w:r>
-        <w:rPr>
-          <w:rFonts w:ascii="Preeti" w:hAnsi="Preeti"/>
-          <w:sz w:val="40"/>
-          <w:szCs w:val="40"/>
-          <w:lang w:bidi="ne-NP"/>
-        </w:rPr>
-        <w:t>]</w:t>
+        <w:t>%= xfd|f]</w:t>
       </w:r>
       <w:r>
         <w:rPr>
@@ -2027,76 +1578,16 @@
           <w:szCs w:val="40"/>
           <w:lang w:bidi="ne-NP"/>
         </w:rPr>
-        <w:t xml:space="preserve"> </w:t>
-      </w:r>
-      <w:proofErr w:type="spellStart"/>
-      <w:r>
-        <w:rPr>
-          <w:rFonts w:ascii="Preeti" w:hAnsi="Preeti"/>
-          <w:sz w:val="40"/>
-          <w:szCs w:val="40"/>
-          <w:lang w:bidi="ne-NP"/>
-        </w:rPr>
-        <w:t>hgfj</w:t>
-      </w:r>
-      <w:proofErr w:type="spellEnd"/>
-      <w:r>
-        <w:rPr>
-          <w:rFonts w:ascii="Preeti" w:hAnsi="Preeti"/>
-          <w:sz w:val="40"/>
-          <w:szCs w:val="40"/>
-          <w:lang w:bidi="ne-NP"/>
-        </w:rPr>
-        <w:t xml:space="preserve">/sf] </w:t>
-      </w:r>
-      <w:proofErr w:type="spellStart"/>
-      <w:r>
-        <w:rPr>
-          <w:rFonts w:ascii="Preeti" w:hAnsi="Preeti"/>
-          <w:sz w:val="40"/>
-          <w:szCs w:val="40"/>
-          <w:lang w:bidi="ne-NP"/>
-        </w:rPr>
-        <w:t>gfd</w:t>
-      </w:r>
-      <w:proofErr w:type="spellEnd"/>
-      <w:r>
-        <w:rPr>
-          <w:rFonts w:ascii="Preeti" w:hAnsi="Preeti"/>
-          <w:sz w:val="40"/>
-          <w:szCs w:val="40"/>
-          <w:lang w:bidi="ne-NP"/>
-        </w:rPr>
-        <w:t xml:space="preserve"> s]</w:t>
-      </w:r>
-      <w:r>
-        <w:rPr>
-          <w:rFonts w:ascii="Preeti" w:hAnsi="Preeti"/>
-          <w:sz w:val="40"/>
-          <w:szCs w:val="40"/>
-          <w:lang w:bidi="ne-NP"/>
-        </w:rPr>
-        <w:t xml:space="preserve"> </w:t>
-      </w:r>
-      <w:proofErr w:type="spellStart"/>
-      <w:r>
-        <w:rPr>
-          <w:rFonts w:ascii="Preeti" w:hAnsi="Preeti"/>
-          <w:sz w:val="40"/>
-          <w:szCs w:val="40"/>
-          <w:lang w:bidi="ne-NP"/>
-        </w:rPr>
-        <w:t>xf</w:t>
-      </w:r>
-      <w:proofErr w:type="spellEnd"/>
-      <w:r>
-        <w:rPr>
-          <w:rFonts w:ascii="Preeti" w:hAnsi="Preeti"/>
-          <w:sz w:val="40"/>
-          <w:szCs w:val="40"/>
-          <w:lang w:bidi="ne-NP"/>
-        </w:rPr>
-        <w:t>] &lt;</w:t>
+        <w:t xml:space="preserve"> hgfj/sf] gfd s]</w:t>
+      </w:r>
+      <w:r>
+        <w:rPr>
+          <w:rFonts w:ascii="Preeti" w:hAnsi="Preeti"/>
+          <w:sz w:val="40"/>
+          <w:szCs w:val="40"/>
+          <w:lang w:bidi="ne-NP"/>
+        </w:rPr>
+        <w:t xml:space="preserve"> xf] &lt;</w:t>
       </w:r>
       <w:r>
         <w:rPr>
@@ -2353,7 +1844,6 @@
         </w:rPr>
         <w:t xml:space="preserve"> </w:t>
       </w:r>
-      <w:proofErr w:type="spellStart"/>
       <w:proofErr w:type="gramStart"/>
       <w:r>
         <w:rPr>
@@ -2373,7 +1863,6 @@
         </w:rPr>
         <w:t>O</w:t>
       </w:r>
-      <w:proofErr w:type="spellEnd"/>
       <w:r>
         <w:rPr>
           <w:rFonts w:ascii="Preeti" w:hAnsi="Preeti"/>
@@ -2393,7 +1882,6 @@
         </w:rPr>
         <w:t>+</w:t>
       </w:r>
-      <w:proofErr w:type="spellStart"/>
       <w:proofErr w:type="gramStart"/>
       <w:r>
         <w:rPr>
@@ -2402,37 +1890,7 @@
           <w:szCs w:val="40"/>
           <w:lang w:bidi="ne-NP"/>
         </w:rPr>
-        <w:t>nfO</w:t>
-      </w:r>
-      <w:proofErr w:type="spellEnd"/>
-      <w:r>
-        <w:rPr>
-          <w:rFonts w:ascii="Preeti" w:hAnsi="Preeti"/>
-          <w:sz w:val="40"/>
-          <w:szCs w:val="40"/>
-          <w:lang w:bidi="ne-NP"/>
-        </w:rPr>
-        <w:t xml:space="preserve">{ </w:t>
-      </w:r>
-      <w:proofErr w:type="spellStart"/>
-      <w:r>
-        <w:rPr>
-          <w:rFonts w:ascii="Preeti" w:hAnsi="Preeti"/>
-          <w:sz w:val="40"/>
-          <w:szCs w:val="40"/>
-          <w:lang w:bidi="ne-NP"/>
-        </w:rPr>
-        <w:t>dgkg</w:t>
-      </w:r>
-      <w:proofErr w:type="spellEnd"/>
-      <w:r>
-        <w:rPr>
-          <w:rFonts w:ascii="Preeti" w:hAnsi="Preeti"/>
-          <w:sz w:val="40"/>
-          <w:szCs w:val="40"/>
-          <w:lang w:bidi="ne-NP"/>
-        </w:rPr>
-        <w:t>]{ /</w:t>
+        <w:t>nfO{ dgkg]{ /</w:t>
       </w:r>
       <w:proofErr w:type="gramEnd"/>
       <w:r>
@@ -2442,39 +1900,8 @@
           <w:szCs w:val="40"/>
           <w:lang w:bidi="ne-NP"/>
         </w:rPr>
-        <w:t xml:space="preserve">ªsf] </w:t>
-      </w:r>
-      <w:proofErr w:type="spellStart"/>
-      <w:r>
-        <w:rPr>
-          <w:rFonts w:ascii="Preeti" w:hAnsi="Preeti"/>
-          <w:sz w:val="40"/>
-          <w:szCs w:val="40"/>
-          <w:lang w:bidi="ne-NP"/>
-        </w:rPr>
-        <w:t>gfd</w:t>
-      </w:r>
-      <w:proofErr w:type="spellEnd"/>
-      <w:r>
-        <w:rPr>
-          <w:rFonts w:ascii="Preeti" w:hAnsi="Preeti"/>
-          <w:sz w:val="40"/>
-          <w:szCs w:val="40"/>
-          <w:lang w:bidi="ne-NP"/>
-        </w:rPr>
-        <w:t xml:space="preserve"> </w:t>
-      </w:r>
-      <w:proofErr w:type="spellStart"/>
-      <w:r>
-        <w:rPr>
-          <w:rFonts w:ascii="Preeti" w:hAnsi="Preeti"/>
-          <w:sz w:val="40"/>
-          <w:szCs w:val="40"/>
-          <w:lang w:bidi="ne-NP"/>
-        </w:rPr>
-        <w:t>eGg'xf</w:t>
-      </w:r>
-      <w:proofErr w:type="spellEnd"/>
+        <w:t>ªsf] gfd eGg'xf</w:t>
+      </w:r>
       <w:proofErr w:type="gramStart"/>
       <w:r>
         <w:rPr>
@@ -2748,59 +2175,8 @@
           <w:szCs w:val="40"/>
           <w:lang w:bidi="ne-NP"/>
         </w:rPr>
-        <w:t xml:space="preserve"> </w:t>
-      </w:r>
-      <w:proofErr w:type="spellStart"/>
-      <w:r>
-        <w:rPr>
-          <w:rFonts w:ascii="Preeti" w:hAnsi="Preeti"/>
-          <w:sz w:val="40"/>
-          <w:szCs w:val="40"/>
-          <w:lang w:bidi="ne-NP"/>
-        </w:rPr>
-        <w:t>tnsf</w:t>
-      </w:r>
-      <w:proofErr w:type="spellEnd"/>
-      <w:r>
-        <w:rPr>
-          <w:rFonts w:ascii="Preeti" w:hAnsi="Preeti"/>
-          <w:sz w:val="40"/>
-          <w:szCs w:val="40"/>
-          <w:lang w:bidi="ne-NP"/>
-        </w:rPr>
-        <w:t xml:space="preserve">] </w:t>
-      </w:r>
-      <w:proofErr w:type="spellStart"/>
-      <w:r>
-        <w:rPr>
-          <w:rFonts w:ascii="Preeti" w:hAnsi="Preeti"/>
-          <w:sz w:val="40"/>
-          <w:szCs w:val="40"/>
-          <w:lang w:bidi="ne-NP"/>
-        </w:rPr>
-        <w:t>cIf</w:t>
-      </w:r>
-      <w:proofErr w:type="spellEnd"/>
-      <w:r>
-        <w:rPr>
-          <w:rFonts w:ascii="Preeti" w:hAnsi="Preeti"/>
-          <w:sz w:val="40"/>
-          <w:szCs w:val="40"/>
-          <w:lang w:bidi="ne-NP"/>
-        </w:rPr>
-        <w:t xml:space="preserve">/x? </w:t>
-      </w:r>
-      <w:proofErr w:type="spellStart"/>
-      <w:r>
-        <w:rPr>
-          <w:rFonts w:ascii="Preeti" w:hAnsi="Preeti"/>
-          <w:sz w:val="40"/>
-          <w:szCs w:val="40"/>
-          <w:lang w:bidi="ne-NP"/>
-        </w:rPr>
-        <w:t>eGg'xf</w:t>
-      </w:r>
-      <w:proofErr w:type="spellEnd"/>
+        <w:t xml:space="preserve"> tnsf] cIf/x? eGg'xf</w:t>
+      </w:r>
       <w:proofErr w:type="gramStart"/>
       <w:r>
         <w:rPr>
@@ -2959,18 +2335,8 @@
           <w:lang w:bidi="ne-NP"/>
         </w:rPr>
         <w:tab/>
-      </w:r>
-      <w:proofErr w:type="spellStart"/>
-      <w:r>
-        <w:rPr>
-          <w:rFonts w:ascii="Preeti" w:hAnsi="Preeti"/>
-          <w:sz w:val="40"/>
-          <w:szCs w:val="40"/>
-          <w:lang w:bidi="ne-NP"/>
-        </w:rPr>
         <w:t>cf</w:t>
       </w:r>
-      <w:proofErr w:type="spellEnd"/>
       <w:r>
         <w:rPr>
           <w:rFonts w:ascii="Preeti" w:hAnsi="Preeti"/>
@@ -3134,26 +2500,7 @@
           <w:lang w:bidi="ne-NP"/>
         </w:rPr>
         <w:tab/>
-      </w:r>
-      <w:proofErr w:type="spellStart"/>
-      <w:r>
-        <w:rPr>
-          <w:rFonts w:ascii="Preeti" w:hAnsi="Preeti"/>
-          <w:sz w:val="40"/>
-          <w:szCs w:val="40"/>
-          <w:lang w:bidi="ne-NP"/>
-        </w:rPr>
-        <w:t>cf</w:t>
-      </w:r>
-      <w:proofErr w:type="spellEnd"/>
-      <w:r>
-        <w:rPr>
-          <w:rFonts w:ascii="Preeti" w:hAnsi="Preeti"/>
-          <w:sz w:val="40"/>
-          <w:szCs w:val="40"/>
-          <w:lang w:bidi="ne-NP"/>
-        </w:rPr>
-        <w:t>]</w:t>
+        <w:t>cf]</w:t>
       </w:r>
     </w:p>
     <w:p>
@@ -3174,7 +2521,6 @@
           <w:szCs w:val="40"/>
           <w:lang w:bidi="ne-NP"/>
         </w:rPr>
-        <w:lastRenderedPageBreak/>
         <w:tab/>
       </w:r>
       <w:r>
@@ -3314,6 +2660,7 @@
           <w:szCs w:val="40"/>
           <w:lang w:bidi="ne-NP"/>
         </w:rPr>
+        <w:lastRenderedPageBreak/>
         <w:drawing>
           <wp:anchor distT="0" distB="0" distL="114300" distR="114300" simplePos="0" relativeHeight="251588608" behindDoc="0" locked="0" layoutInCell="1" allowOverlap="1" wp14:anchorId="604DDB2A" wp14:editId="25DDD119">
             <wp:simplePos x="0" y="0"/>
@@ -3543,7 +2890,6 @@
         </w:rPr>
         <w:t xml:space="preserve"> </w:t>
       </w:r>
-      <w:proofErr w:type="spellStart"/>
       <w:r>
         <w:rPr>
           <w:rFonts w:ascii="Preeti" w:hAnsi="Preeti"/>
@@ -3553,7 +2899,6 @@
         </w:rPr>
         <w:t>tnsf</w:t>
       </w:r>
-      <w:proofErr w:type="spellEnd"/>
       <w:r>
         <w:rPr>
           <w:rFonts w:ascii="Preeti" w:hAnsi="Preeti"/>
@@ -3563,7 +2908,6 @@
         </w:rPr>
         <w:t xml:space="preserve">] </w:t>
       </w:r>
-      <w:proofErr w:type="spellStart"/>
       <w:proofErr w:type="gramStart"/>
       <w:r>
         <w:rPr>
@@ -3574,7 +2918,6 @@
         </w:rPr>
         <w:t>lrqx?sf</w:t>
       </w:r>
-      <w:proofErr w:type="spellEnd"/>
       <w:proofErr w:type="gramEnd"/>
       <w:r>
         <w:rPr>
@@ -3583,39 +2926,8 @@
           <w:szCs w:val="40"/>
           <w:lang w:bidi="ne-NP"/>
         </w:rPr>
-        <w:t xml:space="preserve">] </w:t>
-      </w:r>
-      <w:proofErr w:type="spellStart"/>
-      <w:r>
-        <w:rPr>
-          <w:rFonts w:ascii="Preeti" w:hAnsi="Preeti"/>
-          <w:sz w:val="40"/>
-          <w:szCs w:val="40"/>
-          <w:lang w:bidi="ne-NP"/>
-        </w:rPr>
-        <w:t>gfd</w:t>
-      </w:r>
-      <w:proofErr w:type="spellEnd"/>
-      <w:r>
-        <w:rPr>
-          <w:rFonts w:ascii="Preeti" w:hAnsi="Preeti"/>
-          <w:sz w:val="40"/>
-          <w:szCs w:val="40"/>
-          <w:lang w:bidi="ne-NP"/>
-        </w:rPr>
-        <w:t xml:space="preserve"> </w:t>
-      </w:r>
-      <w:proofErr w:type="spellStart"/>
-      <w:r>
-        <w:rPr>
-          <w:rFonts w:ascii="Preeti" w:hAnsi="Preeti"/>
-          <w:sz w:val="40"/>
-          <w:szCs w:val="40"/>
-          <w:lang w:bidi="ne-NP"/>
-        </w:rPr>
-        <w:t>eGg'xf</w:t>
-      </w:r>
-      <w:proofErr w:type="spellEnd"/>
+        <w:t>] gfd eGg'xf</w:t>
+      </w:r>
       <w:proofErr w:type="gramStart"/>
       <w:r>
         <w:rPr>
@@ -4289,6 +3601,7 @@
           <w:szCs w:val="40"/>
           <w:lang w:bidi="ne-NP"/>
         </w:rPr>
+        <w:lastRenderedPageBreak/>
         <w:t>Green Society P</w:t>
       </w:r>
       <w:r>
@@ -6289,7 +5602,7 @@
           </mc:Choice>
           <mc:Fallback>
             <w:pict>
-              <v:line w14:anchorId="1891FD8F" id="Straight Connector 17" o:spid="_x0000_s1026" style="position:absolute;z-index:251602944;visibility:visible;mso-wrap-style:square;mso-wrap-distance-left:9pt;mso-wrap-distance-top:0;mso-wrap-distance-right:9pt;mso-wrap-distance-bottom:0;mso-position-horizontal:absolute;mso-position-horizontal-relative:text;mso-position-vertical:absolute;mso-position-vertical-relative:text" from="400.55pt,15.55pt" to="474.75pt,15.55pt" o:gfxdata="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" strokecolor="black [3213]" strokeweight="1pt">
+              <v:line w14:anchorId="18FE3EDB" id="Straight Connector 17" o:spid="_x0000_s1026" style="position:absolute;z-index:251602944;visibility:visible;mso-wrap-style:square;mso-wrap-distance-left:9pt;mso-wrap-distance-top:0;mso-wrap-distance-right:9pt;mso-wrap-distance-bottom:0;mso-position-horizontal:absolute;mso-position-horizontal-relative:text;mso-position-vertical:absolute;mso-position-vertical-relative:text" from="400.55pt,15.55pt" to="474.75pt,15.55pt" o:gfxdata="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" strokecolor="black [3213]" strokeweight="1pt">
                 <v:stroke joinstyle="miter"/>
               </v:line>
             </w:pict>
@@ -6361,7 +5674,7 @@
           </mc:Choice>
           <mc:Fallback>
             <w:pict>
-              <v:line w14:anchorId="1F070B88" id="Straight Connector 16" o:spid="_x0000_s1026" style="position:absolute;z-index:251601920;visibility:visible;mso-wrap-style:square;mso-wrap-distance-left:9pt;mso-wrap-distance-top:0;mso-wrap-distance-right:9pt;mso-wrap-distance-bottom:0;mso-position-horizontal:absolute;mso-position-horizontal-relative:text;mso-position-vertical:absolute;mso-position-vertical-relative:text" from="294.05pt,15.05pt" to="368.25pt,15.05pt" o:gfxdata="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" strokecolor="black [3213]" strokeweight="1pt">
+              <v:line w14:anchorId="1EFA88EF" id="Straight Connector 16" o:spid="_x0000_s1026" style="position:absolute;z-index:251601920;visibility:visible;mso-wrap-style:square;mso-wrap-distance-left:9pt;mso-wrap-distance-top:0;mso-wrap-distance-right:9pt;mso-wrap-distance-bottom:0;mso-position-horizontal:absolute;mso-position-horizontal-relative:text;mso-position-vertical:absolute;mso-position-vertical-relative:text" from="294.05pt,15.05pt" to="368.25pt,15.05pt" o:gfxdata="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" strokecolor="black [3213]" strokeweight="1pt">
                 <v:stroke joinstyle="miter"/>
               </v:line>
             </w:pict>
@@ -6433,7 +5746,7 @@
           </mc:Choice>
           <mc:Fallback>
             <w:pict>
-              <v:line w14:anchorId="30CF17FB" id="Straight Connector 15" o:spid="_x0000_s1026" style="position:absolute;z-index:251599872;visibility:visible;mso-wrap-style:square;mso-wrap-distance-left:9pt;mso-wrap-distance-top:0;mso-wrap-distance-right:9pt;mso-wrap-distance-bottom:0;mso-position-horizontal:absolute;mso-position-horizontal-relative:text;mso-position-vertical:absolute;mso-position-vertical-relative:text" from="201pt,16.05pt" to="275.2pt,16.05pt" o:gfxdata="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" strokecolor="black [3213]" strokeweight="1pt">
+              <v:line w14:anchorId="0FEAF5D6" id="Straight Connector 15" o:spid="_x0000_s1026" style="position:absolute;z-index:251599872;visibility:visible;mso-wrap-style:square;mso-wrap-distance-left:9pt;mso-wrap-distance-top:0;mso-wrap-distance-right:9pt;mso-wrap-distance-bottom:0;mso-position-horizontal:absolute;mso-position-horizontal-relative:text;mso-position-vertical:absolute;mso-position-vertical-relative:text" from="201pt,16.05pt" to="275.2pt,16.05pt" o:gfxdata="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" strokecolor="black [3213]" strokeweight="1pt">
                 <v:stroke joinstyle="miter"/>
               </v:line>
             </w:pict>
@@ -6505,7 +5818,7 @@
           </mc:Choice>
           <mc:Fallback>
             <w:pict>
-              <v:line w14:anchorId="0E07D2AE" id="Straight Connector 14" o:spid="_x0000_s1026" style="position:absolute;z-index:251598848;visibility:visible;mso-wrap-style:square;mso-wrap-distance-left:9pt;mso-wrap-distance-top:0;mso-wrap-distance-right:9pt;mso-wrap-distance-bottom:0;mso-position-horizontal:absolute;mso-position-horizontal-relative:text;mso-position-vertical:absolute;mso-position-vertical-relative:text" from="99.5pt,17.05pt" to="173.7pt,17.05pt" o:gfxdata="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" strokecolor="black [3213]" strokeweight="1pt">
+              <v:line w14:anchorId="6F34DA61" id="Straight Connector 14" o:spid="_x0000_s1026" style="position:absolute;z-index:251598848;visibility:visible;mso-wrap-style:square;mso-wrap-distance-left:9pt;mso-wrap-distance-top:0;mso-wrap-distance-right:9pt;mso-wrap-distance-bottom:0;mso-position-horizontal:absolute;mso-position-horizontal-relative:text;mso-position-vertical:absolute;mso-position-vertical-relative:text" from="99.5pt,17.05pt" to="173.7pt,17.05pt" o:gfxdata="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" strokecolor="black [3213]" strokeweight="1pt">
                 <v:stroke joinstyle="miter"/>
               </v:line>
             </w:pict>
@@ -6577,7 +5890,7 @@
           </mc:Choice>
           <mc:Fallback>
             <w:pict>
-              <v:line w14:anchorId="59ECB1D8" id="Straight Connector 13" o:spid="_x0000_s1026" style="position:absolute;z-index:251597824;visibility:visible;mso-wrap-style:square;mso-wrap-distance-left:9pt;mso-wrap-distance-top:0;mso-wrap-distance-right:9pt;mso-wrap-distance-bottom:0;mso-position-horizontal:absolute;mso-position-horizontal-relative:text;mso-position-vertical:absolute;mso-position-vertical-relative:text" from="-.5pt,16.55pt" to="73.7pt,16.55pt" o:gfxdata="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" strokecolor="black [3213]" strokeweight="1pt">
+              <v:line w14:anchorId="2BE52577" id="Straight Connector 13" o:spid="_x0000_s1026" style="position:absolute;z-index:251597824;visibility:visible;mso-wrap-style:square;mso-wrap-distance-left:9pt;mso-wrap-distance-top:0;mso-wrap-distance-right:9pt;mso-wrap-distance-bottom:0;mso-position-horizontal:absolute;mso-position-horizontal-relative:text;mso-position-vertical:absolute;mso-position-vertical-relative:text" from="-.5pt,16.55pt" to="73.7pt,16.55pt" o:gfxdata="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" strokecolor="black [3213]" strokeweight="1pt">
                 <v:stroke joinstyle="miter"/>
               </v:line>
             </w:pict>
@@ -6936,6 +6249,7 @@
           <w:szCs w:val="40"/>
           <w:lang w:bidi="ne-NP"/>
         </w:rPr>
+        <w:lastRenderedPageBreak/>
         <w:t>8. Neat and Clean.</w:t>
       </w:r>
       <w:r>
@@ -7190,6 +6504,7 @@
           <w:szCs w:val="40"/>
           <w:lang w:bidi="ne-NP"/>
         </w:rPr>
+        <w:lastRenderedPageBreak/>
         <w:t>Green Society Public School</w:t>
       </w:r>
     </w:p>
@@ -7628,7 +6943,7 @@
           <w:lang w:bidi="ne-NP"/>
         </w:rPr>
         <w:drawing>
-          <wp:anchor distT="0" distB="0" distL="114300" distR="114300" simplePos="0" relativeHeight="251604992" behindDoc="0" locked="0" layoutInCell="1" allowOverlap="1" wp14:anchorId="3FE2F961" wp14:editId="2F4BD7D0">
+          <wp:anchor distT="0" distB="0" distL="114300" distR="114300" simplePos="0" relativeHeight="251604992" behindDoc="0" locked="0" layoutInCell="1" allowOverlap="1" wp14:anchorId="3FE2F961" wp14:editId="2CDE73C5">
             <wp:simplePos x="0" y="0"/>
             <wp:positionH relativeFrom="column">
               <wp:posOffset>2019300</wp:posOffset>
@@ -7722,7 +7037,7 @@
           <w:lang w:bidi="ne-NP"/>
         </w:rPr>
         <w:drawing>
-          <wp:anchor distT="0" distB="0" distL="114300" distR="114300" simplePos="0" relativeHeight="251606016" behindDoc="0" locked="0" layoutInCell="1" allowOverlap="1" wp14:anchorId="767EECE4" wp14:editId="72367C4F">
+          <wp:anchor distT="0" distB="0" distL="114300" distR="114300" simplePos="0" relativeHeight="251606016" behindDoc="0" locked="0" layoutInCell="1" allowOverlap="1" wp14:anchorId="767EECE4" wp14:editId="2647D5B6">
             <wp:simplePos x="0" y="0"/>
             <wp:positionH relativeFrom="column">
               <wp:posOffset>2040082</wp:posOffset>
@@ -8276,7 +7591,7 @@
           </mc:Choice>
           <mc:Fallback>
             <w:pict>
-              <v:shape w14:anchorId="1D9B7BD0" id="Cloud 23" o:spid="_x0000_s1026" style="position:absolute;margin-left:-5.5pt;margin-top:23.05pt;width:331.5pt;height:163pt;z-index:251612160;visibility:visible;mso-wrap-style:square;mso-width-percent:0;mso-height-percent:0;mso-wrap-distance-left:9pt;mso-wrap-distance-top:0;mso-wrap-distance-right:9pt;mso-wrap-distance-bottom:0;mso-position-horizontal:absolute;mso-position-horizontal-relative:text;mso-position-vertical:absolute;mso-position-vertical-relative:text;mso-width-percent:0;mso-height-percent:0;mso-width-relative:margin;mso-height-relative:margin;v-text-anchor:middle" coordsize="43200,43200" o:gfxdata="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" path="m3900,14370c3629,11657,4261,8921,5623,6907,7775,3726,11264,3017,14005,5202,15678,909,19914,22,22456,3432,23097,1683,24328,474,25749,200v1564,-302,3126,570,4084,2281c31215,267,33501,-460,35463,690v1495,876,2567,2710,2855,4886c40046,6218,41422,7998,41982,10318v407,1684,349,3513,-164,5142c43079,17694,43520,20590,43016,23322v-670,3632,-2888,6352,-5612,6882c37391,32471,36658,34621,35395,36101v-1919,2249,-4691,2538,-6840,714c27860,39948,25999,42343,23667,43106v-2748,899,-5616,-633,-7187,-3840c12772,42310,7956,40599,5804,35472,3690,35809,1705,34024,1110,31250,679,29243,1060,27077,2113,25551,619,24354,-213,22057,-5,19704,239,16949,1845,14791,3863,14507v12,-46,25,-91,37,-137xem4693,26177nfc3809,26271,2925,25993,2160,25380t4768,9519nfc6573,35092,6200,35220,5820,35280t10658,3810nfc16211,38544,15987,37961,15810,37350m28827,34751nfc28788,35398,28698,36038,28560,36660m34129,22954nfc36133,24282,37398,27058,37380,30090m41798,15354nfc41473,16386,40978,17302,40350,18030m38324,5426nfc38379,5843,38405,6266,38400,6690m29078,3952nfc29267,3369,29516,2826,29820,2340m22141,4720nfc22218,4238,22339,3771,22500,3330m14000,5192nfc14472,5568,14908,6021,15300,6540m4127,15789nfc4024,15325,3948,14851,3900,14370e" filled="f" strokecolor="black [3213]" strokeweight="1pt">
+              <v:shape w14:anchorId="613E5C6A" id="Cloud 23" o:spid="_x0000_s1026" style="position:absolute;margin-left:-5.5pt;margin-top:23.05pt;width:331.5pt;height:163pt;z-index:251612160;visibility:visible;mso-wrap-style:square;mso-width-percent:0;mso-height-percent:0;mso-wrap-distance-left:9pt;mso-wrap-distance-top:0;mso-wrap-distance-right:9pt;mso-wrap-distance-bottom:0;mso-position-horizontal:absolute;mso-position-horizontal-relative:text;mso-position-vertical:absolute;mso-position-vertical-relative:text;mso-width-percent:0;mso-height-percent:0;mso-width-relative:margin;mso-height-relative:margin;v-text-anchor:middle" coordsize="43200,43200" o:gfxdata="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" path="m3900,14370c3629,11657,4261,8921,5623,6907,7775,3726,11264,3017,14005,5202,15678,909,19914,22,22456,3432,23097,1683,24328,474,25749,200v1564,-302,3126,570,4084,2281c31215,267,33501,-460,35463,690v1495,876,2567,2710,2855,4886c40046,6218,41422,7998,41982,10318v407,1684,349,3513,-164,5142c43079,17694,43520,20590,43016,23322v-670,3632,-2888,6352,-5612,6882c37391,32471,36658,34621,35395,36101v-1919,2249,-4691,2538,-6840,714c27860,39948,25999,42343,23667,43106v-2748,899,-5616,-633,-7187,-3840c12772,42310,7956,40599,5804,35472,3690,35809,1705,34024,1110,31250,679,29243,1060,27077,2113,25551,619,24354,-213,22057,-5,19704,239,16949,1845,14791,3863,14507v12,-46,25,-91,37,-137xem4693,26177nfc3809,26271,2925,25993,2160,25380t4768,9519nfc6573,35092,6200,35220,5820,35280t10658,3810nfc16211,38544,15987,37961,15810,37350m28827,34751nfc28788,35398,28698,36038,28560,36660m34129,22954nfc36133,24282,37398,27058,37380,30090m41798,15354nfc41473,16386,40978,17302,40350,18030m38324,5426nfc38379,5843,38405,6266,38400,6690m29078,3952nfc29267,3369,29516,2826,29820,2340m22141,4720nfc22218,4238,22339,3771,22500,3330m14000,5192nfc14472,5568,14908,6021,15300,6540m4127,15789nfc4024,15325,3948,14851,3900,14370e" filled="f" strokecolor="black [3213]" strokeweight="1pt">
                 <v:stroke joinstyle="miter"/>
                 <v:path arrowok="t" o:connecttype="custom" o:connectlocs="457356,1254375;210503,1216184;675167,1672325;567187,1690582;1605861,1873153;1540761,1789774;2809331,1665233;2783311,1756710;3326037,1099932;3642863,1441882;4073418,735748;3932304,863979;3734860,260008;3742267,320578;2833792,189376;2906104,112130;2157748,226178;2192734,159570;1364368,248795;1491059,313390;402196,756593;380074,688596" o:connectangles="0,0,0,0,0,0,0,0,0,0,0,0,0,0,0,0,0,0,0,0,0,0"/>
               </v:shape>
@@ -8300,27 +7615,7 @@
           <w:szCs w:val="40"/>
           <w:lang w:bidi="ne-NP"/>
         </w:rPr>
-        <w:t xml:space="preserve"> </w:t>
-      </w:r>
-      <w:proofErr w:type="spellStart"/>
-      <w:r>
-        <w:rPr>
-          <w:rFonts w:ascii="Times New Roman" w:hAnsi="Times New Roman" w:cs="Times New Roman"/>
-          <w:sz w:val="40"/>
-          <w:szCs w:val="40"/>
-          <w:lang w:bidi="ne-NP"/>
-        </w:rPr>
-        <w:t>Colour</w:t>
-      </w:r>
-      <w:proofErr w:type="spellEnd"/>
-      <w:r>
-        <w:rPr>
-          <w:rFonts w:ascii="Times New Roman" w:hAnsi="Times New Roman" w:cs="Times New Roman"/>
-          <w:sz w:val="40"/>
-          <w:szCs w:val="40"/>
-          <w:lang w:bidi="ne-NP"/>
-        </w:rPr>
-        <w:t xml:space="preserve"> the capital letters.</w:t>
+        <w:t xml:space="preserve"> Colour the capital letters.</w:t>
       </w:r>
       <w:r>
         <w:rPr>
@@ -8434,18 +7729,8 @@
           <w:lang w:bidi="ne-NP"/>
         </w:rPr>
         <w:tab/>
-      </w:r>
-      <w:proofErr w:type="spellStart"/>
-      <w:r>
-        <w:rPr>
-          <w:rFonts w:ascii="Times New Roman" w:hAnsi="Times New Roman" w:cs="Times New Roman"/>
-          <w:sz w:val="40"/>
-          <w:szCs w:val="40"/>
-          <w:lang w:bidi="ne-NP"/>
-        </w:rPr>
         <w:t>m</w:t>
       </w:r>
-      <w:proofErr w:type="spellEnd"/>
       <w:r>
         <w:rPr>
           <w:rFonts w:ascii="Times New Roman" w:hAnsi="Times New Roman" w:cs="Times New Roman"/>
@@ -8561,18 +7846,8 @@
           <w:lang w:bidi="ne-NP"/>
         </w:rPr>
         <w:tab/>
-      </w:r>
-      <w:proofErr w:type="spellStart"/>
-      <w:r>
-        <w:rPr>
-          <w:rFonts w:ascii="Times New Roman" w:hAnsi="Times New Roman" w:cs="Times New Roman"/>
-          <w:sz w:val="40"/>
-          <w:szCs w:val="40"/>
-          <w:lang w:bidi="ne-NP"/>
-        </w:rPr>
         <w:t>i</w:t>
       </w:r>
-      <w:proofErr w:type="spellEnd"/>
       <w:r>
         <w:rPr>
           <w:rFonts w:ascii="Times New Roman" w:hAnsi="Times New Roman" w:cs="Times New Roman"/>
@@ -9027,6 +8302,7 @@
           <w:szCs w:val="40"/>
           <w:lang w:bidi="ne-NP"/>
         </w:rPr>
+        <w:lastRenderedPageBreak/>
         <w:t>4. Match the same capital letters with small letters.</w:t>
       </w:r>
       <w:r>
@@ -9644,47 +8920,27 @@
           <w:lang w:bidi="ne-NP"/>
         </w:rPr>
         <w:tab/>
-      </w:r>
-      <w:proofErr w:type="spellStart"/>
-      <w:r>
-        <w:rPr>
-          <w:rFonts w:ascii="Times New Roman" w:hAnsi="Times New Roman" w:cs="Times New Roman"/>
-          <w:sz w:val="40"/>
-          <w:szCs w:val="40"/>
-          <w:lang w:bidi="ne-NP"/>
-        </w:rPr>
         <w:t>Jj</w:t>
       </w:r>
-      <w:proofErr w:type="spellEnd"/>
-      <w:r>
-        <w:rPr>
-          <w:rFonts w:ascii="Times New Roman" w:hAnsi="Times New Roman" w:cs="Times New Roman"/>
-          <w:sz w:val="40"/>
-          <w:szCs w:val="40"/>
-          <w:lang w:bidi="ne-NP"/>
-        </w:rPr>
-        <w:tab/>
-      </w:r>
-      <w:r>
-        <w:rPr>
-          <w:rFonts w:ascii="Times New Roman" w:hAnsi="Times New Roman" w:cs="Times New Roman"/>
-          <w:sz w:val="40"/>
-          <w:szCs w:val="40"/>
-          <w:lang w:bidi="ne-NP"/>
-        </w:rPr>
-        <w:tab/>
-      </w:r>
-      <w:proofErr w:type="spellStart"/>
-      <w:r>
-        <w:rPr>
-          <w:rFonts w:ascii="Times New Roman" w:hAnsi="Times New Roman" w:cs="Times New Roman"/>
-          <w:sz w:val="40"/>
-          <w:szCs w:val="40"/>
-          <w:lang w:bidi="ne-NP"/>
-        </w:rPr>
+      <w:r>
+        <w:rPr>
+          <w:rFonts w:ascii="Times New Roman" w:hAnsi="Times New Roman" w:cs="Times New Roman"/>
+          <w:sz w:val="40"/>
+          <w:szCs w:val="40"/>
+          <w:lang w:bidi="ne-NP"/>
+        </w:rPr>
+        <w:tab/>
+      </w:r>
+      <w:r>
+        <w:rPr>
+          <w:rFonts w:ascii="Times New Roman" w:hAnsi="Times New Roman" w:cs="Times New Roman"/>
+          <w:sz w:val="40"/>
+          <w:szCs w:val="40"/>
+          <w:lang w:bidi="ne-NP"/>
+        </w:rPr>
+        <w:tab/>
         <w:t>Ii</w:t>
       </w:r>
-      <w:proofErr w:type="spellEnd"/>
       <w:r>
         <w:rPr>
           <w:rFonts w:ascii="Times New Roman" w:hAnsi="Times New Roman" w:cs="Times New Roman"/>
@@ -9780,18 +9036,8 @@
           <w:lang w:bidi="ne-NP"/>
         </w:rPr>
         <w:tab/>
-      </w:r>
-      <w:proofErr w:type="spellStart"/>
-      <w:r>
-        <w:rPr>
-          <w:rFonts w:ascii="Times New Roman" w:hAnsi="Times New Roman" w:cs="Times New Roman"/>
-          <w:sz w:val="40"/>
-          <w:szCs w:val="40"/>
-          <w:lang w:bidi="ne-NP"/>
-        </w:rPr>
         <w:t>Qq</w:t>
       </w:r>
-      <w:proofErr w:type="spellEnd"/>
     </w:p>
     <w:p>
       <w:pPr>
@@ -9859,18 +9105,8 @@
           <w:lang w:bidi="ne-NP"/>
         </w:rPr>
         <w:tab/>
-      </w:r>
-      <w:proofErr w:type="spellStart"/>
-      <w:r>
-        <w:rPr>
-          <w:rFonts w:ascii="Times New Roman" w:hAnsi="Times New Roman" w:cs="Times New Roman"/>
-          <w:sz w:val="40"/>
-          <w:szCs w:val="40"/>
-          <w:lang w:bidi="ne-NP"/>
-        </w:rPr>
         <w:t>Uu</w:t>
       </w:r>
-      <w:proofErr w:type="spellEnd"/>
     </w:p>
     <w:p>
       <w:pPr>
@@ -10291,6 +9527,7 @@
           <w:szCs w:val="40"/>
           <w:lang w:bidi="ne-NP"/>
         </w:rPr>
+        <w:lastRenderedPageBreak/>
         <w:t>7. Write the missing letters.</w:t>
       </w:r>
       <w:r>
@@ -10887,27 +10124,7 @@
           <w:szCs w:val="40"/>
           <w:lang w:bidi="ne-NP"/>
         </w:rPr>
-        <w:t xml:space="preserve">8. </w:t>
-      </w:r>
-      <w:proofErr w:type="spellStart"/>
-      <w:r>
-        <w:rPr>
-          <w:rFonts w:ascii="Times New Roman" w:hAnsi="Times New Roman" w:cs="Times New Roman"/>
-          <w:sz w:val="40"/>
-          <w:szCs w:val="40"/>
-          <w:lang w:bidi="ne-NP"/>
-        </w:rPr>
-        <w:t>Colour</w:t>
-      </w:r>
-      <w:proofErr w:type="spellEnd"/>
-      <w:r>
-        <w:rPr>
-          <w:rFonts w:ascii="Times New Roman" w:hAnsi="Times New Roman" w:cs="Times New Roman"/>
-          <w:sz w:val="40"/>
-          <w:szCs w:val="40"/>
-          <w:lang w:bidi="ne-NP"/>
-        </w:rPr>
-        <w:t xml:space="preserve"> the picture.</w:t>
+        <w:t>8. Colour the picture.</w:t>
       </w:r>
       <w:r>
         <w:rPr>
@@ -11074,6 +10291,7 @@
           <w:szCs w:val="40"/>
           <w:lang w:bidi="ne-NP"/>
         </w:rPr>
+        <w:lastRenderedPageBreak/>
         <w:t>Green Society Public School</w:t>
       </w:r>
     </w:p>
@@ -11221,7 +10439,6 @@
         </w:rPr>
         <w:t xml:space="preserve">Sub: </w:t>
       </w:r>
-      <w:proofErr w:type="spellStart"/>
       <w:r>
         <w:rPr>
           <w:rFonts w:ascii="Times New Roman" w:hAnsi="Times New Roman" w:cs="Times New Roman"/>
@@ -11231,7 +10448,6 @@
         </w:rPr>
         <w:t>Maths</w:t>
       </w:r>
-      <w:proofErr w:type="spellEnd"/>
       <w:r>
         <w:rPr>
           <w:rFonts w:ascii="Times New Roman" w:hAnsi="Times New Roman" w:cs="Times New Roman"/>
@@ -11423,7 +10639,7 @@
           </mc:Choice>
           <mc:Fallback>
             <w:pict>
-              <v:shapetype w14:anchorId="4BAF1306" id="_x0000_t96" coordsize="21600,21600" o:spt="96" adj="17520" path="m10800,qx,10800,10800,21600,21600,10800,10800,xem7340,6445qx6215,7570,7340,8695,8465,7570,7340,6445xnfem14260,6445qx13135,7570,14260,8695,15385,7570,14260,6445xnfem4960@0c8853@3,12747@3,16640@0nfe">
+              <v:shapetype w14:anchorId="2ACE222E" id="_x0000_t96" coordsize="21600,21600" o:spt="96" adj="17520" path="m10800,qx,10800,10800,21600,21600,10800,10800,xem7340,6445qx6215,7570,7340,8695,8465,7570,7340,6445xnfem14260,6445qx13135,7570,14260,8695,15385,7570,14260,6445xnfem4960@0c8853@3,12747@3,16640@0nfe">
                 <v:formulas>
                   <v:f eqn="sum 33030 0 #0"/>
                   <v:f eqn="prod #0 4 3"/>
@@ -11604,7 +10820,7 @@
           </mc:Choice>
           <mc:Fallback>
             <w:pict>
-              <v:shape w14:anchorId="1C87ED74" id="Smiley Face 30" o:spid="_x0000_s1026" type="#_x0000_t96" style="position:absolute;margin-left:.5pt;margin-top:39.5pt;width:32pt;height:30pt;z-index:251618304;visibility:visible;mso-wrap-style:square;mso-height-percent:0;mso-wrap-distance-left:9pt;mso-wrap-distance-top:0;mso-wrap-distance-right:9pt;mso-wrap-distance-bottom:0;mso-position-horizontal:absolute;mso-position-horizontal-relative:text;mso-position-vertical:absolute;mso-position-vertical-relative:text;mso-height-percent:0;mso-height-relative:margin;v-text-anchor:middle" o:gfxdata="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" filled="f" strokecolor="black [3213]" strokeweight="1pt">
+              <v:shape w14:anchorId="650E486F" id="Smiley Face 30" o:spid="_x0000_s1026" type="#_x0000_t96" style="position:absolute;margin-left:.5pt;margin-top:39.5pt;width:32pt;height:30pt;z-index:251618304;visibility:visible;mso-wrap-style:square;mso-height-percent:0;mso-wrap-distance-left:9pt;mso-wrap-distance-top:0;mso-wrap-distance-right:9pt;mso-wrap-distance-bottom:0;mso-position-horizontal:absolute;mso-position-horizontal-relative:text;mso-position-vertical:absolute;mso-position-vertical-relative:text;mso-height-percent:0;mso-height-relative:margin;v-text-anchor:middle" o:gfxdata="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" filled="f" strokecolor="black [3213]" strokeweight="1pt">
                 <v:stroke joinstyle="miter"/>
               </v:shape>
             </w:pict>
@@ -11687,7 +10903,7 @@
           </mc:Choice>
           <mc:Fallback>
             <w:pict>
-              <v:shape w14:anchorId="179AAD25" id="Smiley Face 31" o:spid="_x0000_s1026" type="#_x0000_t96" style="position:absolute;margin-left:36pt;margin-top:41pt;width:32pt;height:30pt;z-index:251619328;visibility:visible;mso-wrap-style:square;mso-height-percent:0;mso-wrap-distance-left:9pt;mso-wrap-distance-top:0;mso-wrap-distance-right:9pt;mso-wrap-distance-bottom:0;mso-position-horizontal:absolute;mso-position-horizontal-relative:text;mso-position-vertical:absolute;mso-position-vertical-relative:text;mso-height-percent:0;mso-height-relative:margin;v-text-anchor:middle" o:gfxdata="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" filled="f" strokecolor="black [3213]" strokeweight="1pt">
+              <v:shape w14:anchorId="2B8C4C77" id="Smiley Face 31" o:spid="_x0000_s1026" type="#_x0000_t96" style="position:absolute;margin-left:36pt;margin-top:41pt;width:32pt;height:30pt;z-index:251619328;visibility:visible;mso-wrap-style:square;mso-height-percent:0;mso-wrap-distance-left:9pt;mso-wrap-distance-top:0;mso-wrap-distance-right:9pt;mso-wrap-distance-bottom:0;mso-position-horizontal:absolute;mso-position-horizontal-relative:text;mso-position-vertical:absolute;mso-position-vertical-relative:text;mso-height-percent:0;mso-height-relative:margin;v-text-anchor:middle" o:gfxdata="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" filled="f" strokecolor="black [3213]" strokeweight="1pt">
                 <v:stroke joinstyle="miter"/>
               </v:shape>
             </w:pict>
@@ -11770,7 +10986,7 @@
           </mc:Choice>
           <mc:Fallback>
             <w:pict>
-              <v:shape w14:anchorId="3A86A7A9" id="Smiley Face 32" o:spid="_x0000_s1026" type="#_x0000_t96" style="position:absolute;margin-left:1in;margin-top:41pt;width:32pt;height:30pt;z-index:251620352;visibility:visible;mso-wrap-style:square;mso-height-percent:0;mso-wrap-distance-left:9pt;mso-wrap-distance-top:0;mso-wrap-distance-right:9pt;mso-wrap-distance-bottom:0;mso-position-horizontal:absolute;mso-position-horizontal-relative:text;mso-position-vertical:absolute;mso-position-vertical-relative:text;mso-height-percent:0;mso-height-relative:margin;v-text-anchor:middle" o:gfxdata="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" filled="f" strokecolor="black [3213]" strokeweight="1pt">
+              <v:shape w14:anchorId="46716770" id="Smiley Face 32" o:spid="_x0000_s1026" type="#_x0000_t96" style="position:absolute;margin-left:1in;margin-top:41pt;width:32pt;height:30pt;z-index:251620352;visibility:visible;mso-wrap-style:square;mso-height-percent:0;mso-wrap-distance-left:9pt;mso-wrap-distance-top:0;mso-wrap-distance-right:9pt;mso-wrap-distance-bottom:0;mso-position-horizontal:absolute;mso-position-horizontal-relative:text;mso-position-vertical:absolute;mso-position-vertical-relative:text;mso-height-percent:0;mso-height-relative:margin;v-text-anchor:middle" o:gfxdata="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" filled="f" strokecolor="black [3213]" strokeweight="1pt">
                 <v:stroke joinstyle="miter"/>
               </v:shape>
             </w:pict>
@@ -11853,7 +11069,7 @@
           </mc:Choice>
           <mc:Fallback>
             <w:pict>
-              <v:shape w14:anchorId="0FE11A4A" id="Smiley Face 33" o:spid="_x0000_s1026" type="#_x0000_t96" style="position:absolute;margin-left:108pt;margin-top:41pt;width:32pt;height:30pt;z-index:251622400;visibility:visible;mso-wrap-style:square;mso-height-percent:0;mso-wrap-distance-left:9pt;mso-wrap-distance-top:0;mso-wrap-distance-right:9pt;mso-wrap-distance-bottom:0;mso-position-horizontal:absolute;mso-position-horizontal-relative:text;mso-position-vertical:absolute;mso-position-vertical-relative:text;mso-height-percent:0;mso-height-relative:margin;v-text-anchor:middle" o:gfxdata="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" filled="f" strokecolor="black [3213]" strokeweight="1pt">
+              <v:shape w14:anchorId="3D7179E2" id="Smiley Face 33" o:spid="_x0000_s1026" type="#_x0000_t96" style="position:absolute;margin-left:108pt;margin-top:41pt;width:32pt;height:30pt;z-index:251622400;visibility:visible;mso-wrap-style:square;mso-height-percent:0;mso-wrap-distance-left:9pt;mso-wrap-distance-top:0;mso-wrap-distance-right:9pt;mso-wrap-distance-bottom:0;mso-position-horizontal:absolute;mso-position-horizontal-relative:text;mso-position-vertical:absolute;mso-position-vertical-relative:text;mso-height-percent:0;mso-height-relative:margin;v-text-anchor:middle" o:gfxdata="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" filled="f" strokecolor="black [3213]" strokeweight="1pt">
                 <v:stroke joinstyle="miter"/>
               </v:shape>
             </w:pict>
@@ -11936,7 +11152,7 @@
           </mc:Choice>
           <mc:Fallback>
             <w:pict>
-              <v:shape w14:anchorId="6ECB1549" id="Smiley Face 28" o:spid="_x0000_s1026" type="#_x0000_t96" style="position:absolute;margin-left:108pt;margin-top:1pt;width:32pt;height:30pt;z-index:251617280;visibility:visible;mso-wrap-style:square;mso-height-percent:0;mso-wrap-distance-left:9pt;mso-wrap-distance-top:0;mso-wrap-distance-right:9pt;mso-wrap-distance-bottom:0;mso-position-horizontal:absolute;mso-position-horizontal-relative:text;mso-position-vertical:absolute;mso-position-vertical-relative:text;mso-height-percent:0;mso-height-relative:margin;v-text-anchor:middle" o:gfxdata="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" filled="f" strokecolor="black [3213]" strokeweight="1pt">
+              <v:shape w14:anchorId="229F8773" id="Smiley Face 28" o:spid="_x0000_s1026" type="#_x0000_t96" style="position:absolute;margin-left:108pt;margin-top:1pt;width:32pt;height:30pt;z-index:251617280;visibility:visible;mso-wrap-style:square;mso-height-percent:0;mso-wrap-distance-left:9pt;mso-wrap-distance-top:0;mso-wrap-distance-right:9pt;mso-wrap-distance-bottom:0;mso-position-horizontal:absolute;mso-position-horizontal-relative:text;mso-position-vertical:absolute;mso-position-vertical-relative:text;mso-height-percent:0;mso-height-relative:margin;v-text-anchor:middle" o:gfxdata="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" filled="f" strokecolor="black [3213]" strokeweight="1pt">
                 <v:stroke joinstyle="miter"/>
               </v:shape>
             </w:pict>
@@ -12019,7 +11235,7 @@
           </mc:Choice>
           <mc:Fallback>
             <w:pict>
-              <v:shape w14:anchorId="37D5CF9B" id="Smiley Face 27" o:spid="_x0000_s1026" type="#_x0000_t96" style="position:absolute;margin-left:1in;margin-top:1pt;width:32pt;height:30pt;z-index:251616256;visibility:visible;mso-wrap-style:square;mso-height-percent:0;mso-wrap-distance-left:9pt;mso-wrap-distance-top:0;mso-wrap-distance-right:9pt;mso-wrap-distance-bottom:0;mso-position-horizontal:absolute;mso-position-horizontal-relative:text;mso-position-vertical:absolute;mso-position-vertical-relative:text;mso-height-percent:0;mso-height-relative:margin;v-text-anchor:middle" o:gfxdata="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" filled="f" strokecolor="black [3213]" strokeweight="1pt">
+              <v:shape w14:anchorId="2B56ECFF" id="Smiley Face 27" o:spid="_x0000_s1026" type="#_x0000_t96" style="position:absolute;margin-left:1in;margin-top:1pt;width:32pt;height:30pt;z-index:251616256;visibility:visible;mso-wrap-style:square;mso-height-percent:0;mso-wrap-distance-left:9pt;mso-wrap-distance-top:0;mso-wrap-distance-right:9pt;mso-wrap-distance-bottom:0;mso-position-horizontal:absolute;mso-position-horizontal-relative:text;mso-position-vertical:absolute;mso-position-vertical-relative:text;mso-height-percent:0;mso-height-relative:margin;v-text-anchor:middle" o:gfxdata="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" filled="f" strokecolor="black [3213]" strokeweight="1pt">
                 <v:stroke joinstyle="miter"/>
               </v:shape>
             </w:pict>
@@ -12102,7 +11318,7 @@
           </mc:Choice>
           <mc:Fallback>
             <w:pict>
-              <v:shape w14:anchorId="5E71FE91" id="Smiley Face 26" o:spid="_x0000_s1026" type="#_x0000_t96" style="position:absolute;margin-left:36pt;margin-top:1pt;width:32pt;height:30pt;z-index:251615232;visibility:visible;mso-wrap-style:square;mso-height-percent:0;mso-wrap-distance-left:9pt;mso-wrap-distance-top:0;mso-wrap-distance-right:9pt;mso-wrap-distance-bottom:0;mso-position-horizontal:absolute;mso-position-horizontal-relative:text;mso-position-vertical:absolute;mso-position-vertical-relative:text;mso-height-percent:0;mso-height-relative:margin;v-text-anchor:middle" o:gfxdata="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" filled="f" strokecolor="black [3213]" strokeweight="1pt">
+              <v:shape w14:anchorId="0ED73849" id="Smiley Face 26" o:spid="_x0000_s1026" type="#_x0000_t96" style="position:absolute;margin-left:36pt;margin-top:1pt;width:32pt;height:30pt;z-index:251615232;visibility:visible;mso-wrap-style:square;mso-height-percent:0;mso-wrap-distance-left:9pt;mso-wrap-distance-top:0;mso-wrap-distance-right:9pt;mso-wrap-distance-bottom:0;mso-position-horizontal:absolute;mso-position-horizontal-relative:text;mso-position-vertical:absolute;mso-position-vertical-relative:text;mso-height-percent:0;mso-height-relative:margin;v-text-anchor:middle" o:gfxdata="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" filled="f" strokecolor="black [3213]" strokeweight="1pt">
                 <v:stroke joinstyle="miter"/>
               </v:shape>
             </w:pict>
@@ -13285,7 +12501,7 @@
           </mc:Choice>
           <mc:Fallback>
             <w:pict>
-              <v:shapetype w14:anchorId="6117974F" id="_x0000_t183" coordsize="21600,21600" o:spt="183" adj="5400" path="m21600,10800l@15@14@15@18xem18436,3163l@17@12@16@13xem10800,l@14@10@18@10xem3163,3163l@12@13@13@12xem,10800l@10@18@10@14xem3163,18436l@13@16@12@17xem10800,21600l@18@15@14@15xem18436,18436l@16@17@17@16xem10800@19qx@19,10800,10800@20@20,10800,10800@19xe">
+              <v:shapetype w14:anchorId="7006A803" id="_x0000_t183" coordsize="21600,21600" o:spt="183" adj="5400" path="m21600,10800l@15@14@15@18xem18436,3163l@17@12@16@13xem10800,l@14@10@18@10xem3163,3163l@12@13@13@12xem,10800l@10@18@10@14xem3163,18436l@13@16@12@17xem10800,21600l@18@15@14@15xem18436,18436l@16@17@17@16xem10800@19qx@19,10800,10800@20@20,10800,10800@19xe">
                 <v:stroke joinstyle="miter"/>
                 <v:formulas>
                   <v:f eqn="sum 10800 0 #0"/>
@@ -13398,7 +12614,7 @@
           </mc:Choice>
           <mc:Fallback>
             <w:pict>
-              <v:shape w14:anchorId="004F45EC" id="Sun 49" o:spid="_x0000_s1026" type="#_x0000_t183" style="position:absolute;margin-left:161.5pt;margin-top:24.05pt;width:29pt;height:26.5pt;z-index:251639808;visibility:visible;mso-wrap-style:square;mso-height-percent:0;mso-wrap-distance-left:9pt;mso-wrap-distance-top:0;mso-wrap-distance-right:9pt;mso-wrap-distance-bottom:0;mso-position-horizontal:absolute;mso-position-horizontal-relative:text;mso-position-vertical:absolute;mso-position-vertical-relative:text;mso-height-percent:0;mso-height-relative:margin;v-text-anchor:middle" o:gfxdata="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" fillcolor="white [3212]" strokecolor="black [3213]" strokeweight="1pt"/>
+              <v:shape w14:anchorId="6E67F725" id="Sun 49" o:spid="_x0000_s1026" type="#_x0000_t183" style="position:absolute;margin-left:161.5pt;margin-top:24.05pt;width:29pt;height:26.5pt;z-index:251639808;visibility:visible;mso-wrap-style:square;mso-height-percent:0;mso-wrap-distance-left:9pt;mso-wrap-distance-top:0;mso-wrap-distance-right:9pt;mso-wrap-distance-bottom:0;mso-position-horizontal:absolute;mso-position-horizontal-relative:text;mso-position-vertical:absolute;mso-position-vertical-relative:text;mso-height-percent:0;mso-height-relative:margin;v-text-anchor:middle" o:gfxdata="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" fillcolor="white [3212]" strokecolor="black [3213]" strokeweight="1pt"/>
             </w:pict>
           </mc:Fallback>
         </mc:AlternateContent>
@@ -13481,7 +12697,7 @@
           </mc:Choice>
           <mc:Fallback>
             <w:pict>
-              <v:shape w14:anchorId="24161C62" id="Sun 47" o:spid="_x0000_s1026" type="#_x0000_t183" style="position:absolute;margin-left:96.5pt;margin-top:24.05pt;width:29pt;height:26.5pt;z-index:251637760;visibility:visible;mso-wrap-style:square;mso-height-percent:0;mso-wrap-distance-left:9pt;mso-wrap-distance-top:0;mso-wrap-distance-right:9pt;mso-wrap-distance-bottom:0;mso-position-horizontal:absolute;mso-position-horizontal-relative:text;mso-position-vertical:absolute;mso-position-vertical-relative:text;mso-height-percent:0;mso-height-relative:margin;v-text-anchor:middle" o:gfxdata="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" fillcolor="white [3212]" strokecolor="black [3213]" strokeweight="1pt"/>
+              <v:shape w14:anchorId="222E2651" id="Sun 47" o:spid="_x0000_s1026" type="#_x0000_t183" style="position:absolute;margin-left:96.5pt;margin-top:24.05pt;width:29pt;height:26.5pt;z-index:251637760;visibility:visible;mso-wrap-style:square;mso-height-percent:0;mso-wrap-distance-left:9pt;mso-wrap-distance-top:0;mso-wrap-distance-right:9pt;mso-wrap-distance-bottom:0;mso-position-horizontal:absolute;mso-position-horizontal-relative:text;mso-position-vertical:absolute;mso-position-vertical-relative:text;mso-height-percent:0;mso-height-relative:margin;v-text-anchor:middle" o:gfxdata="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" fillcolor="white [3212]" strokecolor="black [3213]" strokeweight="1pt"/>
             </w:pict>
           </mc:Fallback>
         </mc:AlternateContent>
@@ -13564,7 +12780,7 @@
           </mc:Choice>
           <mc:Fallback>
             <w:pict>
-              <v:shape w14:anchorId="64DE4E9B" id="Sun 46" o:spid="_x0000_s1026" type="#_x0000_t183" style="position:absolute;margin-left:64pt;margin-top:24.05pt;width:29pt;height:26.5pt;z-index:251636736;visibility:visible;mso-wrap-style:square;mso-height-percent:0;mso-wrap-distance-left:9pt;mso-wrap-distance-top:0;mso-wrap-distance-right:9pt;mso-wrap-distance-bottom:0;mso-position-horizontal:absolute;mso-position-horizontal-relative:text;mso-position-vertical:absolute;mso-position-vertical-relative:text;mso-height-percent:0;mso-height-relative:margin;v-text-anchor:middle" o:gfxdata="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" fillcolor="white [3212]" strokecolor="black [3213]" strokeweight="1pt"/>
+              <v:shape w14:anchorId="3F10B70D" id="Sun 46" o:spid="_x0000_s1026" type="#_x0000_t183" style="position:absolute;margin-left:64pt;margin-top:24.05pt;width:29pt;height:26.5pt;z-index:251636736;visibility:visible;mso-wrap-style:square;mso-height-percent:0;mso-wrap-distance-left:9pt;mso-wrap-distance-top:0;mso-wrap-distance-right:9pt;mso-wrap-distance-bottom:0;mso-position-horizontal:absolute;mso-position-horizontal-relative:text;mso-position-vertical:absolute;mso-position-vertical-relative:text;mso-height-percent:0;mso-height-relative:margin;v-text-anchor:middle" o:gfxdata="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" fillcolor="white [3212]" strokecolor="black [3213]" strokeweight="1pt"/>
             </w:pict>
           </mc:Fallback>
         </mc:AlternateContent>
@@ -13647,7 +12863,7 @@
           </mc:Choice>
           <mc:Fallback>
             <w:pict>
-              <v:shape w14:anchorId="13AEE90E" id="Sun 45" o:spid="_x0000_s1026" type="#_x0000_t183" style="position:absolute;margin-left:33pt;margin-top:24.05pt;width:29pt;height:26.5pt;z-index:251635712;visibility:visible;mso-wrap-style:square;mso-height-percent:0;mso-wrap-distance-left:9pt;mso-wrap-distance-top:0;mso-wrap-distance-right:9pt;mso-wrap-distance-bottom:0;mso-position-horizontal:absolute;mso-position-horizontal-relative:text;mso-position-vertical:absolute;mso-position-vertical-relative:text;mso-height-percent:0;mso-height-relative:margin;v-text-anchor:middle" o:gfxdata="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" fillcolor="white [3212]" strokecolor="black [3213]" strokeweight="1pt"/>
+              <v:shape w14:anchorId="0D8A50F3" id="Sun 45" o:spid="_x0000_s1026" type="#_x0000_t183" style="position:absolute;margin-left:33pt;margin-top:24.05pt;width:29pt;height:26.5pt;z-index:251635712;visibility:visible;mso-wrap-style:square;mso-height-percent:0;mso-wrap-distance-left:9pt;mso-wrap-distance-top:0;mso-wrap-distance-right:9pt;mso-wrap-distance-bottom:0;mso-position-horizontal:absolute;mso-position-horizontal-relative:text;mso-position-vertical:absolute;mso-position-vertical-relative:text;mso-height-percent:0;mso-height-relative:margin;v-text-anchor:middle" o:gfxdata="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" fillcolor="white [3212]" strokecolor="black [3213]" strokeweight="1pt"/>
             </w:pict>
           </mc:Fallback>
         </mc:AlternateContent>
@@ -13730,7 +12946,7 @@
           </mc:Choice>
           <mc:Fallback>
             <w:pict>
-              <v:shape w14:anchorId="1D4B21EB" id="Sun 44" o:spid="_x0000_s1026" type="#_x0000_t183" style="position:absolute;margin-left:.5pt;margin-top:24.05pt;width:29pt;height:26.5pt;z-index:251634688;visibility:visible;mso-wrap-style:square;mso-height-percent:0;mso-wrap-distance-left:9pt;mso-wrap-distance-top:0;mso-wrap-distance-right:9pt;mso-wrap-distance-bottom:0;mso-position-horizontal:absolute;mso-position-horizontal-relative:text;mso-position-vertical:absolute;mso-position-vertical-relative:text;mso-height-percent:0;mso-height-relative:margin;v-text-anchor:middle" o:gfxdata="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" fillcolor="white [3212]" strokecolor="black [3213]" strokeweight="1pt"/>
+              <v:shape w14:anchorId="0CEC8236" id="Sun 44" o:spid="_x0000_s1026" type="#_x0000_t183" style="position:absolute;margin-left:.5pt;margin-top:24.05pt;width:29pt;height:26.5pt;z-index:251634688;visibility:visible;mso-wrap-style:square;mso-height-percent:0;mso-wrap-distance-left:9pt;mso-wrap-distance-top:0;mso-wrap-distance-right:9pt;mso-wrap-distance-bottom:0;mso-position-horizontal:absolute;mso-position-horizontal-relative:text;mso-position-vertical:absolute;mso-position-vertical-relative:text;mso-height-percent:0;mso-height-relative:margin;v-text-anchor:middle" o:gfxdata="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" fillcolor="white [3212]" strokecolor="black [3213]" strokeweight="1pt"/>
             </w:pict>
           </mc:Fallback>
         </mc:AlternateContent>
@@ -13825,7 +13041,7 @@
           </mc:Choice>
           <mc:Fallback>
             <w:pict>
-              <v:shape w14:anchorId="1D3EDEB3" id="Sun 56" o:spid="_x0000_s1026" type="#_x0000_t183" style="position:absolute;margin-left:195.5pt;margin-top:11.55pt;width:29pt;height:26.5pt;z-index:251648000;visibility:visible;mso-wrap-style:square;mso-height-percent:0;mso-wrap-distance-left:9pt;mso-wrap-distance-top:0;mso-wrap-distance-right:9pt;mso-wrap-distance-bottom:0;mso-position-horizontal:absolute;mso-position-horizontal-relative:text;mso-position-vertical:absolute;mso-position-vertical-relative:text;mso-height-percent:0;mso-height-relative:margin;v-text-anchor:middle" o:gfxdata="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" fillcolor="white [3212]" strokecolor="black [3213]" strokeweight="1pt"/>
+              <v:shape w14:anchorId="7B142E95" id="Sun 56" o:spid="_x0000_s1026" type="#_x0000_t183" style="position:absolute;margin-left:195.5pt;margin-top:11.55pt;width:29pt;height:26.5pt;z-index:251648000;visibility:visible;mso-wrap-style:square;mso-height-percent:0;mso-wrap-distance-left:9pt;mso-wrap-distance-top:0;mso-wrap-distance-right:9pt;mso-wrap-distance-bottom:0;mso-position-horizontal:absolute;mso-position-horizontal-relative:text;mso-position-vertical:absolute;mso-position-vertical-relative:text;mso-height-percent:0;mso-height-relative:margin;v-text-anchor:middle" o:gfxdata="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" fillcolor="white [3212]" strokecolor="black [3213]" strokeweight="1pt"/>
             </w:pict>
           </mc:Fallback>
         </mc:AlternateContent>
@@ -13908,7 +13124,7 @@
           </mc:Choice>
           <mc:Fallback>
             <w:pict>
-              <v:shape w14:anchorId="5ED4F5DF" id="Sun 50" o:spid="_x0000_s1026" type="#_x0000_t183" style="position:absolute;margin-left:.5pt;margin-top:11.55pt;width:29pt;height:26.5pt;z-index:251640832;visibility:visible;mso-wrap-style:square;mso-height-percent:0;mso-wrap-distance-left:9pt;mso-wrap-distance-top:0;mso-wrap-distance-right:9pt;mso-wrap-distance-bottom:0;mso-position-horizontal:absolute;mso-position-horizontal-relative:text;mso-position-vertical:absolute;mso-position-vertical-relative:text;mso-height-percent:0;mso-height-relative:margin;v-text-anchor:middle" o:gfxdata="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" fillcolor="white [3212]" strokecolor="black [3213]" strokeweight="1pt"/>
+              <v:shape w14:anchorId="0EFCACE1" id="Sun 50" o:spid="_x0000_s1026" type="#_x0000_t183" style="position:absolute;margin-left:.5pt;margin-top:11.55pt;width:29pt;height:26.5pt;z-index:251640832;visibility:visible;mso-wrap-style:square;mso-height-percent:0;mso-wrap-distance-left:9pt;mso-wrap-distance-top:0;mso-wrap-distance-right:9pt;mso-wrap-distance-bottom:0;mso-position-horizontal:absolute;mso-position-horizontal-relative:text;mso-position-vertical:absolute;mso-position-vertical-relative:text;mso-height-percent:0;mso-height-relative:margin;v-text-anchor:middle" o:gfxdata="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" fillcolor="white [3212]" strokecolor="black [3213]" strokeweight="1pt"/>
             </w:pict>
           </mc:Fallback>
         </mc:AlternateContent>
@@ -13991,7 +13207,7 @@
           </mc:Choice>
           <mc:Fallback>
             <w:pict>
-              <v:shape w14:anchorId="079E7E18" id="Sun 51" o:spid="_x0000_s1026" type="#_x0000_t183" style="position:absolute;margin-left:33pt;margin-top:11.55pt;width:29pt;height:26.5pt;z-index:251641856;visibility:visible;mso-wrap-style:square;mso-height-percent:0;mso-wrap-distance-left:9pt;mso-wrap-distance-top:0;mso-wrap-distance-right:9pt;mso-wrap-distance-bottom:0;mso-position-horizontal:absolute;mso-position-horizontal-relative:text;mso-position-vertical:absolute;mso-position-vertical-relative:text;mso-height-percent:0;mso-height-relative:margin;v-text-anchor:middle" o:gfxdata="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" fillcolor="white [3212]" strokecolor="black [3213]" strokeweight="1pt"/>
+              <v:shape w14:anchorId="5CB82FE9" id="Sun 51" o:spid="_x0000_s1026" type="#_x0000_t183" style="position:absolute;margin-left:33pt;margin-top:11.55pt;width:29pt;height:26.5pt;z-index:251641856;visibility:visible;mso-wrap-style:square;mso-height-percent:0;mso-wrap-distance-left:9pt;mso-wrap-distance-top:0;mso-wrap-distance-right:9pt;mso-wrap-distance-bottom:0;mso-position-horizontal:absolute;mso-position-horizontal-relative:text;mso-position-vertical:absolute;mso-position-vertical-relative:text;mso-height-percent:0;mso-height-relative:margin;v-text-anchor:middle" o:gfxdata="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" fillcolor="white [3212]" strokecolor="black [3213]" strokeweight="1pt"/>
             </w:pict>
           </mc:Fallback>
         </mc:AlternateContent>
@@ -14074,7 +13290,7 @@
           </mc:Choice>
           <mc:Fallback>
             <w:pict>
-              <v:shape w14:anchorId="4D06803E" id="Sun 52" o:spid="_x0000_s1026" type="#_x0000_t183" style="position:absolute;margin-left:64pt;margin-top:11.55pt;width:29pt;height:26.5pt;z-index:251642880;visibility:visible;mso-wrap-style:square;mso-height-percent:0;mso-wrap-distance-left:9pt;mso-wrap-distance-top:0;mso-wrap-distance-right:9pt;mso-wrap-distance-bottom:0;mso-position-horizontal:absolute;mso-position-horizontal-relative:text;mso-position-vertical:absolute;mso-position-vertical-relative:text;mso-height-percent:0;mso-height-relative:margin;v-text-anchor:middle" o:gfxdata="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" fillcolor="white [3212]" strokecolor="black [3213]" strokeweight="1pt"/>
+              <v:shape w14:anchorId="779AD1F4" id="Sun 52" o:spid="_x0000_s1026" type="#_x0000_t183" style="position:absolute;margin-left:64pt;margin-top:11.55pt;width:29pt;height:26.5pt;z-index:251642880;visibility:visible;mso-wrap-style:square;mso-height-percent:0;mso-wrap-distance-left:9pt;mso-wrap-distance-top:0;mso-wrap-distance-right:9pt;mso-wrap-distance-bottom:0;mso-position-horizontal:absolute;mso-position-horizontal-relative:text;mso-position-vertical:absolute;mso-position-vertical-relative:text;mso-height-percent:0;mso-height-relative:margin;v-text-anchor:middle" o:gfxdata="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" fillcolor="white [3212]" strokecolor="black [3213]" strokeweight="1pt"/>
             </w:pict>
           </mc:Fallback>
         </mc:AlternateContent>
@@ -14157,7 +13373,7 @@
           </mc:Choice>
           <mc:Fallback>
             <w:pict>
-              <v:shape w14:anchorId="59942088" id="Sun 53" o:spid="_x0000_s1026" type="#_x0000_t183" style="position:absolute;margin-left:96.5pt;margin-top:11.55pt;width:29pt;height:26.5pt;z-index:251643904;visibility:visible;mso-wrap-style:square;mso-height-percent:0;mso-wrap-distance-left:9pt;mso-wrap-distance-top:0;mso-wrap-distance-right:9pt;mso-wrap-distance-bottom:0;mso-position-horizontal:absolute;mso-position-horizontal-relative:text;mso-position-vertical:absolute;mso-position-vertical-relative:text;mso-height-percent:0;mso-height-relative:margin;v-text-anchor:middle" o:gfxdata="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" fillcolor="white [3212]" strokecolor="black [3213]" strokeweight="1pt"/>
+              <v:shape w14:anchorId="333E188A" id="Sun 53" o:spid="_x0000_s1026" type="#_x0000_t183" style="position:absolute;margin-left:96.5pt;margin-top:11.55pt;width:29pt;height:26.5pt;z-index:251643904;visibility:visible;mso-wrap-style:square;mso-height-percent:0;mso-wrap-distance-left:9pt;mso-wrap-distance-top:0;mso-wrap-distance-right:9pt;mso-wrap-distance-bottom:0;mso-position-horizontal:absolute;mso-position-horizontal-relative:text;mso-position-vertical:absolute;mso-position-vertical-relative:text;mso-height-percent:0;mso-height-relative:margin;v-text-anchor:middle" o:gfxdata="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" fillcolor="white [3212]" strokecolor="black [3213]" strokeweight="1pt"/>
             </w:pict>
           </mc:Fallback>
         </mc:AlternateContent>
@@ -14240,7 +13456,7 @@
           </mc:Choice>
           <mc:Fallback>
             <w:pict>
-              <v:shape w14:anchorId="28572EAF" id="Sun 54" o:spid="_x0000_s1026" type="#_x0000_t183" style="position:absolute;margin-left:128.5pt;margin-top:11.55pt;width:29pt;height:26.5pt;z-index:251645952;visibility:visible;mso-wrap-style:square;mso-height-percent:0;mso-wrap-distance-left:9pt;mso-wrap-distance-top:0;mso-wrap-distance-right:9pt;mso-wrap-distance-bottom:0;mso-position-horizontal:absolute;mso-position-horizontal-relative:text;mso-position-vertical:absolute;mso-position-vertical-relative:text;mso-height-percent:0;mso-height-relative:margin;v-text-anchor:middle" o:gfxdata="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" fillcolor="white [3212]" strokecolor="black [3213]" strokeweight="1pt"/>
+              <v:shape w14:anchorId="0D78E8A3" id="Sun 54" o:spid="_x0000_s1026" type="#_x0000_t183" style="position:absolute;margin-left:128.5pt;margin-top:11.55pt;width:29pt;height:26.5pt;z-index:251645952;visibility:visible;mso-wrap-style:square;mso-height-percent:0;mso-wrap-distance-left:9pt;mso-wrap-distance-top:0;mso-wrap-distance-right:9pt;mso-wrap-distance-bottom:0;mso-position-horizontal:absolute;mso-position-horizontal-relative:text;mso-position-vertical:absolute;mso-position-vertical-relative:text;mso-height-percent:0;mso-height-relative:margin;v-text-anchor:middle" o:gfxdata="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" fillcolor="white [3212]" strokecolor="black [3213]" strokeweight="1pt"/>
             </w:pict>
           </mc:Fallback>
         </mc:AlternateContent>
@@ -14323,7 +13539,7 @@
           </mc:Choice>
           <mc:Fallback>
             <w:pict>
-              <v:shape w14:anchorId="69FBA8A4" id="Sun 55" o:spid="_x0000_s1026" type="#_x0000_t183" style="position:absolute;margin-left:161.5pt;margin-top:11.55pt;width:29pt;height:26.5pt;z-index:251646976;visibility:visible;mso-wrap-style:square;mso-height-percent:0;mso-wrap-distance-left:9pt;mso-wrap-distance-top:0;mso-wrap-distance-right:9pt;mso-wrap-distance-bottom:0;mso-position-horizontal:absolute;mso-position-horizontal-relative:text;mso-position-vertical:absolute;mso-position-vertical-relative:text;mso-height-percent:0;mso-height-relative:margin;v-text-anchor:middle" o:gfxdata="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" fillcolor="white [3212]" strokecolor="black [3213]" strokeweight="1pt"/>
+              <v:shape w14:anchorId="3DFF73D6" id="Sun 55" o:spid="_x0000_s1026" type="#_x0000_t183" style="position:absolute;margin-left:161.5pt;margin-top:11.55pt;width:29pt;height:26.5pt;z-index:251646976;visibility:visible;mso-wrap-style:square;mso-height-percent:0;mso-wrap-distance-left:9pt;mso-wrap-distance-top:0;mso-wrap-distance-right:9pt;mso-wrap-distance-bottom:0;mso-position-horizontal:absolute;mso-position-horizontal-relative:text;mso-position-vertical:absolute;mso-position-vertical-relative:text;mso-height-percent:0;mso-height-relative:margin;v-text-anchor:middle" o:gfxdata="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" fillcolor="white [3212]" strokecolor="black [3213]" strokeweight="1pt"/>
             </w:pict>
           </mc:Fallback>
         </mc:AlternateContent>
@@ -15647,6 +14863,7 @@
           <w:szCs w:val="40"/>
           <w:lang w:bidi="ne-NP"/>
         </w:rPr>
+        <w:lastRenderedPageBreak/>
         <w:t>2. Match the number with numbers name.</w:t>
       </w:r>
       <w:r>
@@ -16574,7 +15791,7 @@
           </mc:Choice>
           <mc:Fallback>
             <w:pict>
-              <v:shape w14:anchorId="1B7715CF" id="Heart 70" o:spid="_x0000_s1026" style="position:absolute;margin-left:2.5pt;margin-top:20.7pt;width:192pt;height:192.5pt;z-index:251663360;visibility:visible;mso-wrap-style:square;mso-width-percent:0;mso-height-percent:0;mso-wrap-distance-left:9pt;mso-wrap-distance-top:0;mso-wrap-distance-right:9pt;mso-wrap-distance-bottom:0;mso-position-horizontal:absolute;mso-position-horizontal-relative:text;mso-position-vertical:absolute;mso-position-vertical-relative:text;mso-width-percent:0;mso-height-percent:0;mso-width-relative:margin;mso-height-relative:margin;v-text-anchor:middle" coordsize="2438400,2444750" o:gfxdata="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" path="m1219200,611188v508000,-1426105,2489200,,,1833562c-1270000,611188,711200,-814917,1219200,611188xe" filled="f" strokecolor="black [3213]" strokeweight="1pt">
+              <v:shape w14:anchorId="5A263FF0" id="Heart 70" o:spid="_x0000_s1026" style="position:absolute;margin-left:2.5pt;margin-top:20.7pt;width:192pt;height:192.5pt;z-index:251663360;visibility:visible;mso-wrap-style:square;mso-width-percent:0;mso-height-percent:0;mso-wrap-distance-left:9pt;mso-wrap-distance-top:0;mso-wrap-distance-right:9pt;mso-wrap-distance-bottom:0;mso-position-horizontal:absolute;mso-position-horizontal-relative:text;mso-position-vertical:absolute;mso-position-vertical-relative:text;mso-width-percent:0;mso-height-percent:0;mso-width-relative:margin;mso-height-relative:margin;v-text-anchor:middle" coordsize="2438400,2444750" o:gfxdata="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" path="m1219200,611188v508000,-1426105,2489200,,,1833562c-1270000,611188,711200,-814917,1219200,611188xe" filled="f" strokecolor="black [3213]" strokeweight="1pt">
                 <v:stroke joinstyle="miter"/>
                 <v:path arrowok="t" o:connecttype="custom" o:connectlocs="1219200,611188;1219200,2444750;1219200,611188" o:connectangles="0,0,0"/>
               </v:shape>
@@ -16931,6 +16148,7 @@
           <w:szCs w:val="40"/>
           <w:lang w:bidi="ne-NP"/>
         </w:rPr>
+        <w:lastRenderedPageBreak/>
         <mc:AlternateContent>
           <mc:Choice Requires="wps">
             <w:drawing>
@@ -16996,7 +16214,7 @@
           </mc:Choice>
           <mc:Fallback>
             <w:pict>
-              <v:rect w14:anchorId="11CB66CE" id="Rectangle 75" o:spid="_x0000_s1026" style="position:absolute;margin-left:132.5pt;margin-top:40.5pt;width:24.5pt;height:26.5pt;z-index:251669504;visibility:visible;mso-wrap-style:square;mso-wrap-distance-left:9pt;mso-wrap-distance-top:0;mso-wrap-distance-right:9pt;mso-wrap-distance-bottom:0;mso-position-horizontal:absolute;mso-position-horizontal-relative:text;mso-position-vertical:absolute;mso-position-vertical-relative:text;v-text-anchor:middle" o:gfxdata="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" filled="f" strokecolor="black [3213]" strokeweight="1pt"/>
+              <v:rect w14:anchorId="6899DDEB" id="Rectangle 75" o:spid="_x0000_s1026" style="position:absolute;margin-left:132.5pt;margin-top:40.5pt;width:24.5pt;height:26.5pt;z-index:251669504;visibility:visible;mso-wrap-style:square;mso-wrap-distance-left:9pt;mso-wrap-distance-top:0;mso-wrap-distance-right:9pt;mso-wrap-distance-bottom:0;mso-position-horizontal:absolute;mso-position-horizontal-relative:text;mso-position-vertical:absolute;mso-position-vertical-relative:text;v-text-anchor:middle" o:gfxdata="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" filled="f" strokecolor="black [3213]" strokeweight="1pt"/>
             </w:pict>
           </mc:Fallback>
         </mc:AlternateContent>
@@ -17074,7 +16292,7 @@
           </mc:Choice>
           <mc:Fallback>
             <w:pict>
-              <v:rect w14:anchorId="0AAD1593" id="Rectangle 74" o:spid="_x0000_s1026" style="position:absolute;margin-left:99pt;margin-top:40.5pt;width:24.5pt;height:26.5pt;z-index:251667456;visibility:visible;mso-wrap-style:square;mso-wrap-distance-left:9pt;mso-wrap-distance-top:0;mso-wrap-distance-right:9pt;mso-wrap-distance-bottom:0;mso-position-horizontal:absolute;mso-position-horizontal-relative:text;mso-position-vertical:absolute;mso-position-vertical-relative:text;v-text-anchor:middle" o:gfxdata="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" filled="f" strokecolor="black [3213]" strokeweight="1pt"/>
+              <v:rect w14:anchorId="03645566" id="Rectangle 74" o:spid="_x0000_s1026" style="position:absolute;margin-left:99pt;margin-top:40.5pt;width:24.5pt;height:26.5pt;z-index:251667456;visibility:visible;mso-wrap-style:square;mso-wrap-distance-left:9pt;mso-wrap-distance-top:0;mso-wrap-distance-right:9pt;mso-wrap-distance-bottom:0;mso-position-horizontal:absolute;mso-position-horizontal-relative:text;mso-position-vertical:absolute;mso-position-vertical-relative:text;v-text-anchor:middle" o:gfxdata="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" filled="f" strokecolor="black [3213]" strokeweight="1pt"/>
             </w:pict>
           </mc:Fallback>
         </mc:AlternateContent>
@@ -17152,7 +16370,7 @@
           </mc:Choice>
           <mc:Fallback>
             <w:pict>
-              <v:rect w14:anchorId="68DBFB61" id="Rectangle 73" o:spid="_x0000_s1026" style="position:absolute;margin-left:65.5pt;margin-top:40.5pt;width:24.5pt;height:26.5pt;z-index:251666432;visibility:visible;mso-wrap-style:square;mso-wrap-distance-left:9pt;mso-wrap-distance-top:0;mso-wrap-distance-right:9pt;mso-wrap-distance-bottom:0;mso-position-horizontal:absolute;mso-position-horizontal-relative:text;mso-position-vertical:absolute;mso-position-vertical-relative:text;v-text-anchor:middle" o:gfxdata="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" filled="f" strokecolor="black [3213]" strokeweight="1pt"/>
+              <v:rect w14:anchorId="5FBE5639" id="Rectangle 73" o:spid="_x0000_s1026" style="position:absolute;margin-left:65.5pt;margin-top:40.5pt;width:24.5pt;height:26.5pt;z-index:251666432;visibility:visible;mso-wrap-style:square;mso-wrap-distance-left:9pt;mso-wrap-distance-top:0;mso-wrap-distance-right:9pt;mso-wrap-distance-bottom:0;mso-position-horizontal:absolute;mso-position-horizontal-relative:text;mso-position-vertical:absolute;mso-position-vertical-relative:text;v-text-anchor:middle" o:gfxdata="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" filled="f" strokecolor="black [3213]" strokeweight="1pt"/>
             </w:pict>
           </mc:Fallback>
         </mc:AlternateContent>
@@ -17230,7 +16448,7 @@
           </mc:Choice>
           <mc:Fallback>
             <w:pict>
-              <v:rect w14:anchorId="2FA8603D" id="Rectangle 72" o:spid="_x0000_s1026" style="position:absolute;margin-left:34pt;margin-top:40.5pt;width:24.5pt;height:26.5pt;z-index:251665408;visibility:visible;mso-wrap-style:square;mso-wrap-distance-left:9pt;mso-wrap-distance-top:0;mso-wrap-distance-right:9pt;mso-wrap-distance-bottom:0;mso-position-horizontal:absolute;mso-position-horizontal-relative:text;mso-position-vertical:absolute;mso-position-vertical-relative:text;v-text-anchor:middle" o:gfxdata="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" filled="f" strokecolor="black [3213]" strokeweight="1pt"/>
+              <v:rect w14:anchorId="29715842" id="Rectangle 72" o:spid="_x0000_s1026" style="position:absolute;margin-left:34pt;margin-top:40.5pt;width:24.5pt;height:26.5pt;z-index:251665408;visibility:visible;mso-wrap-style:square;mso-wrap-distance-left:9pt;mso-wrap-distance-top:0;mso-wrap-distance-right:9pt;mso-wrap-distance-bottom:0;mso-position-horizontal:absolute;mso-position-horizontal-relative:text;mso-position-vertical:absolute;mso-position-vertical-relative:text;v-text-anchor:middle" o:gfxdata="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" filled="f" strokecolor="black [3213]" strokeweight="1pt"/>
             </w:pict>
           </mc:Fallback>
         </mc:AlternateContent>
@@ -17308,7 +16526,7 @@
           </mc:Choice>
           <mc:Fallback>
             <w:pict>
-              <v:rect w14:anchorId="79177379" id="Rectangle 71" o:spid="_x0000_s1026" style="position:absolute;margin-left:1pt;margin-top:40.5pt;width:24.5pt;height:26.5pt;z-index:251664384;visibility:visible;mso-wrap-style:square;mso-wrap-distance-left:9pt;mso-wrap-distance-top:0;mso-wrap-distance-right:9pt;mso-wrap-distance-bottom:0;mso-position-horizontal:absolute;mso-position-horizontal-relative:text;mso-position-vertical:absolute;mso-position-vertical-relative:text;v-text-anchor:middle" o:gfxdata="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" filled="f" strokecolor="black [3213]" strokeweight="1pt"/>
+              <v:rect w14:anchorId="2AEAF7A9" id="Rectangle 71" o:spid="_x0000_s1026" style="position:absolute;margin-left:1pt;margin-top:40.5pt;width:24.5pt;height:26.5pt;z-index:251664384;visibility:visible;mso-wrap-style:square;mso-wrap-distance-left:9pt;mso-wrap-distance-top:0;mso-wrap-distance-right:9pt;mso-wrap-distance-bottom:0;mso-position-horizontal:absolute;mso-position-horizontal-relative:text;mso-position-vertical:absolute;mso-position-vertical-relative:text;v-text-anchor:middle" o:gfxdata="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" filled="f" strokecolor="black [3213]" strokeweight="1pt"/>
             </w:pict>
           </mc:Fallback>
         </mc:AlternateContent>
@@ -17498,7 +16716,7 @@
           </mc:Choice>
           <mc:Fallback>
             <w:pict>
-              <v:rect w14:anchorId="6BC0E5D1" id="Rectangle 80" o:spid="_x0000_s1026" style="position:absolute;margin-left:99pt;margin-top:30.5pt;width:24.5pt;height:26.5pt;z-index:251674624;visibility:visible;mso-wrap-style:square;mso-wrap-distance-left:9pt;mso-wrap-distance-top:0;mso-wrap-distance-right:9pt;mso-wrap-distance-bottom:0;mso-position-horizontal:absolute;mso-position-horizontal-relative:text;mso-position-vertical:absolute;mso-position-vertical-relative:text;v-text-anchor:middle" o:gfxdata="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" filled="f" strokecolor="black [3213]" strokeweight="1pt"/>
+              <v:rect w14:anchorId="45F1E4CC" id="Rectangle 80" o:spid="_x0000_s1026" style="position:absolute;margin-left:99pt;margin-top:30.5pt;width:24.5pt;height:26.5pt;z-index:251674624;visibility:visible;mso-wrap-style:square;mso-wrap-distance-left:9pt;mso-wrap-distance-top:0;mso-wrap-distance-right:9pt;mso-wrap-distance-bottom:0;mso-position-horizontal:absolute;mso-position-horizontal-relative:text;mso-position-vertical:absolute;mso-position-vertical-relative:text;v-text-anchor:middle" o:gfxdata="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" filled="f" strokecolor="black [3213]" strokeweight="1pt"/>
             </w:pict>
           </mc:Fallback>
         </mc:AlternateContent>
@@ -17576,7 +16794,7 @@
           </mc:Choice>
           <mc:Fallback>
             <w:pict>
-              <v:rect w14:anchorId="144F2A52" id="Rectangle 79" o:spid="_x0000_s1026" style="position:absolute;margin-left:65.5pt;margin-top:30.5pt;width:24.5pt;height:26.5pt;z-index:251673600;visibility:visible;mso-wrap-style:square;mso-wrap-distance-left:9pt;mso-wrap-distance-top:0;mso-wrap-distance-right:9pt;mso-wrap-distance-bottom:0;mso-position-horizontal:absolute;mso-position-horizontal-relative:text;mso-position-vertical:absolute;mso-position-vertical-relative:text;v-text-anchor:middle" o:gfxdata="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" filled="f" strokecolor="black [3213]" strokeweight="1pt"/>
+              <v:rect w14:anchorId="5612B43B" id="Rectangle 79" o:spid="_x0000_s1026" style="position:absolute;margin-left:65.5pt;margin-top:30.5pt;width:24.5pt;height:26.5pt;z-index:251673600;visibility:visible;mso-wrap-style:square;mso-wrap-distance-left:9pt;mso-wrap-distance-top:0;mso-wrap-distance-right:9pt;mso-wrap-distance-bottom:0;mso-position-horizontal:absolute;mso-position-horizontal-relative:text;mso-position-vertical:absolute;mso-position-vertical-relative:text;v-text-anchor:middle" o:gfxdata="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" filled="f" strokecolor="black [3213]" strokeweight="1pt"/>
             </w:pict>
           </mc:Fallback>
         </mc:AlternateContent>
@@ -17654,7 +16872,7 @@
           </mc:Choice>
           <mc:Fallback>
             <w:pict>
-              <v:rect w14:anchorId="68846AE1" id="Rectangle 78" o:spid="_x0000_s1026" style="position:absolute;margin-left:34pt;margin-top:30.5pt;width:24.5pt;height:26.5pt;z-index:251672576;visibility:visible;mso-wrap-style:square;mso-wrap-distance-left:9pt;mso-wrap-distance-top:0;mso-wrap-distance-right:9pt;mso-wrap-distance-bottom:0;mso-position-horizontal:absolute;mso-position-horizontal-relative:text;mso-position-vertical:absolute;mso-position-vertical-relative:text;v-text-anchor:middle" o:gfxdata="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" filled="f" strokecolor="black [3213]" strokeweight="1pt"/>
+              <v:rect w14:anchorId="149D936A" id="Rectangle 78" o:spid="_x0000_s1026" style="position:absolute;margin-left:34pt;margin-top:30.5pt;width:24.5pt;height:26.5pt;z-index:251672576;visibility:visible;mso-wrap-style:square;mso-wrap-distance-left:9pt;mso-wrap-distance-top:0;mso-wrap-distance-right:9pt;mso-wrap-distance-bottom:0;mso-position-horizontal:absolute;mso-position-horizontal-relative:text;mso-position-vertical:absolute;mso-position-vertical-relative:text;v-text-anchor:middle" o:gfxdata="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" filled="f" strokecolor="black [3213]" strokeweight="1pt"/>
             </w:pict>
           </mc:Fallback>
         </mc:AlternateContent>
@@ -17732,7 +16950,7 @@
           </mc:Choice>
           <mc:Fallback>
             <w:pict>
-              <v:rect w14:anchorId="13866B23" id="Rectangle 76" o:spid="_x0000_s1026" style="position:absolute;margin-left:1pt;margin-top:30.5pt;width:24.5pt;height:26.5pt;z-index:251670528;visibility:visible;mso-wrap-style:square;mso-wrap-distance-left:9pt;mso-wrap-distance-top:0;mso-wrap-distance-right:9pt;mso-wrap-distance-bottom:0;mso-position-horizontal:absolute;mso-position-horizontal-relative:text;mso-position-vertical:absolute;mso-position-vertical-relative:text;v-text-anchor:middle" o:gfxdata="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" filled="f" strokecolor="black [3213]" strokeweight="1pt"/>
+              <v:rect w14:anchorId="76C8A37D" id="Rectangle 76" o:spid="_x0000_s1026" style="position:absolute;margin-left:1pt;margin-top:30.5pt;width:24.5pt;height:26.5pt;z-index:251670528;visibility:visible;mso-wrap-style:square;mso-wrap-distance-left:9pt;mso-wrap-distance-top:0;mso-wrap-distance-right:9pt;mso-wrap-distance-bottom:0;mso-position-horizontal:absolute;mso-position-horizontal-relative:text;mso-position-vertical:absolute;mso-position-vertical-relative:text;v-text-anchor:middle" o:gfxdata="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" filled="f" strokecolor="black [3213]" strokeweight="1pt"/>
             </w:pict>
           </mc:Fallback>
         </mc:AlternateContent>
@@ -17810,7 +17028,7 @@
           </mc:Choice>
           <mc:Fallback>
             <w:pict>
-              <v:rect w14:anchorId="09804F08" id="Rectangle 77" o:spid="_x0000_s1026" style="position:absolute;margin-left:132.5pt;margin-top:30.5pt;width:24.5pt;height:26.5pt;z-index:251671552;visibility:visible;mso-wrap-style:square;mso-wrap-distance-left:9pt;mso-wrap-distance-top:0;mso-wrap-distance-right:9pt;mso-wrap-distance-bottom:0;mso-position-horizontal:absolute;mso-position-horizontal-relative:text;mso-position-vertical:absolute;mso-position-vertical-relative:text;v-text-anchor:middle" o:gfxdata="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" filled="f" strokecolor="black [3213]" strokeweight="1pt"/>
+              <v:rect w14:anchorId="69964E6D" id="Rectangle 77" o:spid="_x0000_s1026" style="position:absolute;margin-left:132.5pt;margin-top:30.5pt;width:24.5pt;height:26.5pt;z-index:251671552;visibility:visible;mso-wrap-style:square;mso-wrap-distance-left:9pt;mso-wrap-distance-top:0;mso-wrap-distance-right:9pt;mso-wrap-distance-bottom:0;mso-position-horizontal:absolute;mso-position-horizontal-relative:text;mso-position-vertical:absolute;mso-position-vertical-relative:text;v-text-anchor:middle" o:gfxdata="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" filled="f" strokecolor="black [3213]" strokeweight="1pt"/>
             </w:pict>
           </mc:Fallback>
         </mc:AlternateContent>
@@ -18026,7 +17244,7 @@
           </mc:Choice>
           <mc:Fallback>
             <w:pict>
-              <v:oval w14:anchorId="688A7A01" id="Oval 86" o:spid="_x0000_s1026" style="position:absolute;margin-left:171pt;margin-top:6pt;width:29pt;height:27.5pt;z-index:251680768;visibility:visible;mso-wrap-style:square;mso-wrap-distance-left:9pt;mso-wrap-distance-top:0;mso-wrap-distance-right:9pt;mso-wrap-distance-bottom:0;mso-position-horizontal:absolute;mso-position-horizontal-relative:text;mso-position-vertical:absolute;mso-position-vertical-relative:text;v-text-anchor:middle" o:gfxdata="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" fillcolor="white [3212]" strokecolor="black [3213]" strokeweight="1pt">
+              <v:oval w14:anchorId="177231F3" id="Oval 86" o:spid="_x0000_s1026" style="position:absolute;margin-left:171pt;margin-top:6pt;width:29pt;height:27.5pt;z-index:251680768;visibility:visible;mso-wrap-style:square;mso-wrap-distance-left:9pt;mso-wrap-distance-top:0;mso-wrap-distance-right:9pt;mso-wrap-distance-bottom:0;mso-position-horizontal:absolute;mso-position-horizontal-relative:text;mso-position-vertical:absolute;mso-position-vertical-relative:text;v-text-anchor:middle" o:gfxdata="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" fillcolor="white [3212]" strokecolor="black [3213]" strokeweight="1pt">
                 <v:stroke joinstyle="miter"/>
               </v:oval>
             </w:pict>
@@ -18108,7 +17326,7 @@
           </mc:Choice>
           <mc:Fallback>
             <w:pict>
-              <v:oval w14:anchorId="7484C9BF" id="Oval 85" o:spid="_x0000_s1026" style="position:absolute;margin-left:137pt;margin-top:6pt;width:29pt;height:27.5pt;z-index:251679744;visibility:visible;mso-wrap-style:square;mso-wrap-distance-left:9pt;mso-wrap-distance-top:0;mso-wrap-distance-right:9pt;mso-wrap-distance-bottom:0;mso-position-horizontal:absolute;mso-position-horizontal-relative:text;mso-position-vertical:absolute;mso-position-vertical-relative:text;v-text-anchor:middle" o:gfxdata="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" fillcolor="white [3212]" strokecolor="black [3213]" strokeweight="1pt">
+              <v:oval w14:anchorId="19A9641D" id="Oval 85" o:spid="_x0000_s1026" style="position:absolute;margin-left:137pt;margin-top:6pt;width:29pt;height:27.5pt;z-index:251679744;visibility:visible;mso-wrap-style:square;mso-wrap-distance-left:9pt;mso-wrap-distance-top:0;mso-wrap-distance-right:9pt;mso-wrap-distance-bottom:0;mso-position-horizontal:absolute;mso-position-horizontal-relative:text;mso-position-vertical:absolute;mso-position-vertical-relative:text;v-text-anchor:middle" o:gfxdata="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" fillcolor="white [3212]" strokecolor="black [3213]" strokeweight="1pt">
                 <v:stroke joinstyle="miter"/>
               </v:oval>
             </w:pict>
@@ -18190,7 +17408,7 @@
           </mc:Choice>
           <mc:Fallback>
             <w:pict>
-              <v:oval w14:anchorId="6643B939" id="Oval 84" o:spid="_x0000_s1026" style="position:absolute;margin-left:103.5pt;margin-top:6pt;width:29pt;height:27.5pt;z-index:251678720;visibility:visible;mso-wrap-style:square;mso-wrap-distance-left:9pt;mso-wrap-distance-top:0;mso-wrap-distance-right:9pt;mso-wrap-distance-bottom:0;mso-position-horizontal:absolute;mso-position-horizontal-relative:text;mso-position-vertical:absolute;mso-position-vertical-relative:text;v-text-anchor:middle" o:gfxdata="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" fillcolor="white [3212]" strokecolor="black [3213]" strokeweight="1pt">
+              <v:oval w14:anchorId="2444A8CD" id="Oval 84" o:spid="_x0000_s1026" style="position:absolute;margin-left:103.5pt;margin-top:6pt;width:29pt;height:27.5pt;z-index:251678720;visibility:visible;mso-wrap-style:square;mso-wrap-distance-left:9pt;mso-wrap-distance-top:0;mso-wrap-distance-right:9pt;mso-wrap-distance-bottom:0;mso-position-horizontal:absolute;mso-position-horizontal-relative:text;mso-position-vertical:absolute;mso-position-vertical-relative:text;v-text-anchor:middle" o:gfxdata="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" fillcolor="white [3212]" strokecolor="black [3213]" strokeweight="1pt">
                 <v:stroke joinstyle="miter"/>
               </v:oval>
             </w:pict>
@@ -18272,7 +17490,7 @@
           </mc:Choice>
           <mc:Fallback>
             <w:pict>
-              <v:oval w14:anchorId="54474586" id="Oval 83" o:spid="_x0000_s1026" style="position:absolute;margin-left:69pt;margin-top:6pt;width:29pt;height:27.5pt;z-index:251677696;visibility:visible;mso-wrap-style:square;mso-wrap-distance-left:9pt;mso-wrap-distance-top:0;mso-wrap-distance-right:9pt;mso-wrap-distance-bottom:0;mso-position-horizontal:absolute;mso-position-horizontal-relative:text;mso-position-vertical:absolute;mso-position-vertical-relative:text;v-text-anchor:middle" o:gfxdata="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" fillcolor="white [3212]" strokecolor="black [3213]" strokeweight="1pt">
+              <v:oval w14:anchorId="5F22EE31" id="Oval 83" o:spid="_x0000_s1026" style="position:absolute;margin-left:69pt;margin-top:6pt;width:29pt;height:27.5pt;z-index:251677696;visibility:visible;mso-wrap-style:square;mso-wrap-distance-left:9pt;mso-wrap-distance-top:0;mso-wrap-distance-right:9pt;mso-wrap-distance-bottom:0;mso-position-horizontal:absolute;mso-position-horizontal-relative:text;mso-position-vertical:absolute;mso-position-vertical-relative:text;v-text-anchor:middle" o:gfxdata="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" fillcolor="white [3212]" strokecolor="black [3213]" strokeweight="1pt">
                 <v:stroke joinstyle="miter"/>
               </v:oval>
             </w:pict>
@@ -18354,7 +17572,7 @@
           </mc:Choice>
           <mc:Fallback>
             <w:pict>
-              <v:oval w14:anchorId="66BBA666" id="Oval 82" o:spid="_x0000_s1026" style="position:absolute;margin-left:36pt;margin-top:6pt;width:29pt;height:27.5pt;z-index:251676672;visibility:visible;mso-wrap-style:square;mso-wrap-distance-left:9pt;mso-wrap-distance-top:0;mso-wrap-distance-right:9pt;mso-wrap-distance-bottom:0;mso-position-horizontal:absolute;mso-position-horizontal-relative:text;mso-position-vertical:absolute;mso-position-vertical-relative:text;v-text-anchor:middle" o:gfxdata="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" fillcolor="white [3212]" strokecolor="black [3213]" strokeweight="1pt">
+              <v:oval w14:anchorId="606428F9" id="Oval 82" o:spid="_x0000_s1026" style="position:absolute;margin-left:36pt;margin-top:6pt;width:29pt;height:27.5pt;z-index:251676672;visibility:visible;mso-wrap-style:square;mso-wrap-distance-left:9pt;mso-wrap-distance-top:0;mso-wrap-distance-right:9pt;mso-wrap-distance-bottom:0;mso-position-horizontal:absolute;mso-position-horizontal-relative:text;mso-position-vertical:absolute;mso-position-vertical-relative:text;v-text-anchor:middle" o:gfxdata="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" fillcolor="white [3212]" strokecolor="black [3213]" strokeweight="1pt">
                 <v:stroke joinstyle="miter"/>
               </v:oval>
             </w:pict>
@@ -18436,7 +17654,7 @@
           </mc:Choice>
           <mc:Fallback>
             <w:pict>
-              <v:oval w14:anchorId="000F3AC7" id="Oval 81" o:spid="_x0000_s1026" style="position:absolute;margin-left:1pt;margin-top:6pt;width:29pt;height:27.5pt;z-index:251675648;visibility:visible;mso-wrap-style:square;mso-wrap-distance-left:9pt;mso-wrap-distance-top:0;mso-wrap-distance-right:9pt;mso-wrap-distance-bottom:0;mso-position-horizontal:absolute;mso-position-horizontal-relative:text;mso-position-vertical:absolute;mso-position-vertical-relative:text;v-text-anchor:middle" o:gfxdata="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" fillcolor="white [3212]" strokecolor="black [3213]" strokeweight="1pt">
+              <v:oval w14:anchorId="606BA49A" id="Oval 81" o:spid="_x0000_s1026" style="position:absolute;margin-left:1pt;margin-top:6pt;width:29pt;height:27.5pt;z-index:251675648;visibility:visible;mso-wrap-style:square;mso-wrap-distance-left:9pt;mso-wrap-distance-top:0;mso-wrap-distance-right:9pt;mso-wrap-distance-bottom:0;mso-position-horizontal:absolute;mso-position-horizontal-relative:text;mso-position-vertical:absolute;mso-position-vertical-relative:text;v-text-anchor:middle" o:gfxdata="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" fillcolor="white [3212]" strokecolor="black [3213]" strokeweight="1pt">
                 <v:stroke joinstyle="miter"/>
               </v:oval>
             </w:pict>
@@ -18530,7 +17748,7 @@
           </mc:Choice>
           <mc:Fallback>
             <w:pict>
-              <v:shapetype w14:anchorId="156DC27A" id="_x0000_t5" coordsize="21600,21600" o:spt="5" adj="10800" path="m@0,l,21600r21600,xe">
+              <v:shapetype w14:anchorId="2F8DBC6C" id="_x0000_t5" coordsize="21600,21600" o:spt="5" adj="10800" path="m@0,l,21600r21600,xe">
                 <v:stroke joinstyle="miter"/>
                 <v:formulas>
                   <v:f eqn="val #0"/>
@@ -18622,7 +17840,7 @@
           </mc:Choice>
           <mc:Fallback>
             <w:pict>
-              <v:shape w14:anchorId="13600AF7" id="Isosceles Triangle 92" o:spid="_x0000_s1026" type="#_x0000_t5" style="position:absolute;margin-left:69pt;margin-top:51.5pt;width:24.5pt;height:20pt;z-index:251687936;visibility:visible;mso-wrap-style:square;mso-wrap-distance-left:9pt;mso-wrap-distance-top:0;mso-wrap-distance-right:9pt;mso-wrap-distance-bottom:0;mso-position-horizontal:absolute;mso-position-horizontal-relative:text;mso-position-vertical:absolute;mso-position-vertical-relative:text;v-text-anchor:middle" o:gfxdata="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" fillcolor="white [3212]" strokecolor="black [3213]" strokeweight="1pt"/>
+              <v:shape w14:anchorId="3D38B3F2" id="Isosceles Triangle 92" o:spid="_x0000_s1026" type="#_x0000_t5" style="position:absolute;margin-left:69pt;margin-top:51.5pt;width:24.5pt;height:20pt;z-index:251687936;visibility:visible;mso-wrap-style:square;mso-wrap-distance-left:9pt;mso-wrap-distance-top:0;mso-wrap-distance-right:9pt;mso-wrap-distance-bottom:0;mso-position-horizontal:absolute;mso-position-horizontal-relative:text;mso-position-vertical:absolute;mso-position-vertical-relative:text;v-text-anchor:middle" o:gfxdata="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" fillcolor="white [3212]" strokecolor="black [3213]" strokeweight="1pt"/>
             </w:pict>
           </mc:Fallback>
         </mc:AlternateContent>
@@ -18702,7 +17920,7 @@
           </mc:Choice>
           <mc:Fallback>
             <w:pict>
-              <v:shape w14:anchorId="5AE65B3E" id="Isosceles Triangle 91" o:spid="_x0000_s1026" type="#_x0000_t5" style="position:absolute;margin-left:36pt;margin-top:51.5pt;width:24.5pt;height:20pt;z-index:251686912;visibility:visible;mso-wrap-style:square;mso-wrap-distance-left:9pt;mso-wrap-distance-top:0;mso-wrap-distance-right:9pt;mso-wrap-distance-bottom:0;mso-position-horizontal:absolute;mso-position-horizontal-relative:text;mso-position-vertical:absolute;mso-position-vertical-relative:text;v-text-anchor:middle" o:gfxdata="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" fillcolor="white [3212]" strokecolor="black [3213]" strokeweight="1pt"/>
+              <v:shape w14:anchorId="21E2B8B4" id="Isosceles Triangle 91" o:spid="_x0000_s1026" type="#_x0000_t5" style="position:absolute;margin-left:36pt;margin-top:51.5pt;width:24.5pt;height:20pt;z-index:251686912;visibility:visible;mso-wrap-style:square;mso-wrap-distance-left:9pt;mso-wrap-distance-top:0;mso-wrap-distance-right:9pt;mso-wrap-distance-bottom:0;mso-position-horizontal:absolute;mso-position-horizontal-relative:text;mso-position-vertical:absolute;mso-position-vertical-relative:text;v-text-anchor:middle" o:gfxdata="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" fillcolor="white [3212]" strokecolor="black [3213]" strokeweight="1pt"/>
             </w:pict>
           </mc:Fallback>
         </mc:AlternateContent>
@@ -18782,7 +18000,7 @@
           </mc:Choice>
           <mc:Fallback>
             <w:pict>
-              <v:shape w14:anchorId="4D8AAABB" id="Isosceles Triangle 90" o:spid="_x0000_s1026" type="#_x0000_t5" style="position:absolute;margin-left:1pt;margin-top:51.5pt;width:24.5pt;height:20pt;z-index:251684864;visibility:visible;mso-wrap-style:square;mso-wrap-distance-left:9pt;mso-wrap-distance-top:0;mso-wrap-distance-right:9pt;mso-wrap-distance-bottom:0;mso-position-horizontal:absolute;mso-position-horizontal-relative:text;mso-position-vertical:absolute;mso-position-vertical-relative:text;v-text-anchor:middle" o:gfxdata="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" fillcolor="white [3212]" strokecolor="black [3213]" strokeweight="1pt"/>
+              <v:shape w14:anchorId="37D07DBC" id="Isosceles Triangle 90" o:spid="_x0000_s1026" type="#_x0000_t5" style="position:absolute;margin-left:1pt;margin-top:51.5pt;width:24.5pt;height:20pt;z-index:251684864;visibility:visible;mso-wrap-style:square;mso-wrap-distance-left:9pt;mso-wrap-distance-top:0;mso-wrap-distance-right:9pt;mso-wrap-distance-bottom:0;mso-position-horizontal:absolute;mso-position-horizontal-relative:text;mso-position-vertical:absolute;mso-position-vertical-relative:text;v-text-anchor:middle" o:gfxdata="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" fillcolor="white [3212]" strokecolor="black [3213]" strokeweight="1pt"/>
             </w:pict>
           </mc:Fallback>
         </mc:AlternateContent>
@@ -18862,7 +18080,7 @@
           </mc:Choice>
           <mc:Fallback>
             <w:pict>
-              <v:oval w14:anchorId="2433612D" id="Oval 87" o:spid="_x0000_s1026" style="position:absolute;margin-left:1pt;margin-top:.5pt;width:29pt;height:27.5pt;z-index:251681792;visibility:visible;mso-wrap-style:square;mso-wrap-distance-left:9pt;mso-wrap-distance-top:0;mso-wrap-distance-right:9pt;mso-wrap-distance-bottom:0;mso-position-horizontal:absolute;mso-position-horizontal-relative:text;mso-position-vertical:absolute;mso-position-vertical-relative:text;v-text-anchor:middle" o:gfxdata="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" fillcolor="white [3212]" strokecolor="black [3213]" strokeweight="1pt">
+              <v:oval w14:anchorId="3C2C5001" id="Oval 87" o:spid="_x0000_s1026" style="position:absolute;margin-left:1pt;margin-top:.5pt;width:29pt;height:27.5pt;z-index:251681792;visibility:visible;mso-wrap-style:square;mso-wrap-distance-left:9pt;mso-wrap-distance-top:0;mso-wrap-distance-right:9pt;mso-wrap-distance-bottom:0;mso-position-horizontal:absolute;mso-position-horizontal-relative:text;mso-position-vertical:absolute;mso-position-vertical-relative:text;v-text-anchor:middle" o:gfxdata="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" fillcolor="white [3212]" strokecolor="black [3213]" strokeweight="1pt">
                 <v:stroke joinstyle="miter"/>
               </v:oval>
             </w:pict>
@@ -18944,7 +18162,7 @@
           </mc:Choice>
           <mc:Fallback>
             <w:pict>
-              <v:oval w14:anchorId="132F581D" id="Oval 88" o:spid="_x0000_s1026" style="position:absolute;margin-left:36pt;margin-top:.5pt;width:29pt;height:27.5pt;z-index:251682816;visibility:visible;mso-wrap-style:square;mso-wrap-distance-left:9pt;mso-wrap-distance-top:0;mso-wrap-distance-right:9pt;mso-wrap-distance-bottom:0;mso-position-horizontal:absolute;mso-position-horizontal-relative:text;mso-position-vertical:absolute;mso-position-vertical-relative:text;v-text-anchor:middle" o:gfxdata="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" fillcolor="white [3212]" strokecolor="black [3213]" strokeweight="1pt">
+              <v:oval w14:anchorId="15DBEAD4" id="Oval 88" o:spid="_x0000_s1026" style="position:absolute;margin-left:36pt;margin-top:.5pt;width:29pt;height:27.5pt;z-index:251682816;visibility:visible;mso-wrap-style:square;mso-wrap-distance-left:9pt;mso-wrap-distance-top:0;mso-wrap-distance-right:9pt;mso-wrap-distance-bottom:0;mso-position-horizontal:absolute;mso-position-horizontal-relative:text;mso-position-vertical:absolute;mso-position-vertical-relative:text;v-text-anchor:middle" o:gfxdata="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" fillcolor="white [3212]" strokecolor="black [3213]" strokeweight="1pt">
                 <v:stroke joinstyle="miter"/>
               </v:oval>
             </w:pict>
@@ -19026,7 +18244,7 @@
           </mc:Choice>
           <mc:Fallback>
             <w:pict>
-              <v:oval w14:anchorId="54B98979" id="Oval 89" o:spid="_x0000_s1026" style="position:absolute;margin-left:69pt;margin-top:.5pt;width:29pt;height:27.5pt;z-index:251683840;visibility:visible;mso-wrap-style:square;mso-wrap-distance-left:9pt;mso-wrap-distance-top:0;mso-wrap-distance-right:9pt;mso-wrap-distance-bottom:0;mso-position-horizontal:absolute;mso-position-horizontal-relative:text;mso-position-vertical:absolute;mso-position-vertical-relative:text;v-text-anchor:middle" o:gfxdata="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" fillcolor="white [3212]" strokecolor="black [3213]" strokeweight="1pt">
+              <v:oval w14:anchorId="5FBC9516" id="Oval 89" o:spid="_x0000_s1026" style="position:absolute;margin-left:69pt;margin-top:.5pt;width:29pt;height:27.5pt;z-index:251683840;visibility:visible;mso-wrap-style:square;mso-wrap-distance-left:9pt;mso-wrap-distance-top:0;mso-wrap-distance-right:9pt;mso-wrap-distance-bottom:0;mso-position-horizontal:absolute;mso-position-horizontal-relative:text;mso-position-vertical:absolute;mso-position-vertical-relative:text;v-text-anchor:middle" o:gfxdata="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" fillcolor="white [3212]" strokecolor="black [3213]" strokeweight="1pt">
                 <v:stroke joinstyle="miter"/>
               </v:oval>
             </w:pict>
@@ -19262,7 +18480,7 @@
           </mc:Choice>
           <mc:Fallback>
             <w:pict>
-              <v:shape w14:anchorId="79B7E1A3" id="Smiley Face 98" o:spid="_x0000_s1026" type="#_x0000_t96" style="position:absolute;margin-left:150pt;margin-top:9.5pt;width:33pt;height:31.5pt;z-index:251696128;visibility:visible;mso-wrap-style:square;mso-wrap-distance-left:9pt;mso-wrap-distance-top:0;mso-wrap-distance-right:9pt;mso-wrap-distance-bottom:0;mso-position-horizontal:absolute;mso-position-horizontal-relative:text;mso-position-vertical:absolute;mso-position-vertical-relative:text;v-text-anchor:middle" o:gfxdata="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" fillcolor="white [3212]" strokecolor="black [3213]" strokeweight="1pt">
+              <v:shape w14:anchorId="5BA4BCCB" id="Smiley Face 98" o:spid="_x0000_s1026" type="#_x0000_t96" style="position:absolute;margin-left:150pt;margin-top:9.5pt;width:33pt;height:31.5pt;z-index:251696128;visibility:visible;mso-wrap-style:square;mso-wrap-distance-left:9pt;mso-wrap-distance-top:0;mso-wrap-distance-right:9pt;mso-wrap-distance-bottom:0;mso-position-horizontal:absolute;mso-position-horizontal-relative:text;mso-position-vertical:absolute;mso-position-vertical-relative:text;v-text-anchor:middle" o:gfxdata="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" fillcolor="white [3212]" strokecolor="black [3213]" strokeweight="1pt">
                 <v:stroke joinstyle="miter"/>
               </v:shape>
             </w:pict>
@@ -19344,7 +18562,7 @@
           </mc:Choice>
           <mc:Fallback>
             <w:pict>
-              <v:shape w14:anchorId="36B684A0" id="Smiley Face 97" o:spid="_x0000_s1026" type="#_x0000_t96" style="position:absolute;margin-left:112.5pt;margin-top:9.5pt;width:33pt;height:31.5pt;z-index:251694080;visibility:visible;mso-wrap-style:square;mso-wrap-distance-left:9pt;mso-wrap-distance-top:0;mso-wrap-distance-right:9pt;mso-wrap-distance-bottom:0;mso-position-horizontal:absolute;mso-position-horizontal-relative:text;mso-position-vertical:absolute;mso-position-vertical-relative:text;v-text-anchor:middle" o:gfxdata="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" fillcolor="white [3212]" strokecolor="black [3213]" strokeweight="1pt">
+              <v:shape w14:anchorId="43165F06" id="Smiley Face 97" o:spid="_x0000_s1026" type="#_x0000_t96" style="position:absolute;margin-left:112.5pt;margin-top:9.5pt;width:33pt;height:31.5pt;z-index:251694080;visibility:visible;mso-wrap-style:square;mso-wrap-distance-left:9pt;mso-wrap-distance-top:0;mso-wrap-distance-right:9pt;mso-wrap-distance-bottom:0;mso-position-horizontal:absolute;mso-position-horizontal-relative:text;mso-position-vertical:absolute;mso-position-vertical-relative:text;v-text-anchor:middle" o:gfxdata="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" fillcolor="white [3212]" strokecolor="black [3213]" strokeweight="1pt">
                 <v:stroke joinstyle="miter"/>
               </v:shape>
             </w:pict>
@@ -19426,7 +18644,7 @@
           </mc:Choice>
           <mc:Fallback>
             <w:pict>
-              <v:shape w14:anchorId="74219609" id="Smiley Face 96" o:spid="_x0000_s1026" type="#_x0000_t96" style="position:absolute;margin-left:75.5pt;margin-top:9.5pt;width:33pt;height:31.5pt;z-index:251693056;visibility:visible;mso-wrap-style:square;mso-wrap-distance-left:9pt;mso-wrap-distance-top:0;mso-wrap-distance-right:9pt;mso-wrap-distance-bottom:0;mso-position-horizontal:absolute;mso-position-horizontal-relative:text;mso-position-vertical:absolute;mso-position-vertical-relative:text;v-text-anchor:middle" o:gfxdata="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" fillcolor="white [3212]" strokecolor="black [3213]" strokeweight="1pt">
+              <v:shape w14:anchorId="17052F4B" id="Smiley Face 96" o:spid="_x0000_s1026" type="#_x0000_t96" style="position:absolute;margin-left:75.5pt;margin-top:9.5pt;width:33pt;height:31.5pt;z-index:251693056;visibility:visible;mso-wrap-style:square;mso-wrap-distance-left:9pt;mso-wrap-distance-top:0;mso-wrap-distance-right:9pt;mso-wrap-distance-bottom:0;mso-position-horizontal:absolute;mso-position-horizontal-relative:text;mso-position-vertical:absolute;mso-position-vertical-relative:text;v-text-anchor:middle" o:gfxdata="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" fillcolor="white [3212]" strokecolor="black [3213]" strokeweight="1pt">
                 <v:stroke joinstyle="miter"/>
               </v:shape>
             </w:pict>
@@ -19508,7 +18726,7 @@
           </mc:Choice>
           <mc:Fallback>
             <w:pict>
-              <v:shape w14:anchorId="70074D1E" id="Smiley Face 95" o:spid="_x0000_s1026" type="#_x0000_t96" style="position:absolute;margin-left:38pt;margin-top:12pt;width:33pt;height:31.5pt;z-index:251692032;visibility:visible;mso-wrap-style:square;mso-wrap-distance-left:9pt;mso-wrap-distance-top:0;mso-wrap-distance-right:9pt;mso-wrap-distance-bottom:0;mso-position-horizontal:absolute;mso-position-horizontal-relative:text;mso-position-vertical:absolute;mso-position-vertical-relative:text;v-text-anchor:middle" o:gfxdata="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" fillcolor="white [3212]" strokecolor="black [3213]" strokeweight="1pt">
+              <v:shape w14:anchorId="51816F67" id="Smiley Face 95" o:spid="_x0000_s1026" type="#_x0000_t96" style="position:absolute;margin-left:38pt;margin-top:12pt;width:33pt;height:31.5pt;z-index:251692032;visibility:visible;mso-wrap-style:square;mso-wrap-distance-left:9pt;mso-wrap-distance-top:0;mso-wrap-distance-right:9pt;mso-wrap-distance-bottom:0;mso-position-horizontal:absolute;mso-position-horizontal-relative:text;mso-position-vertical:absolute;mso-position-vertical-relative:text;v-text-anchor:middle" o:gfxdata="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" fillcolor="white [3212]" strokecolor="black [3213]" strokeweight="1pt">
                 <v:stroke joinstyle="miter"/>
               </v:shape>
             </w:pict>
@@ -19590,7 +18808,7 @@
           </mc:Choice>
           <mc:Fallback>
             <w:pict>
-              <v:shape w14:anchorId="0456F150" id="Smiley Face 94" o:spid="_x0000_s1026" type="#_x0000_t96" style="position:absolute;margin-left:1pt;margin-top:12pt;width:33pt;height:31.5pt;z-index:251691008;visibility:visible;mso-wrap-style:square;mso-wrap-distance-left:9pt;mso-wrap-distance-top:0;mso-wrap-distance-right:9pt;mso-wrap-distance-bottom:0;mso-position-horizontal:absolute;mso-position-horizontal-relative:text;mso-position-vertical:absolute;mso-position-vertical-relative:text;v-text-anchor:middle" o:gfxdata="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" fillcolor="white [3212]" strokecolor="black [3213]" strokeweight="1pt">
+              <v:shape w14:anchorId="1CD1F31F" id="Smiley Face 94" o:spid="_x0000_s1026" type="#_x0000_t96" style="position:absolute;margin-left:1pt;margin-top:12pt;width:33pt;height:31.5pt;z-index:251691008;visibility:visible;mso-wrap-style:square;mso-wrap-distance-left:9pt;mso-wrap-distance-top:0;mso-wrap-distance-right:9pt;mso-wrap-distance-bottom:0;mso-position-horizontal:absolute;mso-position-horizontal-relative:text;mso-position-vertical:absolute;mso-position-vertical-relative:text;v-text-anchor:middle" o:gfxdata="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" fillcolor="white [3212]" strokecolor="black [3213]" strokeweight="1pt">
                 <v:stroke joinstyle="miter"/>
               </v:shape>
             </w:pict>
@@ -19685,7 +18903,7 @@
           </mc:Choice>
           <mc:Fallback>
             <w:pict>
-              <v:shape w14:anchorId="0F101FB9" id="Smiley Face 99" o:spid="_x0000_s1026" type="#_x0000_t96" style="position:absolute;margin-left:1pt;margin-top:2.55pt;width:33pt;height:31.5pt;z-index:251697152;visibility:visible;mso-wrap-style:square;mso-wrap-distance-left:9pt;mso-wrap-distance-top:0;mso-wrap-distance-right:9pt;mso-wrap-distance-bottom:0;mso-position-horizontal:absolute;mso-position-horizontal-relative:text;mso-position-vertical:absolute;mso-position-vertical-relative:text;v-text-anchor:middle" o:gfxdata="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" fillcolor="white [3212]" strokecolor="black [3213]" strokeweight="1pt">
+              <v:shape w14:anchorId="772B6D41" id="Smiley Face 99" o:spid="_x0000_s1026" type="#_x0000_t96" style="position:absolute;margin-left:1pt;margin-top:2.55pt;width:33pt;height:31.5pt;z-index:251697152;visibility:visible;mso-wrap-style:square;mso-wrap-distance-left:9pt;mso-wrap-distance-top:0;mso-wrap-distance-right:9pt;mso-wrap-distance-bottom:0;mso-position-horizontal:absolute;mso-position-horizontal-relative:text;mso-position-vertical:absolute;mso-position-vertical-relative:text;v-text-anchor:middle" o:gfxdata="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" fillcolor="white [3212]" strokecolor="black [3213]" strokeweight="1pt">
                 <v:stroke joinstyle="miter"/>
               </v:shape>
             </w:pict>
@@ -19767,7 +18985,7 @@
           </mc:Choice>
           <mc:Fallback>
             <w:pict>
-              <v:shape w14:anchorId="024F4CBF" id="Smiley Face 100" o:spid="_x0000_s1026" type="#_x0000_t96" style="position:absolute;margin-left:38pt;margin-top:2.55pt;width:33pt;height:31.5pt;z-index:251698176;visibility:visible;mso-wrap-style:square;mso-wrap-distance-left:9pt;mso-wrap-distance-top:0;mso-wrap-distance-right:9pt;mso-wrap-distance-bottom:0;mso-position-horizontal:absolute;mso-position-horizontal-relative:text;mso-position-vertical:absolute;mso-position-vertical-relative:text;v-text-anchor:middle" o:gfxdata="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" fillcolor="white [3212]" strokecolor="black [3213]" strokeweight="1pt">
+              <v:shape w14:anchorId="0A382AB8" id="Smiley Face 100" o:spid="_x0000_s1026" type="#_x0000_t96" style="position:absolute;margin-left:38pt;margin-top:2.55pt;width:33pt;height:31.5pt;z-index:251698176;visibility:visible;mso-wrap-style:square;mso-wrap-distance-left:9pt;mso-wrap-distance-top:0;mso-wrap-distance-right:9pt;mso-wrap-distance-bottom:0;mso-position-horizontal:absolute;mso-position-horizontal-relative:text;mso-position-vertical:absolute;mso-position-vertical-relative:text;v-text-anchor:middle" o:gfxdata="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" fillcolor="white [3212]" strokecolor="black [3213]" strokeweight="1pt">
                 <v:stroke joinstyle="miter"/>
               </v:shape>
             </w:pict>
@@ -20682,6 +19900,7 @@
           <w:szCs w:val="40"/>
           <w:lang w:bidi="ne-NP"/>
         </w:rPr>
+        <w:lastRenderedPageBreak/>
         <w:drawing>
           <wp:anchor distT="0" distB="0" distL="114300" distR="114300" simplePos="0" relativeHeight="251709440" behindDoc="0" locked="0" layoutInCell="1" allowOverlap="1" wp14:anchorId="77BFCE6D" wp14:editId="145F2FC6">
             <wp:simplePos x="0" y="0"/>
@@ -20894,27 +20113,7 @@
           <w:szCs w:val="40"/>
           <w:lang w:bidi="ne-NP"/>
         </w:rPr>
-        <w:t xml:space="preserve">8. </w:t>
-      </w:r>
-      <w:proofErr w:type="spellStart"/>
-      <w:r>
-        <w:rPr>
-          <w:rFonts w:ascii="Times New Roman" w:hAnsi="Times New Roman" w:cs="Times New Roman"/>
-          <w:sz w:val="40"/>
-          <w:szCs w:val="40"/>
-          <w:lang w:bidi="ne-NP"/>
-        </w:rPr>
-        <w:t>Colour</w:t>
-      </w:r>
-      <w:proofErr w:type="spellEnd"/>
-      <w:r>
-        <w:rPr>
-          <w:rFonts w:ascii="Times New Roman" w:hAnsi="Times New Roman" w:cs="Times New Roman"/>
-          <w:sz w:val="40"/>
-          <w:szCs w:val="40"/>
-          <w:lang w:bidi="ne-NP"/>
-        </w:rPr>
-        <w:t xml:space="preserve"> the odd one pictures.</w:t>
+        <w:t>8. Colour the odd one pictures.</w:t>
       </w:r>
       <w:r>
         <w:rPr>
@@ -21133,7 +20332,7 @@
           </mc:Choice>
           <mc:Fallback>
             <w:pict>
-              <v:oval w14:anchorId="1EDF6B92" id="Oval 111" o:spid="_x0000_s1026" style="position:absolute;margin-left:134pt;margin-top:34.5pt;width:24pt;height:39pt;z-index:251713536;visibility:visible;mso-wrap-style:square;mso-wrap-distance-left:9pt;mso-wrap-distance-top:0;mso-wrap-distance-right:9pt;mso-wrap-distance-bottom:0;mso-position-horizontal:absolute;mso-position-horizontal-relative:text;mso-position-vertical:absolute;mso-position-vertical-relative:text;v-text-anchor:middle" o:gfxdata="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" fillcolor="white [3212]" strokecolor="black [3213]" strokeweight="1pt">
+              <v:oval w14:anchorId="03E9EC21" id="Oval 111" o:spid="_x0000_s1026" style="position:absolute;margin-left:134pt;margin-top:34.5pt;width:24pt;height:39pt;z-index:251713536;visibility:visible;mso-wrap-style:square;mso-wrap-distance-left:9pt;mso-wrap-distance-top:0;mso-wrap-distance-right:9pt;mso-wrap-distance-bottom:0;mso-position-horizontal:absolute;mso-position-horizontal-relative:text;mso-position-vertical:absolute;mso-position-vertical-relative:text;v-text-anchor:middle" o:gfxdata="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" fillcolor="white [3212]" strokecolor="black [3213]" strokeweight="1pt">
                 <v:stroke joinstyle="miter"/>
               </v:oval>
             </w:pict>
@@ -21215,7 +20414,7 @@
           </mc:Choice>
           <mc:Fallback>
             <w:pict>
-              <v:oval w14:anchorId="1B5BD2A2" id="Oval 110" o:spid="_x0000_s1026" style="position:absolute;margin-left:100.5pt;margin-top:34.5pt;width:24pt;height:39pt;z-index:251712512;visibility:visible;mso-wrap-style:square;mso-wrap-distance-left:9pt;mso-wrap-distance-top:0;mso-wrap-distance-right:9pt;mso-wrap-distance-bottom:0;mso-position-horizontal:absolute;mso-position-horizontal-relative:text;mso-position-vertical:absolute;mso-position-vertical-relative:text;v-text-anchor:middle" o:gfxdata="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" fillcolor="white [3212]" strokecolor="black [3213]" strokeweight="1pt">
+              <v:oval w14:anchorId="4BC948AD" id="Oval 110" o:spid="_x0000_s1026" style="position:absolute;margin-left:100.5pt;margin-top:34.5pt;width:24pt;height:39pt;z-index:251712512;visibility:visible;mso-wrap-style:square;mso-wrap-distance-left:9pt;mso-wrap-distance-top:0;mso-wrap-distance-right:9pt;mso-wrap-distance-bottom:0;mso-position-horizontal:absolute;mso-position-horizontal-relative:text;mso-position-vertical:absolute;mso-position-vertical-relative:text;v-text-anchor:middle" o:gfxdata="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" fillcolor="white [3212]" strokecolor="black [3213]" strokeweight="1pt">
                 <v:stroke joinstyle="miter"/>
               </v:oval>
             </w:pict>
@@ -21455,7 +20654,7 @@
           </mc:Choice>
           <mc:Fallback>
             <w:pict>
-              <v:shape w14:anchorId="63A75F5D" id="5-Point Star 114" o:spid="_x0000_s1026" style="position:absolute;margin-left:77pt;margin-top:39pt;width:47.5pt;height:39pt;z-index:251717632;visibility:visible;mso-wrap-style:square;mso-wrap-distance-left:9pt;mso-wrap-distance-top:0;mso-wrap-distance-right:9pt;mso-wrap-distance-bottom:0;mso-position-horizontal:absolute;mso-position-horizontal-relative:text;mso-position-vertical:absolute;mso-position-vertical-relative:text;v-text-anchor:middle" coordsize="603250,495300" o:gfxdata="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" path="m1,189187r230421,2l301625,r71203,189189l603249,189187,416833,306111r71206,189188l301625,378373,115211,495299,186417,306111,1,189187xe" fillcolor="white [3212]" strokecolor="black [3213]" strokeweight="1pt">
+              <v:shape w14:anchorId="328766B5" id="5-Point Star 114" o:spid="_x0000_s1026" style="position:absolute;margin-left:77pt;margin-top:39pt;width:47.5pt;height:39pt;z-index:251717632;visibility:visible;mso-wrap-style:square;mso-wrap-distance-left:9pt;mso-wrap-distance-top:0;mso-wrap-distance-right:9pt;mso-wrap-distance-bottom:0;mso-position-horizontal:absolute;mso-position-horizontal-relative:text;mso-position-vertical:absolute;mso-position-vertical-relative:text;v-text-anchor:middle" coordsize="603250,495300" o:gfxdata="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" path="m1,189187r230421,2l301625,r71203,189189l603249,189187,416833,306111r71206,189188l301625,378373,115211,495299,186417,306111,1,189187xe" fillcolor="white [3212]" strokecolor="black [3213]" strokeweight="1pt">
                 <v:stroke joinstyle="miter"/>
                 <v:path arrowok="t" o:connecttype="custom" o:connectlocs="1,189187;230422,189189;301625,0;372828,189189;603249,189187;416833,306111;488039,495299;301625,378373;115211,495299;186417,306111;1,189187" o:connectangles="0,0,0,0,0,0,0,0,0,0,0"/>
               </v:shape>
@@ -21538,7 +20737,7 @@
           </mc:Choice>
           <mc:Fallback>
             <w:pict>
-              <v:shape w14:anchorId="27D56E37" id="5-Point Star 113" o:spid="_x0000_s1026" style="position:absolute;margin-left:23pt;margin-top:39pt;width:47.5pt;height:39pt;z-index:251715584;visibility:visible;mso-wrap-style:square;mso-wrap-distance-left:9pt;mso-wrap-distance-top:0;mso-wrap-distance-right:9pt;mso-wrap-distance-bottom:0;mso-position-horizontal:absolute;mso-position-horizontal-relative:text;mso-position-vertical:absolute;mso-position-vertical-relative:text;v-text-anchor:middle" coordsize="603250,495300" o:gfxdata="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" path="m1,189187r230421,2l301625,r71203,189189l603249,189187,416833,306111r71206,189188l301625,378373,115211,495299,186417,306111,1,189187xe" fillcolor="white [3212]" strokecolor="black [3213]" strokeweight="1pt">
+              <v:shape w14:anchorId="43ED76E2" id="5-Point Star 113" o:spid="_x0000_s1026" style="position:absolute;margin-left:23pt;margin-top:39pt;width:47.5pt;height:39pt;z-index:251715584;visibility:visible;mso-wrap-style:square;mso-wrap-distance-left:9pt;mso-wrap-distance-top:0;mso-wrap-distance-right:9pt;mso-wrap-distance-bottom:0;mso-position-horizontal:absolute;mso-position-horizontal-relative:text;mso-position-vertical:absolute;mso-position-vertical-relative:text;v-text-anchor:middle" coordsize="603250,495300" o:gfxdata="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" path="m1,189187r230421,2l301625,r71203,189189l603249,189187,416833,306111r71206,189188l301625,378373,115211,495299,186417,306111,1,189187xe" fillcolor="white [3212]" strokecolor="black [3213]" strokeweight="1pt">
                 <v:stroke joinstyle="miter"/>
                 <v:path arrowok="t" o:connecttype="custom" o:connectlocs="1,189187;230422,189189;301625,0;372828,189189;603249,189187;416833,306111;488039,495299;301625,378373;115211,495299;186417,306111;1,189187" o:connectangles="0,0,0,0,0,0,0,0,0,0,0"/>
               </v:shape>
@@ -21789,7 +20988,7 @@
           </mc:Choice>
           <mc:Fallback>
             <w:pict>
-              <v:shape w14:anchorId="1068BBFE" id="Isosceles Triangle 117" o:spid="_x0000_s1026" type="#_x0000_t5" style="position:absolute;margin-left:78.5pt;margin-top:29.5pt;width:46pt;height:47pt;z-index:251720704;visibility:visible;mso-wrap-style:square;mso-wrap-distance-left:9pt;mso-wrap-distance-top:0;mso-wrap-distance-right:9pt;mso-wrap-distance-bottom:0;mso-position-horizontal:absolute;mso-position-horizontal-relative:text;mso-position-vertical:absolute;mso-position-vertical-relative:text;v-text-anchor:middle" o:gfxdata="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" fillcolor="white [3212]" strokecolor="black [3213]" strokeweight="1pt"/>
+              <v:shape w14:anchorId="5D43B5B4" id="Isosceles Triangle 117" o:spid="_x0000_s1026" type="#_x0000_t5" style="position:absolute;margin-left:78.5pt;margin-top:29.5pt;width:46pt;height:47pt;z-index:251720704;visibility:visible;mso-wrap-style:square;mso-wrap-distance-left:9pt;mso-wrap-distance-top:0;mso-wrap-distance-right:9pt;mso-wrap-distance-bottom:0;mso-position-horizontal:absolute;mso-position-horizontal-relative:text;mso-position-vertical:absolute;mso-position-vertical-relative:text;v-text-anchor:middle" o:gfxdata="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" fillcolor="white [3212]" strokecolor="black [3213]" strokeweight="1pt"/>
             </w:pict>
           </mc:Fallback>
         </mc:AlternateContent>
@@ -22098,7 +21297,7 @@
           </mc:Choice>
           <mc:Fallback>
             <w:pict>
-              <v:shape w14:anchorId="137B27B1" id="Heart 120" o:spid="_x0000_s1026" style="position:absolute;margin-left:134.5pt;margin-top:38.05pt;width:36.5pt;height:39pt;z-index:251724800;visibility:visible;mso-wrap-style:square;mso-wrap-distance-left:9pt;mso-wrap-distance-top:0;mso-wrap-distance-right:9pt;mso-wrap-distance-bottom:0;mso-position-horizontal:absolute;mso-position-horizontal-relative:text;mso-position-vertical:absolute;mso-position-vertical-relative:text;v-text-anchor:middle" coordsize="463550,495300" o:gfxdata="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" path="m231775,123825v96573,-288925,473207,,,371475c-241432,123825,135202,-165100,231775,123825xe" fillcolor="white [3212]" strokecolor="black [3213]" strokeweight="1pt">
+              <v:shape w14:anchorId="59484B09" id="Heart 120" o:spid="_x0000_s1026" style="position:absolute;margin-left:134.5pt;margin-top:38.05pt;width:36.5pt;height:39pt;z-index:251724800;visibility:visible;mso-wrap-style:square;mso-wrap-distance-left:9pt;mso-wrap-distance-top:0;mso-wrap-distance-right:9pt;mso-wrap-distance-bottom:0;mso-position-horizontal:absolute;mso-position-horizontal-relative:text;mso-position-vertical:absolute;mso-position-vertical-relative:text;v-text-anchor:middle" coordsize="463550,495300" o:gfxdata="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" path="m231775,123825v96573,-288925,473207,,,371475c-241432,123825,135202,-165100,231775,123825xe" fillcolor="white [3212]" strokecolor="black [3213]" strokeweight="1pt">
                 <v:stroke joinstyle="miter"/>
                 <v:path arrowok="t" o:connecttype="custom" o:connectlocs="231775,123825;231775,495300;231775,123825" o:connectangles="0,0,0"/>
               </v:shape>
@@ -22181,7 +21380,7 @@
           </mc:Choice>
           <mc:Fallback>
             <w:pict>
-              <v:rect w14:anchorId="00FA6790" id="Rectangle 119" o:spid="_x0000_s1026" style="position:absolute;margin-left:70.5pt;margin-top:42.55pt;width:43pt;height:28.5pt;z-index:251723776;visibility:visible;mso-wrap-style:square;mso-wrap-distance-left:9pt;mso-wrap-distance-top:0;mso-wrap-distance-right:9pt;mso-wrap-distance-bottom:0;mso-position-horizontal:absolute;mso-position-horizontal-relative:text;mso-position-vertical:absolute;mso-position-vertical-relative:text;v-text-anchor:middle" o:gfxdata="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" fillcolor="white [3212]" strokecolor="black [3213]" strokeweight="1pt"/>
+              <v:rect w14:anchorId="5891096C" id="Rectangle 119" o:spid="_x0000_s1026" style="position:absolute;margin-left:70.5pt;margin-top:42.55pt;width:43pt;height:28.5pt;z-index:251723776;visibility:visible;mso-wrap-style:square;mso-wrap-distance-left:9pt;mso-wrap-distance-top:0;mso-wrap-distance-right:9pt;mso-wrap-distance-bottom:0;mso-position-horizontal:absolute;mso-position-horizontal-relative:text;mso-position-vertical:absolute;mso-position-vertical-relative:text;v-text-anchor:middle" o:gfxdata="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" fillcolor="white [3212]" strokecolor="black [3213]" strokeweight="1pt"/>
             </w:pict>
           </mc:Fallback>
         </mc:AlternateContent>
@@ -22261,7 +21460,7 @@
           </mc:Choice>
           <mc:Fallback>
             <w:pict>
-              <v:rect w14:anchorId="06169BDF" id="Rectangle 118" o:spid="_x0000_s1026" style="position:absolute;margin-left:19.5pt;margin-top:42.55pt;width:43pt;height:28.5pt;z-index:251721728;visibility:visible;mso-wrap-style:square;mso-wrap-distance-left:9pt;mso-wrap-distance-top:0;mso-wrap-distance-right:9pt;mso-wrap-distance-bottom:0;mso-position-horizontal:absolute;mso-position-horizontal-relative:text;mso-position-vertical:absolute;mso-position-vertical-relative:text;v-text-anchor:middle" o:gfxdata="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" fillcolor="white [3212]" strokecolor="black [3213]" strokeweight="1pt"/>
+              <v:rect w14:anchorId="6F09002B" id="Rectangle 118" o:spid="_x0000_s1026" style="position:absolute;margin-left:19.5pt;margin-top:42.55pt;width:43pt;height:28.5pt;z-index:251721728;visibility:visible;mso-wrap-style:square;mso-wrap-distance-left:9pt;mso-wrap-distance-top:0;mso-wrap-distance-right:9pt;mso-wrap-distance-bottom:0;mso-position-horizontal:absolute;mso-position-horizontal-relative:text;mso-position-vertical:absolute;mso-position-vertical-relative:text;v-text-anchor:middle" o:gfxdata="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" fillcolor="white [3212]" strokecolor="black [3213]" strokeweight="1pt"/>
             </w:pict>
           </mc:Fallback>
         </mc:AlternateContent>
@@ -22522,7 +21721,7 @@
           </mc:Choice>
           <mc:Fallback>
             <w:pict>
-              <v:oval w14:anchorId="59C0F0BD" id="Oval 125" o:spid="_x0000_s1026" style="position:absolute;margin-left:98pt;margin-top:42.05pt;width:35pt;height:32pt;z-index:251729920;visibility:visible;mso-wrap-style:square;mso-wrap-distance-left:9pt;mso-wrap-distance-top:0;mso-wrap-distance-right:9pt;mso-wrap-distance-bottom:0;mso-position-horizontal:absolute;mso-position-horizontal-relative:text;mso-position-vertical:absolute;mso-position-vertical-relative:text;v-text-anchor:middle" o:gfxdata="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" fillcolor="white [3212]" strokecolor="black [3213]" strokeweight="1pt">
+              <v:oval w14:anchorId="3546F07C" id="Oval 125" o:spid="_x0000_s1026" style="position:absolute;margin-left:98pt;margin-top:42.05pt;width:35pt;height:32pt;z-index:251729920;visibility:visible;mso-wrap-style:square;mso-wrap-distance-left:9pt;mso-wrap-distance-top:0;mso-wrap-distance-right:9pt;mso-wrap-distance-bottom:0;mso-position-horizontal:absolute;mso-position-horizontal-relative:text;mso-position-vertical:absolute;mso-position-vertical-relative:text;v-text-anchor:middle" o:gfxdata="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" fillcolor="white [3212]" strokecolor="black [3213]" strokeweight="1pt">
                 <v:stroke joinstyle="miter"/>
               </v:oval>
             </w:pict>
@@ -22604,7 +21803,7 @@
           </mc:Choice>
           <mc:Fallback>
             <w:pict>
-              <v:rect w14:anchorId="50868613" id="Rectangle 124" o:spid="_x0000_s1026" style="position:absolute;margin-left:100.5pt;margin-top:.05pt;width:43pt;height:28.5pt;z-index:251728896;visibility:visible;mso-wrap-style:square;mso-wrap-distance-left:9pt;mso-wrap-distance-top:0;mso-wrap-distance-right:9pt;mso-wrap-distance-bottom:0;mso-position-horizontal:absolute;mso-position-horizontal-relative:text;mso-position-vertical:absolute;mso-position-vertical-relative:text;v-text-anchor:middle" o:gfxdata="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" fillcolor="white [3212]" strokecolor="black [3213]" strokeweight="1pt"/>
+              <v:rect w14:anchorId="138B0E71" id="Rectangle 124" o:spid="_x0000_s1026" style="position:absolute;margin-left:100.5pt;margin-top:.05pt;width:43pt;height:28.5pt;z-index:251728896;visibility:visible;mso-wrap-style:square;mso-wrap-distance-left:9pt;mso-wrap-distance-top:0;mso-wrap-distance-right:9pt;mso-wrap-distance-bottom:0;mso-position-horizontal:absolute;mso-position-horizontal-relative:text;mso-position-vertical:absolute;mso-position-vertical-relative:text;v-text-anchor:middle" o:gfxdata="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" fillcolor="white [3212]" strokecolor="black [3213]" strokeweight="1pt"/>
             </w:pict>
           </mc:Fallback>
         </mc:AlternateContent>
@@ -22684,7 +21883,7 @@
           </mc:Choice>
           <mc:Fallback>
             <w:pict>
-              <v:shape w14:anchorId="5703BFAA" id="Isosceles Triangle 122" o:spid="_x0000_s1026" type="#_x0000_t5" style="position:absolute;margin-left:1pt;margin-top:43.55pt;width:39pt;height:30.5pt;z-index:251726848;visibility:visible;mso-wrap-style:square;mso-wrap-distance-left:9pt;mso-wrap-distance-top:0;mso-wrap-distance-right:9pt;mso-wrap-distance-bottom:0;mso-position-horizontal:absolute;mso-position-horizontal-relative:text;mso-position-vertical:absolute;mso-position-vertical-relative:text;v-text-anchor:middle" o:gfxdata="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" fillcolor="white [3212]" strokecolor="black [3213]" strokeweight="1pt"/>
+              <v:shape w14:anchorId="2A6032B3" id="Isosceles Triangle 122" o:spid="_x0000_s1026" type="#_x0000_t5" style="position:absolute;margin-left:1pt;margin-top:43.55pt;width:39pt;height:30.5pt;z-index:251726848;visibility:visible;mso-wrap-style:square;mso-wrap-distance-left:9pt;mso-wrap-distance-top:0;mso-wrap-distance-right:9pt;mso-wrap-distance-bottom:0;mso-position-horizontal:absolute;mso-position-horizontal-relative:text;mso-position-vertical:absolute;mso-position-vertical-relative:text;v-text-anchor:middle" o:gfxdata="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" fillcolor="white [3212]" strokecolor="black [3213]" strokeweight="1pt"/>
             </w:pict>
           </mc:Fallback>
         </mc:AlternateContent>
@@ -22764,7 +21963,7 @@
           </mc:Choice>
           <mc:Fallback>
             <w:pict>
-              <v:oval w14:anchorId="0ABB9CBD" id="Oval 121" o:spid="_x0000_s1026" style="position:absolute;margin-left:1pt;margin-top:.05pt;width:35pt;height:32pt;z-index:251725824;visibility:visible;mso-wrap-style:square;mso-wrap-distance-left:9pt;mso-wrap-distance-top:0;mso-wrap-distance-right:9pt;mso-wrap-distance-bottom:0;mso-position-horizontal:absolute;mso-position-horizontal-relative:text;mso-position-vertical:absolute;mso-position-vertical-relative:text;v-text-anchor:middle" o:gfxdata="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" fillcolor="white [3212]" strokecolor="black [3213]" strokeweight="1pt">
+              <v:oval w14:anchorId="674EA5A1" id="Oval 121" o:spid="_x0000_s1026" style="position:absolute;margin-left:1pt;margin-top:.05pt;width:35pt;height:32pt;z-index:251725824;visibility:visible;mso-wrap-style:square;mso-wrap-distance-left:9pt;mso-wrap-distance-top:0;mso-wrap-distance-right:9pt;mso-wrap-distance-bottom:0;mso-position-horizontal:absolute;mso-position-horizontal-relative:text;mso-position-vertical:absolute;mso-position-vertical-relative:text;v-text-anchor:middle" o:gfxdata="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" fillcolor="white [3212]" strokecolor="black [3213]" strokeweight="1pt">
                 <v:stroke joinstyle="miter"/>
               </v:oval>
             </w:pict>
@@ -22858,7 +22057,7 @@
           </mc:Choice>
           <mc:Fallback>
             <w:pict>
-              <v:shape w14:anchorId="179C8DF2" id="Isosceles Triangle 126" o:spid="_x0000_s1026" type="#_x0000_t5" style="position:absolute;margin-left:96pt;margin-top:44.05pt;width:39pt;height:30.5pt;z-index:251731968;visibility:visible;mso-wrap-style:square;mso-wrap-distance-left:9pt;mso-wrap-distance-top:0;mso-wrap-distance-right:9pt;mso-wrap-distance-bottom:0;mso-position-horizontal:absolute;mso-position-horizontal-relative:text;mso-position-vertical:absolute;mso-position-vertical-relative:text;v-text-anchor:middle" o:gfxdata="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" fillcolor="white [3212]" strokecolor="black [3213]" strokeweight="1pt"/>
+              <v:shape w14:anchorId="71B47534" id="Isosceles Triangle 126" o:spid="_x0000_s1026" type="#_x0000_t5" style="position:absolute;margin-left:96pt;margin-top:44.05pt;width:39pt;height:30.5pt;z-index:251731968;visibility:visible;mso-wrap-style:square;mso-wrap-distance-left:9pt;mso-wrap-distance-top:0;mso-wrap-distance-right:9pt;mso-wrap-distance-bottom:0;mso-position-horizontal:absolute;mso-position-horizontal-relative:text;mso-position-vertical:absolute;mso-position-vertical-relative:text;v-text-anchor:middle" o:gfxdata="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" fillcolor="white [3212]" strokecolor="black [3213]" strokeweight="1pt"/>
             </w:pict>
           </mc:Fallback>
         </mc:AlternateContent>
@@ -22959,7 +22158,7 @@
           </mc:Choice>
           <mc:Fallback>
             <w:pict>
-              <v:rect w14:anchorId="28B379A0" id="Rectangle 123" o:spid="_x0000_s1026" style="position:absolute;margin-left:1pt;margin-top:.05pt;width:43pt;height:28.5pt;z-index:251727872;visibility:visible;mso-wrap-style:square;mso-wrap-distance-left:9pt;mso-wrap-distance-top:0;mso-wrap-distance-right:9pt;mso-wrap-distance-bottom:0;mso-position-horizontal:absolute;mso-position-horizontal-relative:text;mso-position-vertical:absolute;mso-position-vertical-relative:text;v-text-anchor:middle" o:gfxdata="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" fillcolor="white [3212]" strokecolor="black [3213]" strokeweight="1pt"/>
+              <v:rect w14:anchorId="3D46826A" id="Rectangle 123" o:spid="_x0000_s1026" style="position:absolute;margin-left:1pt;margin-top:.05pt;width:43pt;height:28.5pt;z-index:251727872;visibility:visible;mso-wrap-style:square;mso-wrap-distance-left:9pt;mso-wrap-distance-top:0;mso-wrap-distance-right:9pt;mso-wrap-distance-bottom:0;mso-position-horizontal:absolute;mso-position-horizontal-relative:text;mso-position-vertical:absolute;mso-position-vertical-relative:text;v-text-anchor:middle" o:gfxdata="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" fillcolor="white [3212]" strokecolor="black [3213]" strokeweight="1pt"/>
             </w:pict>
           </mc:Fallback>
         </mc:AlternateContent>
@@ -23239,6 +22438,7 @@
           <w:szCs w:val="40"/>
           <w:lang w:bidi="ne-NP"/>
         </w:rPr>
+        <w:lastRenderedPageBreak/>
         <w:t>Green Society Public School</w:t>
       </w:r>
     </w:p>
@@ -24049,27 +23249,7 @@
           <w:szCs w:val="40"/>
           <w:lang w:bidi="ne-NP"/>
         </w:rPr>
-        <w:t xml:space="preserve">4. What is your </w:t>
-      </w:r>
-      <w:proofErr w:type="spellStart"/>
-      <w:r>
-        <w:rPr>
-          <w:rFonts w:ascii="Times New Roman" w:hAnsi="Times New Roman" w:cs="Times New Roman"/>
-          <w:sz w:val="40"/>
-          <w:szCs w:val="40"/>
-          <w:lang w:bidi="ne-NP"/>
-        </w:rPr>
-        <w:t>incharge's</w:t>
-      </w:r>
-      <w:proofErr w:type="spellEnd"/>
-      <w:r>
-        <w:rPr>
-          <w:rFonts w:ascii="Times New Roman" w:hAnsi="Times New Roman" w:cs="Times New Roman"/>
-          <w:sz w:val="40"/>
-          <w:szCs w:val="40"/>
-          <w:lang w:bidi="ne-NP"/>
-        </w:rPr>
-        <w:t xml:space="preserve"> name?</w:t>
+        <w:t>4. What is your incharge's name?</w:t>
       </w:r>
       <w:r>
         <w:rPr>
@@ -24263,6 +23443,7 @@
           <w:szCs w:val="40"/>
           <w:lang w:bidi="ne-NP"/>
         </w:rPr>
+        <w:lastRenderedPageBreak/>
         <w:t>7. Read the given letters.</w:t>
       </w:r>
       <w:r>
@@ -24367,7 +23548,6 @@
           <w:lang w:bidi="ne-NP"/>
         </w:rPr>
       </w:pPr>
-      <w:proofErr w:type="spellStart"/>
       <w:r>
         <w:rPr>
           <w:rFonts w:ascii="Times New Roman" w:hAnsi="Times New Roman" w:cs="Times New Roman"/>
@@ -24377,7 +23557,6 @@
         </w:rPr>
         <w:t>Qq</w:t>
       </w:r>
-      <w:proofErr w:type="spellEnd"/>
       <w:r>
         <w:rPr>
           <w:rFonts w:ascii="Times New Roman" w:hAnsi="Times New Roman" w:cs="Times New Roman"/>
@@ -24452,18 +23631,8 @@
           <w:lang w:bidi="ne-NP"/>
         </w:rPr>
         <w:tab/>
-      </w:r>
-      <w:proofErr w:type="spellStart"/>
-      <w:r>
-        <w:rPr>
-          <w:rFonts w:ascii="Times New Roman" w:hAnsi="Times New Roman" w:cs="Times New Roman"/>
-          <w:sz w:val="40"/>
-          <w:szCs w:val="40"/>
-          <w:lang w:bidi="ne-NP"/>
-        </w:rPr>
         <w:t>Uu</w:t>
       </w:r>
-      <w:proofErr w:type="spellEnd"/>
     </w:p>
     <w:p>
       <w:pPr>
@@ -24476,7 +23645,6 @@
           <w:lang w:bidi="ne-NP"/>
         </w:rPr>
       </w:pPr>
-      <w:proofErr w:type="spellStart"/>
       <w:r>
         <w:rPr>
           <w:rFonts w:ascii="Times New Roman" w:hAnsi="Times New Roman" w:cs="Times New Roman"/>
@@ -24486,7 +23654,6 @@
         </w:rPr>
         <w:t>Vv</w:t>
       </w:r>
-      <w:proofErr w:type="spellEnd"/>
       <w:r>
         <w:rPr>
           <w:rFonts w:ascii="Times New Roman" w:hAnsi="Times New Roman" w:cs="Times New Roman"/>
@@ -24523,76 +23690,46 @@
           <w:lang w:bidi="ne-NP"/>
         </w:rPr>
         <w:tab/>
-      </w:r>
-      <w:proofErr w:type="spellStart"/>
-      <w:r>
-        <w:rPr>
-          <w:rFonts w:ascii="Times New Roman" w:hAnsi="Times New Roman" w:cs="Times New Roman"/>
-          <w:sz w:val="40"/>
-          <w:szCs w:val="40"/>
-          <w:lang w:bidi="ne-NP"/>
-        </w:rPr>
         <w:t>Xx</w:t>
       </w:r>
-      <w:proofErr w:type="spellEnd"/>
-      <w:r>
-        <w:rPr>
-          <w:rFonts w:ascii="Times New Roman" w:hAnsi="Times New Roman" w:cs="Times New Roman"/>
-          <w:sz w:val="40"/>
-          <w:szCs w:val="40"/>
-          <w:lang w:bidi="ne-NP"/>
-        </w:rPr>
-        <w:tab/>
-      </w:r>
-      <w:r>
-        <w:rPr>
-          <w:rFonts w:ascii="Times New Roman" w:hAnsi="Times New Roman" w:cs="Times New Roman"/>
-          <w:sz w:val="40"/>
-          <w:szCs w:val="40"/>
-          <w:lang w:bidi="ne-NP"/>
-        </w:rPr>
-        <w:tab/>
-      </w:r>
-      <w:proofErr w:type="spellStart"/>
-      <w:r>
-        <w:rPr>
-          <w:rFonts w:ascii="Times New Roman" w:hAnsi="Times New Roman" w:cs="Times New Roman"/>
-          <w:sz w:val="40"/>
-          <w:szCs w:val="40"/>
-          <w:lang w:bidi="ne-NP"/>
-        </w:rPr>
+      <w:r>
+        <w:rPr>
+          <w:rFonts w:ascii="Times New Roman" w:hAnsi="Times New Roman" w:cs="Times New Roman"/>
+          <w:sz w:val="40"/>
+          <w:szCs w:val="40"/>
+          <w:lang w:bidi="ne-NP"/>
+        </w:rPr>
+        <w:tab/>
+      </w:r>
+      <w:r>
+        <w:rPr>
+          <w:rFonts w:ascii="Times New Roman" w:hAnsi="Times New Roman" w:cs="Times New Roman"/>
+          <w:sz w:val="40"/>
+          <w:szCs w:val="40"/>
+          <w:lang w:bidi="ne-NP"/>
+        </w:rPr>
+        <w:tab/>
         <w:t>Yy</w:t>
       </w:r>
-      <w:proofErr w:type="spellEnd"/>
-      <w:r>
-        <w:rPr>
-          <w:rFonts w:ascii="Times New Roman" w:hAnsi="Times New Roman" w:cs="Times New Roman"/>
-          <w:sz w:val="40"/>
-          <w:szCs w:val="40"/>
-          <w:lang w:bidi="ne-NP"/>
-        </w:rPr>
-        <w:tab/>
-      </w:r>
-      <w:r>
-        <w:rPr>
-          <w:rFonts w:ascii="Times New Roman" w:hAnsi="Times New Roman" w:cs="Times New Roman"/>
-          <w:sz w:val="40"/>
-          <w:szCs w:val="40"/>
-          <w:lang w:bidi="ne-NP"/>
-        </w:rPr>
-        <w:tab/>
-      </w:r>
-      <w:proofErr w:type="spellStart"/>
-      <w:r>
-        <w:rPr>
-          <w:rFonts w:ascii="Times New Roman" w:hAnsi="Times New Roman" w:cs="Times New Roman"/>
-          <w:sz w:val="40"/>
-          <w:szCs w:val="40"/>
-          <w:lang w:bidi="ne-NP"/>
-        </w:rPr>
+      <w:r>
+        <w:rPr>
+          <w:rFonts w:ascii="Times New Roman" w:hAnsi="Times New Roman" w:cs="Times New Roman"/>
+          <w:sz w:val="40"/>
+          <w:szCs w:val="40"/>
+          <w:lang w:bidi="ne-NP"/>
+        </w:rPr>
+        <w:tab/>
+      </w:r>
+      <w:r>
+        <w:rPr>
+          <w:rFonts w:ascii="Times New Roman" w:hAnsi="Times New Roman" w:cs="Times New Roman"/>
+          <w:sz w:val="40"/>
+          <w:szCs w:val="40"/>
+          <w:lang w:bidi="ne-NP"/>
+        </w:rPr>
+        <w:tab/>
         <w:t>Zz</w:t>
       </w:r>
-      <w:proofErr w:type="spellEnd"/>
     </w:p>
     <w:p>
       <w:pPr>
@@ -24863,7 +24000,7 @@
           <w:lang w:bidi="ne-NP"/>
         </w:rPr>
         <w:drawing>
-          <wp:anchor distT="0" distB="0" distL="114300" distR="114300" simplePos="0" relativeHeight="251582464" behindDoc="0" locked="0" layoutInCell="1" allowOverlap="1" wp14:anchorId="29447601" wp14:editId="08103E66">
+          <wp:anchor distT="0" distB="0" distL="114300" distR="114300" simplePos="0" relativeHeight="251582464" behindDoc="0" locked="0" layoutInCell="1" allowOverlap="1" wp14:anchorId="29447601" wp14:editId="22E780E0">
             <wp:simplePos x="0" y="0"/>
             <wp:positionH relativeFrom="column">
               <wp:posOffset>3746500</wp:posOffset>
@@ -25251,13 +24388,13 @@
           <w:szCs w:val="40"/>
         </w:rPr>
       </w:pPr>
-      <w:proofErr w:type="spellStart"/>
-      <w:r>
-        <w:rPr>
-          <w:rFonts w:ascii="Preeti" w:hAnsi="Preeti"/>
-          <w:sz w:val="40"/>
-          <w:szCs w:val="40"/>
-        </w:rPr>
+      <w:r>
+        <w:rPr>
+          <w:rFonts w:ascii="Preeti" w:hAnsi="Preeti"/>
+          <w:sz w:val="40"/>
+          <w:szCs w:val="40"/>
+        </w:rPr>
+        <w:lastRenderedPageBreak/>
         <w:t>lu|</w:t>
       </w:r>
       <w:proofErr w:type="gramStart"/>
@@ -25267,16 +24404,7 @@
           <w:sz w:val="40"/>
           <w:szCs w:val="40"/>
         </w:rPr>
-        <w:t>g</w:t>
-      </w:r>
-      <w:proofErr w:type="spellEnd"/>
-      <w:r>
-        <w:rPr>
-          <w:rFonts w:ascii="Preeti" w:hAnsi="Preeti"/>
-          <w:sz w:val="40"/>
-          <w:szCs w:val="40"/>
-        </w:rPr>
-        <w:t xml:space="preserve"> ;f];fOl</w:t>
+        <w:t>g ;f];fOl</w:t>
       </w:r>
       <w:proofErr w:type="gramEnd"/>
       <w:r>
@@ -25287,7 +24415,6 @@
         </w:rPr>
         <w:t xml:space="preserve">6 </w:t>
       </w:r>
-      <w:proofErr w:type="spellStart"/>
       <w:proofErr w:type="gramStart"/>
       <w:r>
         <w:rPr>
@@ -25295,25 +24422,7 @@
           <w:sz w:val="40"/>
           <w:szCs w:val="40"/>
         </w:rPr>
-        <w:t>klAns</w:t>
-      </w:r>
-      <w:proofErr w:type="spellEnd"/>
-      <w:r>
-        <w:rPr>
-          <w:rFonts w:ascii="Preeti" w:hAnsi="Preeti"/>
-          <w:sz w:val="40"/>
-          <w:szCs w:val="40"/>
-        </w:rPr>
-        <w:t xml:space="preserve"> :</w:t>
-      </w:r>
-      <w:proofErr w:type="spellStart"/>
-      <w:r>
-        <w:rPr>
-          <w:rFonts w:ascii="Preeti" w:hAnsi="Preeti"/>
-          <w:sz w:val="40"/>
-          <w:szCs w:val="40"/>
-        </w:rPr>
-        <w:t>s</w:t>
+        <w:t>klAns :s</w:t>
       </w:r>
       <w:proofErr w:type="gramEnd"/>
       <w:r>
@@ -25324,7 +24433,6 @@
         </w:rPr>
         <w:t>"n</w:t>
       </w:r>
-      <w:proofErr w:type="spellEnd"/>
     </w:p>
     <w:p>
       <w:pPr>
@@ -25336,7 +24444,6 @@
           <w:szCs w:val="40"/>
         </w:rPr>
       </w:pPr>
-      <w:proofErr w:type="spellStart"/>
       <w:proofErr w:type="gramStart"/>
       <w:r>
         <w:rPr>
@@ -25344,16 +24451,7 @@
           <w:sz w:val="40"/>
           <w:szCs w:val="40"/>
         </w:rPr>
-        <w:t>jflif</w:t>
-      </w:r>
-      <w:proofErr w:type="spellEnd"/>
-      <w:r>
-        <w:rPr>
-          <w:rFonts w:ascii="Preeti" w:hAnsi="Preeti"/>
-          <w:sz w:val="40"/>
-          <w:szCs w:val="40"/>
-        </w:rPr>
-        <w:t>{</w:t>
+        <w:t>jflif{</w:t>
       </w:r>
       <w:proofErr w:type="gramEnd"/>
       <w:r>
@@ -25362,25 +24460,7 @@
           <w:sz w:val="40"/>
           <w:szCs w:val="40"/>
         </w:rPr>
-        <w:t>s k/</w:t>
-      </w:r>
-      <w:proofErr w:type="spellStart"/>
-      <w:r>
-        <w:rPr>
-          <w:rFonts w:ascii="Preeti" w:hAnsi="Preeti"/>
-          <w:sz w:val="40"/>
-          <w:szCs w:val="40"/>
-        </w:rPr>
-        <w:t>LIff</w:t>
-      </w:r>
-      <w:proofErr w:type="spellEnd"/>
-      <w:r>
-        <w:rPr>
-          <w:rFonts w:ascii="Preeti" w:hAnsi="Preeti"/>
-          <w:sz w:val="40"/>
-          <w:szCs w:val="40"/>
-        </w:rPr>
-        <w:t xml:space="preserve">– </w:t>
+        <w:t xml:space="preserve">s k/LIff– </w:t>
       </w:r>
       <w:proofErr w:type="gramStart"/>
       <w:r>
@@ -25411,23 +24491,13 @@
           <w:szCs w:val="40"/>
         </w:rPr>
       </w:pPr>
-      <w:proofErr w:type="spellStart"/>
-      <w:r>
-        <w:rPr>
-          <w:rFonts w:ascii="Preeti" w:hAnsi="Preeti"/>
-          <w:sz w:val="40"/>
-          <w:szCs w:val="40"/>
-        </w:rPr>
-        <w:t>sIff</w:t>
-      </w:r>
-      <w:proofErr w:type="spellEnd"/>
-      <w:r>
-        <w:rPr>
-          <w:rFonts w:ascii="Preeti" w:hAnsi="Preeti"/>
-          <w:sz w:val="40"/>
-          <w:szCs w:val="40"/>
-        </w:rPr>
-        <w:t xml:space="preserve">– </w:t>
+      <w:r>
+        <w:rPr>
+          <w:rFonts w:ascii="Preeti" w:hAnsi="Preeti"/>
+          <w:sz w:val="40"/>
+          <w:szCs w:val="40"/>
+        </w:rPr>
+        <w:t xml:space="preserve">sIff– </w:t>
       </w:r>
       <w:proofErr w:type="gramStart"/>
       <w:r>
@@ -25552,25 +24622,7 @@
           <w:sz w:val="40"/>
           <w:szCs w:val="40"/>
         </w:rPr>
-        <w:t>fª\</w:t>
-      </w:r>
-      <w:proofErr w:type="spellStart"/>
-      <w:r>
-        <w:rPr>
-          <w:rFonts w:ascii="Preeti" w:hAnsi="Preeti"/>
-          <w:sz w:val="40"/>
-          <w:szCs w:val="40"/>
-        </w:rPr>
-        <w:t>sM</w:t>
-      </w:r>
-      <w:proofErr w:type="spellEnd"/>
-      <w:r>
-        <w:rPr>
-          <w:rFonts w:ascii="Preeti" w:hAnsi="Preeti"/>
-          <w:sz w:val="40"/>
-          <w:szCs w:val="40"/>
-        </w:rPr>
-        <w:t xml:space="preserve"> %)</w:t>
+        <w:t>fª\sM %)</w:t>
       </w:r>
     </w:p>
     <w:p>
@@ -25583,23 +24635,13 @@
           <w:szCs w:val="40"/>
         </w:rPr>
       </w:pPr>
-      <w:proofErr w:type="spellStart"/>
-      <w:r>
-        <w:rPr>
-          <w:rFonts w:ascii="Preeti" w:hAnsi="Preeti"/>
-          <w:sz w:val="40"/>
-          <w:szCs w:val="40"/>
-        </w:rPr>
-        <w:t>ljifoM</w:t>
-      </w:r>
-      <w:proofErr w:type="spellEnd"/>
-      <w:r>
-        <w:rPr>
-          <w:rFonts w:ascii="Preeti" w:hAnsi="Preeti"/>
-          <w:sz w:val="40"/>
-          <w:szCs w:val="40"/>
-        </w:rPr>
-        <w:t xml:space="preserve"> </w:t>
+      <w:r>
+        <w:rPr>
+          <w:rFonts w:ascii="Preeti" w:hAnsi="Preeti"/>
+          <w:sz w:val="40"/>
+          <w:szCs w:val="40"/>
+        </w:rPr>
+        <w:t xml:space="preserve">ljifoM </w:t>
       </w:r>
       <w:proofErr w:type="gramStart"/>
       <w:r>
@@ -25608,18 +24650,8 @@
           <w:sz w:val="40"/>
           <w:szCs w:val="40"/>
         </w:rPr>
-        <w:t>g]</w:t>
-      </w:r>
-      <w:proofErr w:type="spellStart"/>
-      <w:r>
-        <w:rPr>
-          <w:rFonts w:ascii="Preeti" w:hAnsi="Preeti"/>
-          <w:sz w:val="40"/>
-          <w:szCs w:val="40"/>
-        </w:rPr>
-        <w:t>kfnL</w:t>
-      </w:r>
-      <w:proofErr w:type="spellEnd"/>
+        <w:t>g]kfnL</w:t>
+      </w:r>
       <w:proofErr w:type="gramEnd"/>
       <w:r>
         <w:rPr>
@@ -25627,18 +24659,8 @@
           <w:sz w:val="40"/>
           <w:szCs w:val="40"/>
         </w:rPr>
-        <w:t xml:space="preserve"> -</w:t>
-      </w:r>
-      <w:proofErr w:type="spellStart"/>
-      <w:r>
-        <w:rPr>
-          <w:rFonts w:ascii="Preeti" w:hAnsi="Preeti"/>
-          <w:sz w:val="40"/>
-          <w:szCs w:val="40"/>
-        </w:rPr>
-        <w:t>lnlvt</w:t>
-      </w:r>
-      <w:proofErr w:type="spellEnd"/>
+        <w:t xml:space="preserve"> -lnlvt</w:t>
+      </w:r>
       <w:r>
         <w:rPr>
           <w:rFonts w:ascii="Preeti" w:hAnsi="Preeti"/>
@@ -25719,7 +24741,6 @@
         </w:rPr>
         <w:tab/>
       </w:r>
-      <w:proofErr w:type="spellStart"/>
       <w:proofErr w:type="gramStart"/>
       <w:r>
         <w:rPr>
@@ -25727,16 +24748,7 @@
           <w:sz w:val="40"/>
           <w:szCs w:val="40"/>
         </w:rPr>
-        <w:t>pQL</w:t>
-      </w:r>
-      <w:proofErr w:type="spellEnd"/>
-      <w:r>
-        <w:rPr>
-          <w:rFonts w:ascii="Preeti" w:hAnsi="Preeti"/>
-          <w:sz w:val="40"/>
-          <w:szCs w:val="40"/>
-        </w:rPr>
-        <w:t>{</w:t>
+        <w:t>pQL{</w:t>
       </w:r>
       <w:proofErr w:type="gramEnd"/>
       <w:r>
@@ -25747,7 +24759,6 @@
         </w:rPr>
         <w:t>0ffª\</w:t>
       </w:r>
-      <w:proofErr w:type="spellStart"/>
       <w:proofErr w:type="gramStart"/>
       <w:r>
         <w:rPr>
@@ -25755,16 +24766,7 @@
           <w:sz w:val="40"/>
           <w:szCs w:val="40"/>
         </w:rPr>
-        <w:t>sM</w:t>
-      </w:r>
-      <w:proofErr w:type="spellEnd"/>
-      <w:r>
-        <w:rPr>
-          <w:rFonts w:ascii="Preeti" w:hAnsi="Preeti"/>
-          <w:sz w:val="40"/>
-          <w:szCs w:val="40"/>
-        </w:rPr>
-        <w:t xml:space="preserve"> !</w:t>
+        <w:t>sM !</w:t>
       </w:r>
       <w:proofErr w:type="gramEnd"/>
       <w:r>
@@ -25870,7 +24872,7 @@
           </mc:Choice>
           <mc:Fallback>
             <w:pict>
-              <v:rect w14:anchorId="4461E8FE" id="Rectangle 131" o:spid="_x0000_s1026" style="position:absolute;margin-left:27.5pt;margin-top:37.55pt;width:247.5pt;height:79.5pt;z-index:251686400;visibility:visible;mso-wrap-style:square;mso-wrap-distance-left:9pt;mso-wrap-distance-top:0;mso-wrap-distance-right:9pt;mso-wrap-distance-bottom:0;mso-position-horizontal:absolute;mso-position-horizontal-relative:text;mso-position-vertical:absolute;mso-position-vertical-relative:text;v-text-anchor:middle" o:gfxdata="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" filled="f" strokecolor="black [3213]" strokeweight="1pt"/>
+              <v:rect w14:anchorId="4BB5131B" id="Rectangle 131" o:spid="_x0000_s1026" style="position:absolute;margin-left:27.5pt;margin-top:37.55pt;width:247.5pt;height:79.5pt;z-index:251686400;visibility:visible;mso-wrap-style:square;mso-wrap-distance-left:9pt;mso-wrap-distance-top:0;mso-wrap-distance-right:9pt;mso-wrap-distance-bottom:0;mso-position-horizontal:absolute;mso-position-horizontal-relative:text;mso-position-vertical:absolute;mso-position-vertical-relative:text;v-text-anchor:middle" o:gfxdata="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" filled="f" strokecolor="black [3213]" strokeweight="1pt"/>
             </w:pict>
           </mc:Fallback>
         </mc:AlternateContent>
@@ -25891,27 +24893,8 @@
           <w:sz w:val="40"/>
           <w:szCs w:val="40"/>
         </w:rPr>
-        <w:t xml:space="preserve"> </w:t>
-      </w:r>
-      <w:proofErr w:type="spellStart"/>
-      <w:r>
-        <w:rPr>
-          <w:rFonts w:ascii="Preeti" w:hAnsi="Preeti"/>
-          <w:sz w:val="40"/>
-          <w:szCs w:val="40"/>
-        </w:rPr>
-        <w:t>cIf</w:t>
-      </w:r>
-      <w:proofErr w:type="spellEnd"/>
-      <w:r>
-        <w:rPr>
-          <w:rFonts w:ascii="Preeti" w:hAnsi="Preeti"/>
-          <w:sz w:val="40"/>
-          <w:szCs w:val="40"/>
-        </w:rPr>
-        <w:t>/</w:t>
-      </w:r>
-      <w:proofErr w:type="spellStart"/>
+        <w:t xml:space="preserve"> cIf/</w:t>
+      </w:r>
       <w:proofErr w:type="gramStart"/>
       <w:r>
         <w:rPr>
@@ -25919,25 +24902,7 @@
           <w:sz w:val="40"/>
           <w:szCs w:val="40"/>
         </w:rPr>
-        <w:t>nfO</w:t>
-      </w:r>
-      <w:proofErr w:type="spellEnd"/>
-      <w:r>
-        <w:rPr>
-          <w:rFonts w:ascii="Preeti" w:hAnsi="Preeti"/>
-          <w:sz w:val="40"/>
-          <w:szCs w:val="40"/>
-        </w:rPr>
-        <w:t xml:space="preserve">{ </w:t>
-      </w:r>
-      <w:proofErr w:type="spellStart"/>
-      <w:r>
-        <w:rPr>
-          <w:rFonts w:ascii="Preeti" w:hAnsi="Preeti"/>
-          <w:sz w:val="40"/>
-          <w:szCs w:val="40"/>
-        </w:rPr>
-        <w:t>qmd</w:t>
+        <w:t>nfO{ qmd</w:t>
       </w:r>
       <w:proofErr w:type="gramEnd"/>
       <w:r>
@@ -25946,27 +24911,8 @@
           <w:sz w:val="40"/>
           <w:szCs w:val="40"/>
         </w:rPr>
-        <w:t>;Fu</w:t>
-      </w:r>
-      <w:proofErr w:type="spellEnd"/>
-      <w:r>
-        <w:rPr>
-          <w:rFonts w:ascii="Preeti" w:hAnsi="Preeti"/>
-          <w:sz w:val="40"/>
-          <w:szCs w:val="40"/>
-        </w:rPr>
-        <w:t xml:space="preserve"> hf]8\</w:t>
-      </w:r>
-      <w:proofErr w:type="spellStart"/>
-      <w:r>
-        <w:rPr>
-          <w:rFonts w:ascii="Preeti" w:hAnsi="Preeti"/>
-          <w:sz w:val="40"/>
-          <w:szCs w:val="40"/>
-        </w:rPr>
-        <w:t>g'xf</w:t>
-      </w:r>
-      <w:proofErr w:type="spellEnd"/>
+        <w:t>;Fu hf]8\g'xf</w:t>
+      </w:r>
       <w:proofErr w:type="gramStart"/>
       <w:r>
         <w:rPr>
@@ -26356,7 +25302,7 @@
           <w:lang w:bidi="ne-NP"/>
         </w:rPr>
         <w:drawing>
-          <wp:anchor distT="0" distB="0" distL="114300" distR="114300" simplePos="0" relativeHeight="251643392" behindDoc="0" locked="0" layoutInCell="1" allowOverlap="1" wp14:anchorId="5C9A1E86" wp14:editId="3F1E4A2C">
+          <wp:anchor distT="0" distB="0" distL="114300" distR="114300" simplePos="0" relativeHeight="251643392" behindDoc="0" locked="0" layoutInCell="1" allowOverlap="1" wp14:anchorId="5C9A1E86" wp14:editId="0D341A74">
             <wp:simplePos x="0" y="0"/>
             <wp:positionH relativeFrom="column">
               <wp:posOffset>2260600</wp:posOffset>
@@ -26436,59 +25382,13 @@
         </w:rPr>
         <w:t xml:space="preserve"> </w:t>
       </w:r>
-      <w:proofErr w:type="spellStart"/>
-      <w:r>
-        <w:rPr>
-          <w:rFonts w:ascii="Preeti" w:hAnsi="Preeti"/>
-          <w:sz w:val="40"/>
-          <w:szCs w:val="40"/>
-        </w:rPr>
-        <w:t>lrqsf</w:t>
-      </w:r>
-      <w:proofErr w:type="spellEnd"/>
-      <w:r>
-        <w:rPr>
-          <w:rFonts w:ascii="Preeti" w:hAnsi="Preeti"/>
-          <w:sz w:val="40"/>
-          <w:szCs w:val="40"/>
-        </w:rPr>
-        <w:t xml:space="preserve">] </w:t>
-      </w:r>
-      <w:proofErr w:type="spellStart"/>
-      <w:r>
-        <w:rPr>
-          <w:rFonts w:ascii="Preeti" w:hAnsi="Preeti"/>
-          <w:sz w:val="40"/>
-          <w:szCs w:val="40"/>
-        </w:rPr>
-        <w:t>klxnf</w:t>
-      </w:r>
-      <w:proofErr w:type="spellEnd"/>
-      <w:r>
-        <w:rPr>
-          <w:rFonts w:ascii="Preeti" w:hAnsi="Preeti"/>
-          <w:sz w:val="40"/>
-          <w:szCs w:val="40"/>
-        </w:rPr>
-        <w:t xml:space="preserve">] </w:t>
-      </w:r>
-      <w:proofErr w:type="spellStart"/>
-      <w:r>
-        <w:rPr>
-          <w:rFonts w:ascii="Preeti" w:hAnsi="Preeti"/>
-          <w:sz w:val="40"/>
-          <w:szCs w:val="40"/>
-        </w:rPr>
-        <w:t>cIf</w:t>
-      </w:r>
-      <w:proofErr w:type="spellEnd"/>
-      <w:r>
-        <w:rPr>
-          <w:rFonts w:ascii="Preeti" w:hAnsi="Preeti"/>
-          <w:sz w:val="40"/>
-          <w:szCs w:val="40"/>
-        </w:rPr>
-        <w:t xml:space="preserve">/ </w:t>
+      <w:r>
+        <w:rPr>
+          <w:rFonts w:ascii="Preeti" w:hAnsi="Preeti"/>
+          <w:sz w:val="40"/>
+          <w:szCs w:val="40"/>
+        </w:rPr>
+        <w:t xml:space="preserve">lrqsf] klxnf] cIf/ </w:t>
       </w:r>
       <w:proofErr w:type="gramStart"/>
       <w:r>
@@ -26497,25 +25397,7 @@
           <w:sz w:val="40"/>
           <w:szCs w:val="40"/>
         </w:rPr>
-        <w:t>n]</w:t>
-      </w:r>
-      <w:proofErr w:type="spellStart"/>
-      <w:r>
-        <w:rPr>
-          <w:rFonts w:ascii="Preeti" w:hAnsi="Preeti"/>
-          <w:sz w:val="40"/>
-          <w:szCs w:val="40"/>
-        </w:rPr>
-        <w:t>Vg'xf</w:t>
-      </w:r>
-      <w:proofErr w:type="spellEnd"/>
-      <w:r>
-        <w:rPr>
-          <w:rFonts w:ascii="Preeti" w:hAnsi="Preeti"/>
-          <w:sz w:val="40"/>
-          <w:szCs w:val="40"/>
-        </w:rPr>
-        <w:t>];\</w:t>
+        <w:t>n]Vg'xf];\</w:t>
       </w:r>
       <w:proofErr w:type="gramEnd"/>
       <w:r>
@@ -26708,7 +25590,7 @@
           <w:lang w:bidi="ne-NP"/>
         </w:rPr>
         <w:drawing>
-          <wp:anchor distT="0" distB="0" distL="114300" distR="114300" simplePos="0" relativeHeight="251608576" behindDoc="0" locked="0" layoutInCell="1" allowOverlap="1" wp14:anchorId="7262242B" wp14:editId="0C5F4D1F">
+          <wp:anchor distT="0" distB="0" distL="114300" distR="114300" simplePos="0" relativeHeight="251608576" behindDoc="0" locked="0" layoutInCell="1" allowOverlap="1" wp14:anchorId="7262242B" wp14:editId="1B906309">
             <wp:simplePos x="0" y="0"/>
             <wp:positionH relativeFrom="column">
               <wp:posOffset>2114550</wp:posOffset>
@@ -27098,72 +25980,8 @@
           <w:sz w:val="40"/>
           <w:szCs w:val="40"/>
         </w:rPr>
-        <w:t xml:space="preserve">#= </w:t>
-      </w:r>
-      <w:proofErr w:type="spellStart"/>
-      <w:r>
-        <w:rPr>
-          <w:rFonts w:ascii="Preeti" w:hAnsi="Preeti"/>
-          <w:sz w:val="40"/>
-          <w:szCs w:val="40"/>
-        </w:rPr>
-        <w:t>lrq</w:t>
-      </w:r>
-      <w:proofErr w:type="spellEnd"/>
-      <w:r>
-        <w:rPr>
-          <w:rFonts w:ascii="Preeti" w:hAnsi="Preeti"/>
-          <w:sz w:val="40"/>
-          <w:szCs w:val="40"/>
-        </w:rPr>
-        <w:t xml:space="preserve"> / </w:t>
-      </w:r>
-      <w:proofErr w:type="spellStart"/>
-      <w:r>
-        <w:rPr>
-          <w:rFonts w:ascii="Preeti" w:hAnsi="Preeti"/>
-          <w:sz w:val="40"/>
-          <w:szCs w:val="40"/>
-        </w:rPr>
-        <w:t>cIf</w:t>
-      </w:r>
-      <w:proofErr w:type="spellEnd"/>
-      <w:r>
-        <w:rPr>
-          <w:rFonts w:ascii="Preeti" w:hAnsi="Preeti"/>
-          <w:sz w:val="40"/>
-          <w:szCs w:val="40"/>
-        </w:rPr>
-        <w:t xml:space="preserve">/sf </w:t>
-      </w:r>
-      <w:proofErr w:type="spellStart"/>
-      <w:r>
-        <w:rPr>
-          <w:rFonts w:ascii="Preeti" w:hAnsi="Preeti"/>
-          <w:sz w:val="40"/>
-          <w:szCs w:val="40"/>
-        </w:rPr>
-        <w:t>lardf</w:t>
-      </w:r>
-      <w:proofErr w:type="spellEnd"/>
-      <w:r>
-        <w:rPr>
-          <w:rFonts w:ascii="Preeti" w:hAnsi="Preeti"/>
-          <w:sz w:val="40"/>
-          <w:szCs w:val="40"/>
-        </w:rPr>
-        <w:t xml:space="preserve"> hf]8f </w:t>
-      </w:r>
-      <w:proofErr w:type="spellStart"/>
-      <w:r>
-        <w:rPr>
-          <w:rFonts w:ascii="Preeti" w:hAnsi="Preeti"/>
-          <w:sz w:val="40"/>
-          <w:szCs w:val="40"/>
-        </w:rPr>
-        <w:t>ldnfpg'xf</w:t>
-      </w:r>
-      <w:proofErr w:type="spellEnd"/>
+        <w:t>#= lrq / cIf/sf lardf hf]8f ldnfpg'xf</w:t>
+      </w:r>
       <w:proofErr w:type="gramStart"/>
       <w:r>
         <w:rPr>
@@ -27573,7 +26391,7 @@
           <w:lang w:bidi="ne-NP"/>
         </w:rPr>
         <w:drawing>
-          <wp:anchor distT="0" distB="0" distL="114300" distR="114300" simplePos="0" relativeHeight="251699712" behindDoc="0" locked="0" layoutInCell="1" allowOverlap="1" wp14:anchorId="3735DA28" wp14:editId="1123256C">
+          <wp:anchor distT="0" distB="0" distL="114300" distR="114300" simplePos="0" relativeHeight="251699712" behindDoc="0" locked="0" layoutInCell="1" allowOverlap="1" wp14:anchorId="3735DA28" wp14:editId="19E25981">
             <wp:simplePos x="0" y="0"/>
             <wp:positionH relativeFrom="column">
               <wp:posOffset>2200588</wp:posOffset>
@@ -27773,6 +26591,7 @@
           <w:sz w:val="40"/>
           <w:szCs w:val="40"/>
         </w:rPr>
+        <w:lastRenderedPageBreak/>
         <w:t>$=</w:t>
       </w:r>
       <w:r>
@@ -27781,27 +26600,8 @@
           <w:sz w:val="40"/>
           <w:szCs w:val="40"/>
         </w:rPr>
-        <w:t xml:space="preserve"> p:t} </w:t>
-      </w:r>
-      <w:proofErr w:type="spellStart"/>
-      <w:r>
-        <w:rPr>
-          <w:rFonts w:ascii="Preeti" w:hAnsi="Preeti"/>
-          <w:sz w:val="40"/>
-          <w:szCs w:val="40"/>
-        </w:rPr>
-        <w:t>cIf</w:t>
-      </w:r>
-      <w:proofErr w:type="spellEnd"/>
-      <w:r>
-        <w:rPr>
-          <w:rFonts w:ascii="Preeti" w:hAnsi="Preeti"/>
-          <w:sz w:val="40"/>
-          <w:szCs w:val="40"/>
-        </w:rPr>
-        <w:t>/</w:t>
-      </w:r>
-      <w:proofErr w:type="spellStart"/>
+        <w:t xml:space="preserve"> p:t} cIf/</w:t>
+      </w:r>
       <w:proofErr w:type="gramStart"/>
       <w:r>
         <w:rPr>
@@ -27809,18 +26609,8 @@
           <w:sz w:val="40"/>
           <w:szCs w:val="40"/>
         </w:rPr>
-        <w:t>nfO</w:t>
-      </w:r>
-      <w:proofErr w:type="spellEnd"/>
-      <w:r>
-        <w:rPr>
-          <w:rFonts w:ascii="Preeti" w:hAnsi="Preeti"/>
-          <w:sz w:val="40"/>
-          <w:szCs w:val="40"/>
-        </w:rPr>
-        <w:t>{ ;</w:t>
-      </w:r>
-      <w:proofErr w:type="spellStart"/>
+        <w:t>nfO{ ;</w:t>
+      </w:r>
       <w:proofErr w:type="gramEnd"/>
       <w:r>
         <w:rPr>
@@ -27828,27 +26618,8 @@
           <w:sz w:val="40"/>
           <w:szCs w:val="40"/>
         </w:rPr>
-        <w:t>fg</w:t>
-      </w:r>
-      <w:proofErr w:type="spellEnd"/>
-      <w:r>
-        <w:rPr>
-          <w:rFonts w:ascii="Preeti" w:hAnsi="Preeti"/>
-          <w:sz w:val="40"/>
-          <w:szCs w:val="40"/>
-        </w:rPr>
-        <w:t>'{</w:t>
-      </w:r>
-      <w:proofErr w:type="spellStart"/>
-      <w:r>
-        <w:rPr>
-          <w:rFonts w:ascii="Preeti" w:hAnsi="Preeti"/>
-          <w:sz w:val="40"/>
-          <w:szCs w:val="40"/>
-        </w:rPr>
-        <w:t>xf</w:t>
-      </w:r>
-      <w:proofErr w:type="spellEnd"/>
+        <w:t>fg'{xf</w:t>
+      </w:r>
       <w:proofErr w:type="gramStart"/>
       <w:r>
         <w:rPr>
@@ -27982,17 +26753,8 @@
           <w:szCs w:val="40"/>
         </w:rPr>
         <w:tab/>
-      </w:r>
-      <w:proofErr w:type="spellStart"/>
-      <w:r>
-        <w:rPr>
-          <w:rFonts w:ascii="Preeti" w:hAnsi="Preeti"/>
-          <w:sz w:val="40"/>
-          <w:szCs w:val="40"/>
-        </w:rPr>
         <w:t>cf</w:t>
       </w:r>
-      <w:proofErr w:type="spellEnd"/>
       <w:r>
         <w:rPr>
           <w:rFonts w:ascii="Preeti" w:hAnsi="Preeti"/>
@@ -28328,7 +27090,7 @@
           </mc:Choice>
           <mc:Fallback>
             <w:pict>
-              <v:oval w14:anchorId="12FBED35" id="Oval 144" o:spid="_x0000_s1026" style="position:absolute;margin-left:138.25pt;margin-top:5pt;width:11.2pt;height:11.2pt;z-index:251701760;visibility:visible;mso-wrap-style:square;mso-wrap-distance-left:9pt;mso-wrap-distance-top:0;mso-wrap-distance-right:9pt;mso-wrap-distance-bottom:0;mso-position-horizontal:absolute;mso-position-horizontal-relative:text;mso-position-vertical:absolute;mso-position-vertical-relative:text;v-text-anchor:middle" o:gfxdata="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" filled="f" strokecolor="black [3213]" strokeweight="1pt">
+              <v:oval w14:anchorId="627BDCD7" id="Oval 144" o:spid="_x0000_s1026" style="position:absolute;margin-left:138.25pt;margin-top:5pt;width:11.2pt;height:11.2pt;z-index:251701760;visibility:visible;mso-wrap-style:square;mso-wrap-distance-left:9pt;mso-wrap-distance-top:0;mso-wrap-distance-right:9pt;mso-wrap-distance-bottom:0;mso-position-horizontal:absolute;mso-position-horizontal-relative:text;mso-position-vertical:absolute;mso-position-vertical-relative:text;v-text-anchor:middle" o:gfxdata="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" filled="f" strokecolor="black [3213]" strokeweight="1pt">
                 <v:stroke joinstyle="miter"/>
               </v:oval>
             </w:pict>
@@ -28341,107 +27103,25 @@
           <w:sz w:val="40"/>
           <w:szCs w:val="40"/>
         </w:rPr>
-        <w:t xml:space="preserve">%= </w:t>
-      </w:r>
-      <w:proofErr w:type="spellStart"/>
-      <w:r>
-        <w:rPr>
-          <w:rFonts w:ascii="Preeti" w:hAnsi="Preeti"/>
-          <w:sz w:val="40"/>
-          <w:szCs w:val="40"/>
-        </w:rPr>
-        <w:t>ærÆ</w:t>
-      </w:r>
-      <w:proofErr w:type="spellEnd"/>
-      <w:r>
-        <w:rPr>
-          <w:rFonts w:ascii="Preeti" w:hAnsi="Preeti"/>
-          <w:sz w:val="40"/>
-          <w:szCs w:val="40"/>
-        </w:rPr>
+        <w:t>%= ærÆ</w:t>
+      </w:r>
+      <w:r>
+        <w:rPr>
+          <w:rFonts w:ascii="Preeti" w:hAnsi="Preeti"/>
+          <w:sz w:val="40"/>
+          <w:szCs w:val="40"/>
+        </w:rPr>
+        <w:t xml:space="preserve"> cIf/df uf]nf] -</w:t>
+      </w:r>
+      <w:r>
+        <w:rPr>
+          <w:rFonts w:ascii="Preeti" w:hAnsi="Preeti"/>
+          <w:sz w:val="40"/>
+          <w:szCs w:val="40"/>
+        </w:rPr>
+        <w:tab/>
         <w:t xml:space="preserve"> </w:t>
       </w:r>
-      <w:proofErr w:type="spellStart"/>
-      <w:r>
-        <w:rPr>
-          <w:rFonts w:ascii="Preeti" w:hAnsi="Preeti"/>
-          <w:sz w:val="40"/>
-          <w:szCs w:val="40"/>
-        </w:rPr>
-        <w:t>cIf</w:t>
-      </w:r>
-      <w:proofErr w:type="spellEnd"/>
-      <w:r>
-        <w:rPr>
-          <w:rFonts w:ascii="Preeti" w:hAnsi="Preeti"/>
-          <w:sz w:val="40"/>
-          <w:szCs w:val="40"/>
-        </w:rPr>
-        <w:t>/</w:t>
-      </w:r>
-      <w:proofErr w:type="spellStart"/>
-      <w:r>
-        <w:rPr>
-          <w:rFonts w:ascii="Preeti" w:hAnsi="Preeti"/>
-          <w:sz w:val="40"/>
-          <w:szCs w:val="40"/>
-        </w:rPr>
-        <w:t>df</w:t>
-      </w:r>
-      <w:proofErr w:type="spellEnd"/>
-      <w:r>
-        <w:rPr>
-          <w:rFonts w:ascii="Preeti" w:hAnsi="Preeti"/>
-          <w:sz w:val="40"/>
-          <w:szCs w:val="40"/>
-        </w:rPr>
-        <w:t xml:space="preserve"> </w:t>
-      </w:r>
-      <w:proofErr w:type="spellStart"/>
-      <w:r>
-        <w:rPr>
-          <w:rFonts w:ascii="Preeti" w:hAnsi="Preeti"/>
-          <w:sz w:val="40"/>
-          <w:szCs w:val="40"/>
-        </w:rPr>
-        <w:t>uf</w:t>
-      </w:r>
-      <w:proofErr w:type="spellEnd"/>
-      <w:r>
-        <w:rPr>
-          <w:rFonts w:ascii="Preeti" w:hAnsi="Preeti"/>
-          <w:sz w:val="40"/>
-          <w:szCs w:val="40"/>
-        </w:rPr>
-        <w:t>]</w:t>
-      </w:r>
-      <w:proofErr w:type="spellStart"/>
-      <w:r>
-        <w:rPr>
-          <w:rFonts w:ascii="Preeti" w:hAnsi="Preeti"/>
-          <w:sz w:val="40"/>
-          <w:szCs w:val="40"/>
-        </w:rPr>
-        <w:t>nf</w:t>
-      </w:r>
-      <w:proofErr w:type="spellEnd"/>
-      <w:r>
-        <w:rPr>
-          <w:rFonts w:ascii="Preeti" w:hAnsi="Preeti"/>
-          <w:sz w:val="40"/>
-          <w:szCs w:val="40"/>
-        </w:rPr>
-        <w:t>] -</w:t>
-      </w:r>
-      <w:r>
-        <w:rPr>
-          <w:rFonts w:ascii="Preeti" w:hAnsi="Preeti"/>
-          <w:sz w:val="40"/>
-          <w:szCs w:val="40"/>
-        </w:rPr>
-        <w:tab/>
-        <w:t xml:space="preserve"> </w:t>
-      </w:r>
       <w:r>
         <w:rPr>
           <w:rFonts w:ascii="Preeti" w:hAnsi="Preeti"/>
@@ -28456,18 +27136,8 @@
           <w:sz w:val="40"/>
           <w:szCs w:val="40"/>
         </w:rPr>
-        <w:t xml:space="preserve"> 3]/f </w:t>
-      </w:r>
-      <w:proofErr w:type="spellStart"/>
-      <w:r>
-        <w:rPr>
-          <w:rFonts w:ascii="Preeti" w:hAnsi="Preeti"/>
-          <w:sz w:val="40"/>
-          <w:szCs w:val="40"/>
-        </w:rPr>
-        <w:t>nufpg'xf</w:t>
-      </w:r>
-      <w:proofErr w:type="spellEnd"/>
+        <w:t xml:space="preserve"> 3]/f nufpg'xf</w:t>
+      </w:r>
       <w:proofErr w:type="gramStart"/>
       <w:r>
         <w:rPr>
@@ -28582,54 +27252,8 @@
           <w:sz w:val="40"/>
           <w:szCs w:val="40"/>
         </w:rPr>
-        <w:t xml:space="preserve">^= </w:t>
-      </w:r>
-      <w:proofErr w:type="spellStart"/>
-      <w:r>
-        <w:rPr>
-          <w:rFonts w:ascii="Preeti" w:hAnsi="Preeti"/>
-          <w:sz w:val="40"/>
-          <w:szCs w:val="40"/>
-        </w:rPr>
-        <w:t>vfnL</w:t>
-      </w:r>
-      <w:proofErr w:type="spellEnd"/>
-      <w:r>
-        <w:rPr>
-          <w:rFonts w:ascii="Preeti" w:hAnsi="Preeti"/>
-          <w:sz w:val="40"/>
-          <w:szCs w:val="40"/>
-        </w:rPr>
-        <w:t xml:space="preserve"> 7fpF </w:t>
-      </w:r>
-      <w:proofErr w:type="spellStart"/>
-      <w:r>
-        <w:rPr>
-          <w:rFonts w:ascii="Preeti" w:hAnsi="Preeti"/>
-          <w:sz w:val="40"/>
-          <w:szCs w:val="40"/>
-        </w:rPr>
-        <w:t>eg</w:t>
-      </w:r>
-      <w:proofErr w:type="spellEnd"/>
-      <w:r>
-        <w:rPr>
-          <w:rFonts w:ascii="Preeti" w:hAnsi="Preeti"/>
-          <w:sz w:val="40"/>
-          <w:szCs w:val="40"/>
-        </w:rPr>
-        <w:t>'{</w:t>
-      </w:r>
-      <w:proofErr w:type="spellStart"/>
-      <w:r>
-        <w:rPr>
-          <w:rFonts w:ascii="Preeti" w:hAnsi="Preeti"/>
-          <w:sz w:val="40"/>
-          <w:szCs w:val="40"/>
-        </w:rPr>
-        <w:t>xf</w:t>
-      </w:r>
-      <w:proofErr w:type="spellEnd"/>
+        <w:t>^= vfnL 7fpF eg'{xf</w:t>
+      </w:r>
       <w:proofErr w:type="gramStart"/>
       <w:r>
         <w:rPr>
@@ -28858,17 +27482,8 @@
           <w:szCs w:val="40"/>
         </w:rPr>
         <w:tab/>
-      </w:r>
-      <w:proofErr w:type="spellStart"/>
-      <w:r>
-        <w:rPr>
-          <w:rFonts w:ascii="Preeti" w:hAnsi="Preeti"/>
-          <w:sz w:val="40"/>
-          <w:szCs w:val="40"/>
-        </w:rPr>
         <w:t>em</w:t>
       </w:r>
-      <w:proofErr w:type="spellEnd"/>
     </w:p>
     <w:p>
       <w:pPr>
@@ -29257,18 +27872,8 @@
           <w:sz w:val="40"/>
           <w:szCs w:val="40"/>
         </w:rPr>
-        <w:t xml:space="preserve"> </w:t>
-      </w:r>
-      <w:proofErr w:type="spellStart"/>
-      <w:r>
-        <w:rPr>
-          <w:rFonts w:ascii="Preeti" w:hAnsi="Preeti"/>
-          <w:sz w:val="40"/>
-          <w:szCs w:val="40"/>
-        </w:rPr>
-        <w:t>cIf</w:t>
-      </w:r>
-      <w:proofErr w:type="spellEnd"/>
+        <w:t xml:space="preserve"> cIf</w:t>
+      </w:r>
       <w:proofErr w:type="gramStart"/>
       <w:r>
         <w:rPr>
@@ -29285,18 +27890,8 @@
           <w:sz w:val="40"/>
           <w:szCs w:val="40"/>
         </w:rPr>
-        <w:t xml:space="preserve"> hf]8f </w:t>
-      </w:r>
-      <w:proofErr w:type="spellStart"/>
-      <w:r>
-        <w:rPr>
-          <w:rFonts w:ascii="Preeti" w:hAnsi="Preeti"/>
-          <w:sz w:val="40"/>
-          <w:szCs w:val="40"/>
-        </w:rPr>
-        <w:t>ldnfpg'xf</w:t>
-      </w:r>
-      <w:proofErr w:type="spellEnd"/>
+        <w:t xml:space="preserve"> hf]8f ldnfpg'xf</w:t>
+      </w:r>
       <w:proofErr w:type="gramStart"/>
       <w:r>
         <w:rPr>
@@ -29406,23 +28001,13 @@
           <w:szCs w:val="40"/>
         </w:rPr>
       </w:pPr>
-      <w:proofErr w:type="spellStart"/>
-      <w:r>
-        <w:rPr>
-          <w:rFonts w:ascii="Preeti" w:hAnsi="Preeti"/>
-          <w:sz w:val="40"/>
-          <w:szCs w:val="40"/>
-        </w:rPr>
-        <w:t>a</w:t>
-      </w:r>
-      <w:proofErr w:type="spellEnd"/>
-      <w:r>
-        <w:rPr>
-          <w:rFonts w:ascii="Preeti" w:hAnsi="Preeti"/>
-          <w:sz w:val="40"/>
-          <w:szCs w:val="40"/>
-        </w:rPr>
-        <w:t>;</w:t>
+      <w:r>
+        <w:rPr>
+          <w:rFonts w:ascii="Preeti" w:hAnsi="Preeti"/>
+          <w:sz w:val="40"/>
+          <w:szCs w:val="40"/>
+        </w:rPr>
+        <w:t>a;</w:t>
       </w:r>
       <w:r>
         <w:rPr>
@@ -29579,17 +28164,8 @@
           <w:szCs w:val="40"/>
         </w:rPr>
         <w:tab/>
-      </w:r>
-      <w:proofErr w:type="spellStart"/>
-      <w:r>
-        <w:rPr>
-          <w:rFonts w:ascii="Preeti" w:hAnsi="Preeti"/>
-          <w:sz w:val="40"/>
-          <w:szCs w:val="40"/>
-        </w:rPr>
         <w:t>rs</w:t>
       </w:r>
-      <w:proofErr w:type="spellEnd"/>
     </w:p>
     <w:p>
       <w:pPr>
@@ -29601,7 +28177,6 @@
           <w:szCs w:val="40"/>
         </w:rPr>
       </w:pPr>
-      <w:proofErr w:type="spellStart"/>
       <w:r>
         <w:rPr>
           <w:rFonts w:ascii="Preeti" w:hAnsi="Preeti"/>
@@ -29610,7 +28185,6 @@
         </w:rPr>
         <w:t>rs</w:t>
       </w:r>
-      <w:proofErr w:type="spellEnd"/>
       <w:r>
         <w:rPr>
           <w:rFonts w:ascii="Preeti" w:hAnsi="Preeti"/>
@@ -29670,9 +28244,9 @@
           <w:sz w:val="40"/>
           <w:szCs w:val="40"/>
         </w:rPr>
+        <w:lastRenderedPageBreak/>
         <w:t xml:space="preserve">*= p:t} </w:t>
       </w:r>
-      <w:proofErr w:type="spellStart"/>
       <w:proofErr w:type="gramStart"/>
       <w:r>
         <w:rPr>
@@ -29680,18 +28254,8 @@
           <w:sz w:val="40"/>
           <w:szCs w:val="40"/>
         </w:rPr>
-        <w:t>zAbnfO</w:t>
-      </w:r>
-      <w:proofErr w:type="spellEnd"/>
-      <w:r>
-        <w:rPr>
-          <w:rFonts w:ascii="Preeti" w:hAnsi="Preeti"/>
-          <w:sz w:val="40"/>
-          <w:szCs w:val="40"/>
-        </w:rPr>
-        <w:t>{ ;</w:t>
-      </w:r>
-      <w:proofErr w:type="spellStart"/>
+        <w:t>zAbnfO{ ;</w:t>
+      </w:r>
       <w:proofErr w:type="gramEnd"/>
       <w:r>
         <w:rPr>
@@ -29699,27 +28263,8 @@
           <w:sz w:val="40"/>
           <w:szCs w:val="40"/>
         </w:rPr>
-        <w:t>fg</w:t>
-      </w:r>
-      <w:proofErr w:type="spellEnd"/>
-      <w:r>
-        <w:rPr>
-          <w:rFonts w:ascii="Preeti" w:hAnsi="Preeti"/>
-          <w:sz w:val="40"/>
-          <w:szCs w:val="40"/>
-        </w:rPr>
-        <w:t>'{</w:t>
-      </w:r>
-      <w:proofErr w:type="spellStart"/>
-      <w:r>
-        <w:rPr>
-          <w:rFonts w:ascii="Preeti" w:hAnsi="Preeti"/>
-          <w:sz w:val="40"/>
-          <w:szCs w:val="40"/>
-        </w:rPr>
-        <w:t>xf</w:t>
-      </w:r>
-      <w:proofErr w:type="spellEnd"/>
+        <w:t>fg'{xf</w:t>
+      </w:r>
       <w:proofErr w:type="gramStart"/>
       <w:r>
         <w:rPr>
@@ -29830,7 +28375,6 @@
           <w:szCs w:val="40"/>
         </w:rPr>
       </w:pPr>
-      <w:proofErr w:type="spellStart"/>
       <w:r>
         <w:rPr>
           <w:rFonts w:ascii="Preeti" w:hAnsi="Preeti"/>
@@ -29839,59 +28383,40 @@
         </w:rPr>
         <w:t>sk</w:t>
       </w:r>
-      <w:proofErr w:type="spellEnd"/>
-      <w:r>
-        <w:rPr>
-          <w:rFonts w:ascii="Preeti" w:hAnsi="Preeti"/>
-          <w:sz w:val="40"/>
-          <w:szCs w:val="40"/>
-        </w:rPr>
-        <w:tab/>
-      </w:r>
-      <w:r>
-        <w:rPr>
-          <w:rFonts w:ascii="Preeti" w:hAnsi="Preeti"/>
-          <w:sz w:val="40"/>
-          <w:szCs w:val="40"/>
-        </w:rPr>
-        <w:tab/>
-      </w:r>
-      <w:proofErr w:type="spellStart"/>
-      <w:r>
-        <w:rPr>
-          <w:rFonts w:ascii="Preeti" w:hAnsi="Preeti"/>
-          <w:sz w:val="40"/>
-          <w:szCs w:val="40"/>
-        </w:rPr>
+      <w:r>
+        <w:rPr>
+          <w:rFonts w:ascii="Preeti" w:hAnsi="Preeti"/>
+          <w:sz w:val="40"/>
+          <w:szCs w:val="40"/>
+        </w:rPr>
+        <w:tab/>
+      </w:r>
+      <w:r>
+        <w:rPr>
+          <w:rFonts w:ascii="Preeti" w:hAnsi="Preeti"/>
+          <w:sz w:val="40"/>
+          <w:szCs w:val="40"/>
+        </w:rPr>
+        <w:tab/>
         <w:t>dn</w:t>
       </w:r>
-      <w:proofErr w:type="spellEnd"/>
-      <w:r>
-        <w:rPr>
-          <w:rFonts w:ascii="Preeti" w:hAnsi="Preeti"/>
-          <w:sz w:val="40"/>
-          <w:szCs w:val="40"/>
-        </w:rPr>
-        <w:tab/>
-      </w:r>
-      <w:r>
-        <w:rPr>
-          <w:rFonts w:ascii="Preeti" w:hAnsi="Preeti"/>
-          <w:sz w:val="40"/>
-          <w:szCs w:val="40"/>
-        </w:rPr>
-        <w:tab/>
-      </w:r>
-      <w:proofErr w:type="spellStart"/>
-      <w:r>
-        <w:rPr>
-          <w:rFonts w:ascii="Preeti" w:hAnsi="Preeti"/>
-          <w:sz w:val="40"/>
-          <w:szCs w:val="40"/>
-        </w:rPr>
+      <w:r>
+        <w:rPr>
+          <w:rFonts w:ascii="Preeti" w:hAnsi="Preeti"/>
+          <w:sz w:val="40"/>
+          <w:szCs w:val="40"/>
+        </w:rPr>
+        <w:tab/>
+      </w:r>
+      <w:r>
+        <w:rPr>
+          <w:rFonts w:ascii="Preeti" w:hAnsi="Preeti"/>
+          <w:sz w:val="40"/>
+          <w:szCs w:val="40"/>
+        </w:rPr>
+        <w:tab/>
         <w:t>rn</w:t>
       </w:r>
-      <w:proofErr w:type="spellEnd"/>
     </w:p>
     <w:p>
       <w:pPr>
@@ -30045,72 +28570,8 @@
           <w:sz w:val="40"/>
           <w:szCs w:val="40"/>
         </w:rPr>
-        <w:t xml:space="preserve"> </w:t>
-      </w:r>
-      <w:proofErr w:type="spellStart"/>
-      <w:r>
-        <w:rPr>
-          <w:rFonts w:ascii="Preeti" w:hAnsi="Preeti"/>
-          <w:sz w:val="40"/>
-          <w:szCs w:val="40"/>
-        </w:rPr>
-        <w:t>tnsf</w:t>
-      </w:r>
-      <w:proofErr w:type="spellEnd"/>
-      <w:r>
-        <w:rPr>
-          <w:rFonts w:ascii="Preeti" w:hAnsi="Preeti"/>
-          <w:sz w:val="40"/>
-          <w:szCs w:val="40"/>
-        </w:rPr>
-        <w:t xml:space="preserve">] </w:t>
-      </w:r>
-      <w:proofErr w:type="spellStart"/>
-      <w:r>
-        <w:rPr>
-          <w:rFonts w:ascii="Preeti" w:hAnsi="Preeti"/>
-          <w:sz w:val="40"/>
-          <w:szCs w:val="40"/>
-        </w:rPr>
-        <w:t>lrqdf</w:t>
-      </w:r>
-      <w:proofErr w:type="spellEnd"/>
-      <w:r>
-        <w:rPr>
-          <w:rFonts w:ascii="Preeti" w:hAnsi="Preeti"/>
-          <w:sz w:val="40"/>
-          <w:szCs w:val="40"/>
-        </w:rPr>
-        <w:t xml:space="preserve"> /ª </w:t>
-      </w:r>
-      <w:proofErr w:type="spellStart"/>
-      <w:r>
-        <w:rPr>
-          <w:rFonts w:ascii="Preeti" w:hAnsi="Preeti"/>
-          <w:sz w:val="40"/>
-          <w:szCs w:val="40"/>
-        </w:rPr>
-        <w:t>eg</w:t>
-      </w:r>
-      <w:proofErr w:type="spellEnd"/>
-      <w:r>
-        <w:rPr>
-          <w:rFonts w:ascii="Preeti" w:hAnsi="Preeti"/>
-          <w:sz w:val="40"/>
-          <w:szCs w:val="40"/>
-        </w:rPr>
-        <w:t>'{</w:t>
-      </w:r>
-      <w:proofErr w:type="spellStart"/>
-      <w:r>
-        <w:rPr>
-          <w:rFonts w:ascii="Preeti" w:hAnsi="Preeti"/>
-          <w:sz w:val="40"/>
-          <w:szCs w:val="40"/>
-        </w:rPr>
-        <w:t>xf</w:t>
-      </w:r>
-      <w:proofErr w:type="spellEnd"/>
+        <w:t xml:space="preserve"> tnsf] lrqdf /ª eg'{xf</w:t>
+      </w:r>
       <w:proofErr w:type="gramStart"/>
       <w:r>
         <w:rPr>
@@ -30348,6 +28809,7 @@
           <w:szCs w:val="40"/>
           <w:lang w:bidi="ne-NP"/>
         </w:rPr>
+        <w:lastRenderedPageBreak/>
         <w:t>Green Society Public School</w:t>
       </w:r>
     </w:p>
@@ -30495,7 +28957,6 @@
         </w:rPr>
         <w:t xml:space="preserve">Sub: </w:t>
       </w:r>
-      <w:proofErr w:type="spellStart"/>
       <w:r>
         <w:rPr>
           <w:rFonts w:ascii="Times New Roman" w:hAnsi="Times New Roman" w:cs="Times New Roman"/>
@@ -30505,7 +28966,6 @@
         </w:rPr>
         <w:t>Maths</w:t>
       </w:r>
-      <w:proofErr w:type="spellEnd"/>
       <w:r>
         <w:rPr>
           <w:rFonts w:ascii="Times New Roman" w:hAnsi="Times New Roman" w:cs="Times New Roman"/>
@@ -31713,7 +30173,7 @@
           </mc:Choice>
           <mc:Fallback>
             <w:pict>
-              <v:rect w14:anchorId="11231023" id="Rectangle 147" o:spid="_x0000_s1026" style="position:absolute;margin-left:1.45pt;margin-top:44.55pt;width:61.65pt;height:46.1pt;z-index:251712000;visibility:visible;mso-wrap-style:square;mso-wrap-distance-left:9pt;mso-wrap-distance-top:0;mso-wrap-distance-right:9pt;mso-wrap-distance-bottom:0;mso-position-horizontal:absolute;mso-position-horizontal-relative:text;mso-position-vertical:absolute;mso-position-vertical-relative:text;v-text-anchor:middle" o:gfxdata="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" filled="f" strokecolor="black [3213]" strokeweight="1pt"/>
+              <v:rect w14:anchorId="3DC0FA9C" id="Rectangle 147" o:spid="_x0000_s1026" style="position:absolute;margin-left:1.45pt;margin-top:44.55pt;width:61.65pt;height:46.1pt;z-index:251712000;visibility:visible;mso-wrap-style:square;mso-wrap-distance-left:9pt;mso-wrap-distance-top:0;mso-wrap-distance-right:9pt;mso-wrap-distance-bottom:0;mso-position-horizontal:absolute;mso-position-horizontal-relative:text;mso-position-vertical:absolute;mso-position-vertical-relative:text;v-text-anchor:middle" o:gfxdata="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" filled="f" strokecolor="black [3213]" strokeweight="1pt"/>
             </w:pict>
           </mc:Fallback>
         </mc:AlternateContent>
@@ -31964,7 +30424,7 @@
           </mc:Choice>
           <mc:Fallback>
             <w:pict>
-              <v:oval w14:anchorId="1278E257" id="Oval 152" o:spid="_x0000_s1026" style="position:absolute;margin-left:427.65pt;margin-top:2.1pt;width:75.45pt;height:42.55pt;z-index:251732992;visibility:visible;mso-wrap-style:square;mso-width-percent:0;mso-height-percent:0;mso-wrap-distance-left:9pt;mso-wrap-distance-top:0;mso-wrap-distance-right:9pt;mso-wrap-distance-bottom:0;mso-position-horizontal:absolute;mso-position-horizontal-relative:text;mso-position-vertical:absolute;mso-position-vertical-relative:text;mso-width-percent:0;mso-height-percent:0;mso-width-relative:margin;mso-height-relative:margin;v-text-anchor:middle" o:gfxdata="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" filled="f" strokecolor="black [3213]" strokeweight="1pt">
+              <v:oval w14:anchorId="5F5C328C" id="Oval 152" o:spid="_x0000_s1026" style="position:absolute;margin-left:427.65pt;margin-top:2.1pt;width:75.45pt;height:42.55pt;z-index:251732992;visibility:visible;mso-wrap-style:square;mso-width-percent:0;mso-height-percent:0;mso-wrap-distance-left:9pt;mso-wrap-distance-top:0;mso-wrap-distance-right:9pt;mso-wrap-distance-bottom:0;mso-position-horizontal:absolute;mso-position-horizontal-relative:text;mso-position-vertical:absolute;mso-position-vertical-relative:text;mso-width-percent:0;mso-height-percent:0;mso-width-relative:margin;mso-height-relative:margin;v-text-anchor:middle" o:gfxdata="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" filled="f" strokecolor="black [3213]" strokeweight="1pt">
                 <v:stroke joinstyle="miter"/>
               </v:oval>
             </w:pict>
